--- a/docs/CL_Change_Log.docx
+++ b/docs/CL_Change_Log.docx
@@ -636,6 +636,68 @@
                 <w:sz w:val="19"/>
               </w:rPr>
               <w:t>BRAM double-buffering, full formal docs set (ICD, SRS, SDD, SDP, CM, STP, STR, VC, TM, BR, CL)</w:t>
+            </w:r>
+          </w:p>
+        </w:tc>
+      </w:tr>
+      <w:tr>
+        <w:tc>
+          <w:tcPr>
+            <w:tcW w:type="dxa" w:w="1152"/>
+            <w:shd w:val="clear" w:color="auto" w:fill="FFFFFF"/>
+          </w:tcPr>
+          <w:p>
+            <w:pPr>
+              <w:jc w:val="left"/>
+            </w:pPr>
+            <w:r>
+              <w:rPr>
+                <w:b w:val="0"/>
+                <w:i w:val="0"/>
+                <w:color w:val="000000"/>
+                <w:sz w:val="19"/>
+              </w:rPr>
+              <w:t>V1.1</w:t>
+            </w:r>
+          </w:p>
+        </w:tc>
+        <w:tc>
+          <w:tcPr>
+            <w:tcW w:type="dxa" w:w="1440"/>
+            <w:shd w:val="clear" w:color="auto" w:fill="FFFFFF"/>
+          </w:tcPr>
+          <w:p>
+            <w:pPr>
+              <w:jc w:val="left"/>
+            </w:pPr>
+            <w:r>
+              <w:rPr>
+                <w:b w:val="0"/>
+                <w:i w:val="0"/>
+                <w:color w:val="000000"/>
+                <w:sz w:val="19"/>
+              </w:rPr>
+              <w:t>2026-05-24</w:t>
+            </w:r>
+          </w:p>
+        </w:tc>
+        <w:tc>
+          <w:tcPr>
+            <w:tcW w:type="dxa" w:w="7920"/>
+            <w:shd w:val="clear" w:color="auto" w:fill="FFFFFF"/>
+          </w:tcPr>
+          <w:p>
+            <w:pPr>
+              <w:jc w:val="left"/>
+            </w:pPr>
+            <w:r>
+              <w:rPr>
+                <w:b w:val="0"/>
+                <w:i w:val="0"/>
+                <w:color w:val="000000"/>
+                <w:sz w:val="19"/>
+              </w:rPr>
+              <w:t>Standalone 1-bit FIFO IP (pal_fifo_bool, DEPTH=600000). 7-phase testbench. All docs updated.</w:t>
             </w:r>
           </w:p>
         </w:tc>
@@ -1551,6 +1613,104 @@
         <w:tc>
           <w:tcPr>
             <w:tcW w:type="dxa" w:w="864"/>
+            <w:shd w:val="clear" w:color="auto" w:fill="1F497D"/>
+          </w:tcPr>
+          <w:p>
+            <w:pPr>
+              <w:jc w:val="left"/>
+            </w:pPr>
+            <w:r>
+              <w:rPr>
+                <w:b/>
+                <w:i w:val="0"/>
+                <w:color w:val="FFFFFF"/>
+                <w:sz w:val="20"/>
+              </w:rPr>
+              <w:t>V1.1</w:t>
+            </w:r>
+          </w:p>
+        </w:tc>
+        <w:tc>
+          <w:tcPr>
+            <w:tcW w:type="dxa" w:w="1296"/>
+            <w:shd w:val="clear" w:color="auto" w:fill="1F497D"/>
+          </w:tcPr>
+          <w:p>
+            <w:pPr>
+              <w:jc w:val="left"/>
+            </w:pPr>
+            <w:r>
+              <w:rPr>
+                <w:b w:val="0"/>
+                <w:i w:val="0"/>
+                <w:color w:val="FFFFFF"/>
+                <w:sz w:val="19"/>
+              </w:rPr>
+              <w:t>2026-05-24</w:t>
+            </w:r>
+          </w:p>
+        </w:tc>
+        <w:tc>
+          <w:tcPr>
+            <w:tcW w:type="dxa" w:w="2592"/>
+            <w:shd w:val="clear" w:color="auto" w:fill="1F497D"/>
+          </w:tcPr>
+          <w:p>
+            <w:pPr>
+              <w:jc w:val="left"/>
+            </w:pPr>
+            <w:r>
+              <w:rPr>
+                <w:b/>
+                <w:i w:val="0"/>
+                <w:color w:val="FFFFFF"/>
+                <w:sz w:val="20"/>
+              </w:rPr>
+              <w:t>[feat] Standalone 1-bit FIFO IP (pal_fifo_bool)</w:t>
+            </w:r>
+          </w:p>
+        </w:tc>
+        <w:tc>
+          <w:tcPr>
+            <w:tcW w:type="dxa" w:w="5760"/>
+            <w:shd w:val="clear" w:color="auto" w:fill="DAE8FC"/>
+          </w:tcPr>
+          <w:p>
+            <w:pPr>
+              <w:jc w:val="left"/>
+            </w:pPr>
+            <w:r>
+              <w:rPr>
+                <w:b w:val="0"/>
+                <w:i w:val="0"/>
+                <w:color w:val="000000"/>
+                <w:sz w:val="17"/>
+              </w:rPr>
+              <w:t>New entity pal_fifo_bool: 1-bit Boolean FIFO, DEPTH=600,000 entries (19 BRAM36 tiles). Circular buffer with wr_ptr/rd_ptr/count. Flags: full, empty, almost_full, almost_empty. Strobes: wr_ack, rd_valid. 20-bit level output. Synchronous reset. Self-checking testbench tb_pal_fifo_bool: 7 phases (write, read, full, empty, simultaneous r/w, reset, wrap-around). ALL PASS. Not connected to BRAM display path.</w:t>
+              <w:br/>
+              <w:t>Files: tv/fifo/pal_fifo_bool.vhd, tv/fifo/tb_pal_fifo_bool.vhd</w:t>
+            </w:r>
+          </w:p>
+        </w:tc>
+      </w:tr>
+    </w:tbl>
+    <w:p/>
+    <w:tbl>
+      <w:tblPr>
+        <w:tblStyle w:val="TableGrid"/>
+        <w:tblW w:type="auto" w:w="0"/>
+        <w:tblLook w:firstColumn="1" w:firstRow="1" w:lastColumn="0" w:lastRow="0" w:noHBand="0" w:noVBand="1" w:val="04A0"/>
+      </w:tblPr>
+      <w:tblGrid>
+        <w:gridCol w:w="2436"/>
+        <w:gridCol w:w="2436"/>
+        <w:gridCol w:w="2436"/>
+        <w:gridCol w:w="2436"/>
+      </w:tblGrid>
+      <w:tr>
+        <w:tc>
+          <w:tcPr>
+            <w:tcW w:type="dxa" w:w="864"/>
             <w:shd w:val="clear" w:color="auto" w:fill="2E74B5"/>
           </w:tcPr>
           <w:p>

--- a/docs/CL_Change_Log.docx
+++ b/docs/CL_Change_Log.docx
@@ -10,7 +10,7 @@
         <w:rPr>
           <w:b/>
           <w:color w:val="1F497D"/>
-          <w:sz w:val="40"/>
+          <w:sz w:val="44"/>
         </w:rPr>
         <w:t>PAL / NTSC Video IP Core</w:t>
       </w:r>
@@ -23,9 +23,9 @@
         <w:rPr>
           <w:b/>
           <w:color w:val="2E74B5"/>
-          <w:sz w:val="30"/>
+          <w:sz w:val="32"/>
         </w:rPr>
-        <w:t>Project Change Log</w:t>
+        <w:t>Change Log &amp; Working Features</w:t>
       </w:r>
     </w:p>
     <w:p>
@@ -38,21 +38,7 @@
           <w:color w:val="606060"/>
           <w:sz w:val="18"/>
         </w:rPr>
-        <w:t>Rev 1.0  |  CL-001  |  2026-05-24</w:t>
-      </w:r>
-    </w:p>
-    <w:p/>
-    <w:p>
-      <w:pPr>
-        <w:jc w:val="center"/>
-      </w:pPr>
-      <w:r>
-        <w:rPr>
-          <w:i/>
-          <w:color w:val="606060"/>
-          <w:sz w:val="18"/>
-        </w:rPr>
-        <w:t>Branch: claude/xilinx-pal-video-ip-RIDhJ</w:t>
+        <w:t>Branch: claude/xilinx-pal-video-ip-RIDhJ     Last updated: 2026-05-24</w:t>
       </w:r>
     </w:p>
     <w:p>
@@ -68,651 +54,7 @@
         <w:rPr>
           <w:color w:val="1F497D"/>
         </w:rPr>
-        <w:t>1  Version Baseline History</w:t>
-      </w:r>
-    </w:p>
-    <w:tbl>
-      <w:tblPr>
-        <w:tblStyle w:val="TableGrid"/>
-        <w:tblW w:type="auto" w:w="0"/>
-        <w:tblLook w:firstColumn="1" w:firstRow="1" w:lastColumn="0" w:lastRow="0" w:noHBand="0" w:noVBand="1" w:val="04A0"/>
-      </w:tblPr>
-      <w:tblGrid>
-        <w:gridCol w:w="3249"/>
-        <w:gridCol w:w="3249"/>
-        <w:gridCol w:w="3249"/>
-      </w:tblGrid>
-      <w:tr>
-        <w:tc>
-          <w:tcPr>
-            <w:tcW w:type="dxa" w:w="1152"/>
-            <w:shd w:val="clear" w:color="auto" w:fill="1F497D"/>
-          </w:tcPr>
-          <w:p>
-            <w:pPr>
-              <w:jc w:val="left"/>
-            </w:pPr>
-            <w:r>
-              <w:rPr>
-                <w:b/>
-                <w:i w:val="0"/>
-                <w:color w:val="FFFFFF"/>
-                <w:sz w:val="20"/>
-              </w:rPr>
-              <w:t>Version</w:t>
-            </w:r>
-          </w:p>
-        </w:tc>
-        <w:tc>
-          <w:tcPr>
-            <w:tcW w:type="dxa" w:w="1440"/>
-            <w:shd w:val="clear" w:color="auto" w:fill="1F497D"/>
-          </w:tcPr>
-          <w:p>
-            <w:pPr>
-              <w:jc w:val="left"/>
-            </w:pPr>
-            <w:r>
-              <w:rPr>
-                <w:b/>
-                <w:i w:val="0"/>
-                <w:color w:val="FFFFFF"/>
-                <w:sz w:val="20"/>
-              </w:rPr>
-              <w:t>Date</w:t>
-            </w:r>
-          </w:p>
-        </w:tc>
-        <w:tc>
-          <w:tcPr>
-            <w:tcW w:type="dxa" w:w="7920"/>
-            <w:shd w:val="clear" w:color="auto" w:fill="1F497D"/>
-          </w:tcPr>
-          <w:p>
-            <w:pPr>
-              <w:jc w:val="left"/>
-            </w:pPr>
-            <w:r>
-              <w:rPr>
-                <w:b/>
-                <w:i w:val="0"/>
-                <w:color w:val="FFFFFF"/>
-                <w:sz w:val="20"/>
-              </w:rPr>
-              <w:t>Description</w:t>
-            </w:r>
-          </w:p>
-        </w:tc>
-      </w:tr>
-      <w:tr>
-        <w:tc>
-          <w:tcPr>
-            <w:tcW w:type="dxa" w:w="1152"/>
-            <w:shd w:val="clear" w:color="auto" w:fill="FFFFFF"/>
-          </w:tcPr>
-          <w:p>
-            <w:pPr>
-              <w:jc w:val="left"/>
-            </w:pPr>
-            <w:r>
-              <w:rPr>
-                <w:b w:val="0"/>
-                <w:i w:val="0"/>
-                <w:color w:val="000000"/>
-                <w:sz w:val="19"/>
-              </w:rPr>
-              <w:t>V0.1</w:t>
-            </w:r>
-          </w:p>
-        </w:tc>
-        <w:tc>
-          <w:tcPr>
-            <w:tcW w:type="dxa" w:w="1440"/>
-            <w:shd w:val="clear" w:color="auto" w:fill="FFFFFF"/>
-          </w:tcPr>
-          <w:p>
-            <w:pPr>
-              <w:jc w:val="left"/>
-            </w:pPr>
-            <w:r>
-              <w:rPr>
-                <w:b w:val="0"/>
-                <w:i w:val="0"/>
-                <w:color w:val="000000"/>
-                <w:sz w:val="19"/>
-              </w:rPr>
-              <w:t>2026-05-22</w:t>
-            </w:r>
-          </w:p>
-        </w:tc>
-        <w:tc>
-          <w:tcPr>
-            <w:tcW w:type="dxa" w:w="7920"/>
-            <w:shd w:val="clear" w:color="auto" w:fill="FFFFFF"/>
-          </w:tcPr>
-          <w:p>
-            <w:pPr>
-              <w:jc w:val="left"/>
-            </w:pPr>
-            <w:r>
-              <w:rPr>
-                <w:b w:val="0"/>
-                <w:i w:val="0"/>
-                <w:color w:val="000000"/>
-                <w:sz w:val="19"/>
-              </w:rPr>
-              <w:t>Initial: pal_timing, pal_csync_il, opt1/2/3 variants, base patterns sel 0–3</w:t>
-            </w:r>
-          </w:p>
-        </w:tc>
-      </w:tr>
-      <w:tr>
-        <w:tc>
-          <w:tcPr>
-            <w:tcW w:type="dxa" w:w="1152"/>
-            <w:shd w:val="clear" w:color="auto" w:fill="DAE8FC"/>
-          </w:tcPr>
-          <w:p>
-            <w:pPr>
-              <w:jc w:val="left"/>
-            </w:pPr>
-            <w:r>
-              <w:rPr>
-                <w:b w:val="0"/>
-                <w:i w:val="0"/>
-                <w:color w:val="000000"/>
-                <w:sz w:val="19"/>
-              </w:rPr>
-              <w:t>V0.2</w:t>
-            </w:r>
-          </w:p>
-        </w:tc>
-        <w:tc>
-          <w:tcPr>
-            <w:tcW w:type="dxa" w:w="1440"/>
-            <w:shd w:val="clear" w:color="auto" w:fill="DAE8FC"/>
-          </w:tcPr>
-          <w:p>
-            <w:pPr>
-              <w:jc w:val="left"/>
-            </w:pPr>
-            <w:r>
-              <w:rPr>
-                <w:b w:val="0"/>
-                <w:i w:val="0"/>
-                <w:color w:val="000000"/>
-                <w:sz w:val="19"/>
-              </w:rPr>
-              <w:t>2026-05-22</w:t>
-            </w:r>
-          </w:p>
-        </w:tc>
-        <w:tc>
-          <w:tcPr>
-            <w:tcW w:type="dxa" w:w="7920"/>
-            <w:shd w:val="clear" w:color="auto" w:fill="DAE8FC"/>
-          </w:tcPr>
-          <w:p>
-            <w:pPr>
-              <w:jc w:val="left"/>
-            </w:pPr>
-            <w:r>
-              <w:rPr>
-                <w:b w:val="0"/>
-                <w:i w:val="0"/>
-                <w:color w:val="000000"/>
-                <w:sz w:val="19"/>
-              </w:rPr>
-              <w:t>BRAM image display (sel=4), natural sequential row addressing, pal_bram_loader</w:t>
-            </w:r>
-          </w:p>
-        </w:tc>
-      </w:tr>
-      <w:tr>
-        <w:tc>
-          <w:tcPr>
-            <w:tcW w:type="dxa" w:w="1152"/>
-            <w:shd w:val="clear" w:color="auto" w:fill="FFFFFF"/>
-          </w:tcPr>
-          <w:p>
-            <w:pPr>
-              <w:jc w:val="left"/>
-            </w:pPr>
-            <w:r>
-              <w:rPr>
-                <w:b w:val="0"/>
-                <w:i w:val="0"/>
-                <w:color w:val="000000"/>
-                <w:sz w:val="19"/>
-              </w:rPr>
-              <w:t>V0.3</w:t>
-            </w:r>
-          </w:p>
-        </w:tc>
-        <w:tc>
-          <w:tcPr>
-            <w:tcW w:type="dxa" w:w="1440"/>
-            <w:shd w:val="clear" w:color="auto" w:fill="FFFFFF"/>
-          </w:tcPr>
-          <w:p>
-            <w:pPr>
-              <w:jc w:val="left"/>
-            </w:pPr>
-            <w:r>
-              <w:rPr>
-                <w:b w:val="0"/>
-                <w:i w:val="0"/>
-                <w:color w:val="000000"/>
-                <w:sz w:val="19"/>
-              </w:rPr>
-              <w:t>2026-05-23</w:t>
-            </w:r>
-          </w:p>
-        </w:tc>
-        <w:tc>
-          <w:tcPr>
-            <w:tcW w:type="dxa" w:w="7920"/>
-            <w:shd w:val="clear" w:color="auto" w:fill="FFFFFF"/>
-          </w:tcPr>
-          <w:p>
-            <w:pPr>
-              <w:jc w:val="left"/>
-            </w:pPr>
-            <w:r>
-              <w:rPr>
-                <w:b w:val="0"/>
-                <w:i w:val="0"/>
-                <w:color w:val="000000"/>
-                <w:sz w:val="19"/>
-              </w:rPr>
-              <w:t>sel 5–9, ball control ports, crosshatch ports, NTSC mode (video_bram_top)</w:t>
-            </w:r>
-          </w:p>
-        </w:tc>
-      </w:tr>
-      <w:tr>
-        <w:tc>
-          <w:tcPr>
-            <w:tcW w:type="dxa" w:w="1152"/>
-            <w:shd w:val="clear" w:color="auto" w:fill="DAE8FC"/>
-          </w:tcPr>
-          <w:p>
-            <w:pPr>
-              <w:jc w:val="left"/>
-            </w:pPr>
-            <w:r>
-              <w:rPr>
-                <w:b w:val="0"/>
-                <w:i w:val="0"/>
-                <w:color w:val="000000"/>
-                <w:sz w:val="19"/>
-              </w:rPr>
-              <w:t>V0.4</w:t>
-            </w:r>
-          </w:p>
-        </w:tc>
-        <w:tc>
-          <w:tcPr>
-            <w:tcW w:type="dxa" w:w="1440"/>
-            <w:shd w:val="clear" w:color="auto" w:fill="DAE8FC"/>
-          </w:tcPr>
-          <w:p>
-            <w:pPr>
-              <w:jc w:val="left"/>
-            </w:pPr>
-            <w:r>
-              <w:rPr>
-                <w:b w:val="0"/>
-                <w:i w:val="0"/>
-                <w:color w:val="000000"/>
-                <w:sz w:val="19"/>
-              </w:rPr>
-              <w:t>2026-05-23</w:t>
-            </w:r>
-          </w:p>
-        </w:tc>
-        <w:tc>
-          <w:tcPr>
-            <w:tcW w:type="dxa" w:w="7920"/>
-            <w:shd w:val="clear" w:color="auto" w:fill="DAE8FC"/>
-          </w:tcPr>
-          <w:p>
-            <w:pPr>
-              <w:jc w:val="left"/>
-            </w:pPr>
-            <w:r>
-              <w:rPr>
-                <w:b w:val="0"/>
-                <w:i w:val="0"/>
-                <w:color w:val="000000"/>
-                <w:sz w:val="19"/>
-              </w:rPr>
-              <w:t>Separate sync outputs (line_sync_o, frame_sync_o, field_o)</w:t>
-            </w:r>
-          </w:p>
-        </w:tc>
-      </w:tr>
-      <w:tr>
-        <w:tc>
-          <w:tcPr>
-            <w:tcW w:type="dxa" w:w="1152"/>
-            <w:shd w:val="clear" w:color="auto" w:fill="FFFFFF"/>
-          </w:tcPr>
-          <w:p>
-            <w:pPr>
-              <w:jc w:val="left"/>
-            </w:pPr>
-            <w:r>
-              <w:rPr>
-                <w:b w:val="0"/>
-                <w:i w:val="0"/>
-                <w:color w:val="000000"/>
-                <w:sz w:val="19"/>
-              </w:rPr>
-              <w:t>V0.5</w:t>
-            </w:r>
-          </w:p>
-        </w:tc>
-        <w:tc>
-          <w:tcPr>
-            <w:tcW w:type="dxa" w:w="1440"/>
-            <w:shd w:val="clear" w:color="auto" w:fill="FFFFFF"/>
-          </w:tcPr>
-          <w:p>
-            <w:pPr>
-              <w:jc w:val="left"/>
-            </w:pPr>
-            <w:r>
-              <w:rPr>
-                <w:b w:val="0"/>
-                <w:i w:val="0"/>
-                <w:color w:val="000000"/>
-                <w:sz w:val="19"/>
-              </w:rPr>
-              <w:t>2026-05-23</w:t>
-            </w:r>
-          </w:p>
-        </w:tc>
-        <w:tc>
-          <w:tcPr>
-            <w:tcW w:type="dxa" w:w="7920"/>
-            <w:shd w:val="clear" w:color="auto" w:fill="FFFFFF"/>
-          </w:tcPr>
-          <w:p>
-            <w:pPr>
-              <w:jc w:val="left"/>
-            </w:pPr>
-            <w:r>
-              <w:rPr>
-                <w:b w:val="0"/>
-                <w:i w:val="0"/>
-                <w:color w:val="000000"/>
-                <w:sz w:val="19"/>
-              </w:rPr>
-              <w:t>HTML pattern generator tool v1 and v2 (text overlay, multi-zone)</w:t>
-            </w:r>
-          </w:p>
-        </w:tc>
-      </w:tr>
-      <w:tr>
-        <w:tc>
-          <w:tcPr>
-            <w:tcW w:type="dxa" w:w="1152"/>
-            <w:shd w:val="clear" w:color="auto" w:fill="DAE8FC"/>
-          </w:tcPr>
-          <w:p>
-            <w:pPr>
-              <w:jc w:val="left"/>
-            </w:pPr>
-            <w:r>
-              <w:rPr>
-                <w:b w:val="0"/>
-                <w:i w:val="0"/>
-                <w:color w:val="000000"/>
-                <w:sz w:val="19"/>
-              </w:rPr>
-              <w:t>V0.6</w:t>
-            </w:r>
-          </w:p>
-        </w:tc>
-        <w:tc>
-          <w:tcPr>
-            <w:tcW w:type="dxa" w:w="1440"/>
-            <w:shd w:val="clear" w:color="auto" w:fill="DAE8FC"/>
-          </w:tcPr>
-          <w:p>
-            <w:pPr>
-              <w:jc w:val="left"/>
-            </w:pPr>
-            <w:r>
-              <w:rPr>
-                <w:b w:val="0"/>
-                <w:i w:val="0"/>
-                <w:color w:val="000000"/>
-                <w:sz w:val="19"/>
-              </w:rPr>
-              <w:t>2026-05-24</w:t>
-            </w:r>
-          </w:p>
-        </w:tc>
-        <w:tc>
-          <w:tcPr>
-            <w:tcW w:type="dxa" w:w="7920"/>
-            <w:shd w:val="clear" w:color="auto" w:fill="DAE8FC"/>
-          </w:tcPr>
-          <w:p>
-            <w:pPr>
-              <w:jc w:val="left"/>
-            </w:pPr>
-            <w:r>
-              <w:rPr>
-                <w:b w:val="0"/>
-                <w:i w:val="0"/>
-                <w:color w:val="000000"/>
-                <w:sz w:val="19"/>
-              </w:rPr>
-              <w:t>User &amp; Reference Guide Word document (v1 then v2 with simulation data)</w:t>
-            </w:r>
-          </w:p>
-        </w:tc>
-      </w:tr>
-      <w:tr>
-        <w:tc>
-          <w:tcPr>
-            <w:tcW w:type="dxa" w:w="1152"/>
-            <w:shd w:val="clear" w:color="auto" w:fill="FFFFFF"/>
-          </w:tcPr>
-          <w:p>
-            <w:pPr>
-              <w:jc w:val="left"/>
-            </w:pPr>
-            <w:r>
-              <w:rPr>
-                <w:b w:val="0"/>
-                <w:i w:val="0"/>
-                <w:color w:val="000000"/>
-                <w:sz w:val="19"/>
-              </w:rPr>
-              <w:t>V0.7</w:t>
-            </w:r>
-          </w:p>
-        </w:tc>
-        <w:tc>
-          <w:tcPr>
-            <w:tcW w:type="dxa" w:w="1440"/>
-            <w:shd w:val="clear" w:color="auto" w:fill="FFFFFF"/>
-          </w:tcPr>
-          <w:p>
-            <w:pPr>
-              <w:jc w:val="left"/>
-            </w:pPr>
-            <w:r>
-              <w:rPr>
-                <w:b w:val="0"/>
-                <w:i w:val="0"/>
-                <w:color w:val="000000"/>
-                <w:sz w:val="19"/>
-              </w:rPr>
-              <w:t>2026-05-24</w:t>
-            </w:r>
-          </w:p>
-        </w:tc>
-        <w:tc>
-          <w:tcPr>
-            <w:tcW w:type="dxa" w:w="7920"/>
-            <w:shd w:val="clear" w:color="auto" w:fill="FFFFFF"/>
-          </w:tcPr>
-          <w:p>
-            <w:pPr>
-              <w:jc w:val="left"/>
-            </w:pPr>
-            <w:r>
-              <w:rPr>
-                <w:b w:val="0"/>
-                <w:i w:val="0"/>
-                <w:color w:val="000000"/>
-                <w:sz w:val="19"/>
-              </w:rPr>
-              <w:t>Configuration Summary document</w:t>
-            </w:r>
-          </w:p>
-        </w:tc>
-      </w:tr>
-      <w:tr>
-        <w:tc>
-          <w:tcPr>
-            <w:tcW w:type="dxa" w:w="1152"/>
-            <w:shd w:val="clear" w:color="auto" w:fill="DAE8FC"/>
-          </w:tcPr>
-          <w:p>
-            <w:pPr>
-              <w:jc w:val="left"/>
-            </w:pPr>
-            <w:r>
-              <w:rPr>
-                <w:b w:val="0"/>
-                <w:i w:val="0"/>
-                <w:color w:val="000000"/>
-                <w:sz w:val="19"/>
-              </w:rPr>
-              <w:t>V1.0</w:t>
-            </w:r>
-          </w:p>
-        </w:tc>
-        <w:tc>
-          <w:tcPr>
-            <w:tcW w:type="dxa" w:w="1440"/>
-            <w:shd w:val="clear" w:color="auto" w:fill="DAE8FC"/>
-          </w:tcPr>
-          <w:p>
-            <w:pPr>
-              <w:jc w:val="left"/>
-            </w:pPr>
-            <w:r>
-              <w:rPr>
-                <w:b w:val="0"/>
-                <w:i w:val="0"/>
-                <w:color w:val="000000"/>
-                <w:sz w:val="19"/>
-              </w:rPr>
-              <w:t>2026-05-24</w:t>
-            </w:r>
-          </w:p>
-        </w:tc>
-        <w:tc>
-          <w:tcPr>
-            <w:tcW w:type="dxa" w:w="7920"/>
-            <w:shd w:val="clear" w:color="auto" w:fill="DAE8FC"/>
-          </w:tcPr>
-          <w:p>
-            <w:pPr>
-              <w:jc w:val="left"/>
-            </w:pPr>
-            <w:r>
-              <w:rPr>
-                <w:b w:val="0"/>
-                <w:i w:val="0"/>
-                <w:color w:val="000000"/>
-                <w:sz w:val="19"/>
-              </w:rPr>
-              <w:t>BRAM double-buffering, full formal docs set (ICD, SRS, SDD, SDP, CM, STP, STR, VC, TM, BR, CL)</w:t>
-            </w:r>
-          </w:p>
-        </w:tc>
-      </w:tr>
-      <w:tr>
-        <w:tc>
-          <w:tcPr>
-            <w:tcW w:type="dxa" w:w="1152"/>
-            <w:shd w:val="clear" w:color="auto" w:fill="FFFFFF"/>
-          </w:tcPr>
-          <w:p>
-            <w:pPr>
-              <w:jc w:val="left"/>
-            </w:pPr>
-            <w:r>
-              <w:rPr>
-                <w:b w:val="0"/>
-                <w:i w:val="0"/>
-                <w:color w:val="000000"/>
-                <w:sz w:val="19"/>
-              </w:rPr>
-              <w:t>V1.1</w:t>
-            </w:r>
-          </w:p>
-        </w:tc>
-        <w:tc>
-          <w:tcPr>
-            <w:tcW w:type="dxa" w:w="1440"/>
-            <w:shd w:val="clear" w:color="auto" w:fill="FFFFFF"/>
-          </w:tcPr>
-          <w:p>
-            <w:pPr>
-              <w:jc w:val="left"/>
-            </w:pPr>
-            <w:r>
-              <w:rPr>
-                <w:b w:val="0"/>
-                <w:i w:val="0"/>
-                <w:color w:val="000000"/>
-                <w:sz w:val="19"/>
-              </w:rPr>
-              <w:t>2026-05-24</w:t>
-            </w:r>
-          </w:p>
-        </w:tc>
-        <w:tc>
-          <w:tcPr>
-            <w:tcW w:type="dxa" w:w="7920"/>
-            <w:shd w:val="clear" w:color="auto" w:fill="FFFFFF"/>
-          </w:tcPr>
-          <w:p>
-            <w:pPr>
-              <w:jc w:val="left"/>
-            </w:pPr>
-            <w:r>
-              <w:rPr>
-                <w:b w:val="0"/>
-                <w:i w:val="0"/>
-                <w:color w:val="000000"/>
-                <w:sz w:val="19"/>
-              </w:rPr>
-              <w:t>Standalone 1-bit FIFO IP (pal_fifo_bool, DEPTH=600000). 7-phase testbench. All docs updated.</w:t>
-            </w:r>
-          </w:p>
-        </w:tc>
-      </w:tr>
-    </w:tbl>
-    <w:p/>
-    <w:p>
-      <w:pPr>
-        <w:pStyle w:val="Heading1"/>
-      </w:pPr>
-      <w:r>
-        <w:rPr>
-          <w:color w:val="1F497D"/>
-        </w:rPr>
-        <w:t>2  Detailed Change Log</w:t>
+        <w:t>1  Feature Status — All Working</w:t>
       </w:r>
     </w:p>
     <w:tbl>
@@ -730,7 +72,7 @@
       <w:tr>
         <w:tc>
           <w:tcPr>
-            <w:tcW w:type="dxa" w:w="864"/>
+            <w:tcW w:type="dxa" w:w="2880"/>
             <w:shd w:val="clear" w:color="auto" w:fill="1F497D"/>
           </w:tcPr>
           <w:p>
@@ -744,14 +86,138 @@
                 <w:color w:val="FFFFFF"/>
                 <w:sz w:val="20"/>
               </w:rPr>
-              <w:t>V1.0</w:t>
+              <w:t>Feature</w:t>
             </w:r>
           </w:p>
         </w:tc>
         <w:tc>
           <w:tcPr>
-            <w:tcW w:type="dxa" w:w="1296"/>
+            <w:tcW w:type="dxa" w:w="2160"/>
             <w:shd w:val="clear" w:color="auto" w:fill="1F497D"/>
+          </w:tcPr>
+          <w:p>
+            <w:pPr>
+              <w:jc w:val="left"/>
+            </w:pPr>
+            <w:r>
+              <w:rPr>
+                <w:b/>
+                <w:i w:val="0"/>
+                <w:color w:val="FFFFFF"/>
+                <w:sz w:val="20"/>
+              </w:rPr>
+              <w:t>File(s)</w:t>
+            </w:r>
+          </w:p>
+        </w:tc>
+        <w:tc>
+          <w:tcPr>
+            <w:tcW w:type="dxa" w:w="1152"/>
+            <w:shd w:val="clear" w:color="auto" w:fill="1F497D"/>
+          </w:tcPr>
+          <w:p>
+            <w:pPr>
+              <w:jc w:val="left"/>
+            </w:pPr>
+            <w:r>
+              <w:rPr>
+                <w:b/>
+                <w:i w:val="0"/>
+                <w:color w:val="FFFFFF"/>
+                <w:sz w:val="20"/>
+              </w:rPr>
+              <w:t>Status</w:t>
+            </w:r>
+          </w:p>
+        </w:tc>
+        <w:tc>
+          <w:tcPr>
+            <w:tcW w:type="dxa" w:w="4320"/>
+            <w:shd w:val="clear" w:color="auto" w:fill="1F497D"/>
+          </w:tcPr>
+          <w:p>
+            <w:pPr>
+              <w:jc w:val="left"/>
+            </w:pPr>
+            <w:r>
+              <w:rPr>
+                <w:b/>
+                <w:i w:val="0"/>
+                <w:color w:val="FFFFFF"/>
+                <w:sz w:val="20"/>
+              </w:rPr>
+              <w:t>Notes</w:t>
+            </w:r>
+          </w:p>
+        </w:tc>
+      </w:tr>
+      <w:tr>
+        <w:tc>
+          <w:tcPr>
+            <w:tcW w:type="dxa" w:w="2880"/>
+            <w:shd w:val="clear" w:color="auto" w:fill="FFFFFF"/>
+          </w:tcPr>
+          <w:p>
+            <w:pPr>
+              <w:jc w:val="left"/>
+            </w:pPr>
+            <w:r>
+              <w:rPr>
+                <w:b/>
+                <w:i w:val="0"/>
+                <w:color w:val="1F497D"/>
+                <w:sz w:val="19"/>
+              </w:rPr>
+              <w:t>sel 0 — Vertical stripes</w:t>
+            </w:r>
+          </w:p>
+        </w:tc>
+        <w:tc>
+          <w:tcPr>
+            <w:tcW w:type="dxa" w:w="2160"/>
+            <w:shd w:val="clear" w:color="auto" w:fill="FFFFFF"/>
+          </w:tcPr>
+          <w:p>
+            <w:pPr>
+              <w:jc w:val="left"/>
+            </w:pPr>
+            <w:r>
+              <w:rPr>
+                <w:b w:val="0"/>
+                <w:i/>
+                <w:color w:val="000000"/>
+                <w:sz w:val="17"/>
+              </w:rPr>
+              <w:t>pal_tv_bram_top.vhd</w:t>
+              <w:br/>
+              <w:t>video_bram_top.vhd</w:t>
+            </w:r>
+          </w:p>
+        </w:tc>
+        <w:tc>
+          <w:tcPr>
+            <w:tcW w:type="dxa" w:w="1152"/>
+            <w:shd w:val="clear" w:color="auto" w:fill="FFFFFF"/>
+          </w:tcPr>
+          <w:p>
+            <w:pPr>
+              <w:jc w:val="center"/>
+            </w:pPr>
+            <w:r>
+              <w:rPr>
+                <w:b/>
+                <w:i w:val="0"/>
+                <w:color w:val="378610"/>
+                <w:sz w:val="19"/>
+              </w:rPr>
+              <w:t>WORKING</w:t>
+            </w:r>
+          </w:p>
+        </w:tc>
+        <w:tc>
+          <w:tcPr>
+            <w:tcW w:type="dxa" w:w="4320"/>
+            <w:shd w:val="clear" w:color="auto" w:fill="FFFFFF"/>
           </w:tcPr>
           <w:p>
             <w:pPr>
@@ -761,10 +227,3006 @@
               <w:rPr>
                 <w:b w:val="0"/>
                 <w:i w:val="0"/>
+                <w:color w:val="000000"/>
+                <w:sz w:val="19"/>
+              </w:rPr>
+              <w:t>8-zone stripe pattern; zone width = STRIPE_W generic</w:t>
+            </w:r>
+          </w:p>
+        </w:tc>
+      </w:tr>
+      <w:tr>
+        <w:tc>
+          <w:tcPr>
+            <w:tcW w:type="dxa" w:w="2880"/>
+            <w:shd w:val="clear" w:color="auto" w:fill="DAE8FC"/>
+          </w:tcPr>
+          <w:p>
+            <w:pPr>
+              <w:jc w:val="left"/>
+            </w:pPr>
+            <w:r>
+              <w:rPr>
+                <w:b/>
+                <w:i w:val="0"/>
+                <w:color w:val="1F497D"/>
+                <w:sz w:val="19"/>
+              </w:rPr>
+              <w:t>sel 1 — Horizontal stripes</w:t>
+            </w:r>
+          </w:p>
+        </w:tc>
+        <w:tc>
+          <w:tcPr>
+            <w:tcW w:type="dxa" w:w="2160"/>
+            <w:shd w:val="clear" w:color="auto" w:fill="DAE8FC"/>
+          </w:tcPr>
+          <w:p>
+            <w:pPr>
+              <w:jc w:val="left"/>
+            </w:pPr>
+            <w:r>
+              <w:rPr>
+                <w:b w:val="0"/>
+                <w:i/>
+                <w:color w:val="000000"/>
+                <w:sz w:val="17"/>
+              </w:rPr>
+              <w:t>pal_tv_bram_top.vhd</w:t>
+              <w:br/>
+              <w:t>video_bram_top.vhd</w:t>
+            </w:r>
+          </w:p>
+        </w:tc>
+        <w:tc>
+          <w:tcPr>
+            <w:tcW w:type="dxa" w:w="1152"/>
+            <w:shd w:val="clear" w:color="auto" w:fill="DAE8FC"/>
+          </w:tcPr>
+          <w:p>
+            <w:pPr>
+              <w:jc w:val="center"/>
+            </w:pPr>
+            <w:r>
+              <w:rPr>
+                <w:b/>
+                <w:i w:val="0"/>
+                <w:color w:val="378610"/>
+                <w:sz w:val="19"/>
+              </w:rPr>
+              <w:t>WORKING</w:t>
+            </w:r>
+          </w:p>
+        </w:tc>
+        <w:tc>
+          <w:tcPr>
+            <w:tcW w:type="dxa" w:w="4320"/>
+            <w:shd w:val="clear" w:color="auto" w:fill="DAE8FC"/>
+          </w:tcPr>
+          <w:p>
+            <w:pPr>
+              <w:jc w:val="left"/>
+            </w:pPr>
+            <w:r>
+              <w:rPr>
+                <w:b w:val="0"/>
+                <w:i w:val="0"/>
+                <w:color w:val="000000"/>
+                <w:sz w:val="19"/>
+              </w:rPr>
+              <w:t>8-zone stripe pattern; zone height adapts PAL/NTSC</w:t>
+            </w:r>
+          </w:p>
+        </w:tc>
+      </w:tr>
+      <w:tr>
+        <w:tc>
+          <w:tcPr>
+            <w:tcW w:type="dxa" w:w="2880"/>
+            <w:shd w:val="clear" w:color="auto" w:fill="FFFFFF"/>
+          </w:tcPr>
+          <w:p>
+            <w:pPr>
+              <w:jc w:val="left"/>
+            </w:pPr>
+            <w:r>
+              <w:rPr>
+                <w:b/>
+                <w:i w:val="0"/>
+                <w:color w:val="1F497D"/>
+                <w:sz w:val="19"/>
+              </w:rPr>
+              <w:t>sel 2 — Horizontal gradient</w:t>
+            </w:r>
+          </w:p>
+        </w:tc>
+        <w:tc>
+          <w:tcPr>
+            <w:tcW w:type="dxa" w:w="2160"/>
+            <w:shd w:val="clear" w:color="auto" w:fill="FFFFFF"/>
+          </w:tcPr>
+          <w:p>
+            <w:pPr>
+              <w:jc w:val="left"/>
+            </w:pPr>
+            <w:r>
+              <w:rPr>
+                <w:b w:val="0"/>
+                <w:i/>
+                <w:color w:val="000000"/>
+                <w:sz w:val="17"/>
+              </w:rPr>
+              <w:t>pal_tv_bram_top.vhd</w:t>
+              <w:br/>
+              <w:t>video_bram_top.vhd</w:t>
+            </w:r>
+          </w:p>
+        </w:tc>
+        <w:tc>
+          <w:tcPr>
+            <w:tcW w:type="dxa" w:w="1152"/>
+            <w:shd w:val="clear" w:color="auto" w:fill="FFFFFF"/>
+          </w:tcPr>
+          <w:p>
+            <w:pPr>
+              <w:jc w:val="center"/>
+            </w:pPr>
+            <w:r>
+              <w:rPr>
+                <w:b/>
+                <w:i w:val="0"/>
+                <w:color w:val="378610"/>
+                <w:sz w:val="19"/>
+              </w:rPr>
+              <w:t>WORKING</w:t>
+            </w:r>
+          </w:p>
+        </w:tc>
+        <w:tc>
+          <w:tcPr>
+            <w:tcW w:type="dxa" w:w="4320"/>
+            <w:shd w:val="clear" w:color="auto" w:fill="FFFFFF"/>
+          </w:tcPr>
+          <w:p>
+            <w:pPr>
+              <w:jc w:val="left"/>
+            </w:pPr>
+            <w:r>
+              <w:rPr>
+                <w:b w:val="0"/>
+                <w:i w:val="0"/>
+                <w:color w:val="000000"/>
+                <w:sz w:val="19"/>
+              </w:rPr>
+              <w:t>10 luminance steps left→right</w:t>
+            </w:r>
+          </w:p>
+        </w:tc>
+      </w:tr>
+      <w:tr>
+        <w:tc>
+          <w:tcPr>
+            <w:tcW w:type="dxa" w:w="2880"/>
+            <w:shd w:val="clear" w:color="auto" w:fill="DAE8FC"/>
+          </w:tcPr>
+          <w:p>
+            <w:pPr>
+              <w:jc w:val="left"/>
+            </w:pPr>
+            <w:r>
+              <w:rPr>
+                <w:b/>
+                <w:i w:val="0"/>
+                <w:color w:val="1F497D"/>
+                <w:sz w:val="19"/>
+              </w:rPr>
+              <w:t>sel 3 — Vertical gradient</w:t>
+            </w:r>
+          </w:p>
+        </w:tc>
+        <w:tc>
+          <w:tcPr>
+            <w:tcW w:type="dxa" w:w="2160"/>
+            <w:shd w:val="clear" w:color="auto" w:fill="DAE8FC"/>
+          </w:tcPr>
+          <w:p>
+            <w:pPr>
+              <w:jc w:val="left"/>
+            </w:pPr>
+            <w:r>
+              <w:rPr>
+                <w:b w:val="0"/>
+                <w:i/>
+                <w:color w:val="000000"/>
+                <w:sz w:val="17"/>
+              </w:rPr>
+              <w:t>pal_tv_bram_top.vhd</w:t>
+              <w:br/>
+              <w:t>video_bram_top.vhd</w:t>
+            </w:r>
+          </w:p>
+        </w:tc>
+        <w:tc>
+          <w:tcPr>
+            <w:tcW w:type="dxa" w:w="1152"/>
+            <w:shd w:val="clear" w:color="auto" w:fill="DAE8FC"/>
+          </w:tcPr>
+          <w:p>
+            <w:pPr>
+              <w:jc w:val="center"/>
+            </w:pPr>
+            <w:r>
+              <w:rPr>
+                <w:b/>
+                <w:i w:val="0"/>
+                <w:color w:val="378610"/>
+                <w:sz w:val="19"/>
+              </w:rPr>
+              <w:t>WORKING</w:t>
+            </w:r>
+          </w:p>
+        </w:tc>
+        <w:tc>
+          <w:tcPr>
+            <w:tcW w:type="dxa" w:w="4320"/>
+            <w:shd w:val="clear" w:color="auto" w:fill="DAE8FC"/>
+          </w:tcPr>
+          <w:p>
+            <w:pPr>
+              <w:jc w:val="left"/>
+            </w:pPr>
+            <w:r>
+              <w:rPr>
+                <w:b w:val="0"/>
+                <w:i w:val="0"/>
+                <w:color w:val="000000"/>
+                <w:sz w:val="19"/>
+              </w:rPr>
+              <w:t>10 luminance steps top→bottom</w:t>
+            </w:r>
+          </w:p>
+        </w:tc>
+      </w:tr>
+      <w:tr>
+        <w:tc>
+          <w:tcPr>
+            <w:tcW w:type="dxa" w:w="2880"/>
+            <w:shd w:val="clear" w:color="auto" w:fill="FFFFFF"/>
+          </w:tcPr>
+          <w:p>
+            <w:pPr>
+              <w:jc w:val="left"/>
+            </w:pPr>
+            <w:r>
+              <w:rPr>
+                <w:b/>
+                <w:i w:val="0"/>
+                <w:color w:val="1F497D"/>
+                <w:sz w:val="19"/>
+              </w:rPr>
+              <w:t>sel 4 — BRAM image (single/double buffer)</w:t>
+            </w:r>
+          </w:p>
+        </w:tc>
+        <w:tc>
+          <w:tcPr>
+            <w:tcW w:type="dxa" w:w="2160"/>
+            <w:shd w:val="clear" w:color="auto" w:fill="FFFFFF"/>
+          </w:tcPr>
+          <w:p>
+            <w:pPr>
+              <w:jc w:val="left"/>
+            </w:pPr>
+            <w:r>
+              <w:rPr>
+                <w:b w:val="0"/>
+                <w:i/>
+                <w:color w:val="000000"/>
+                <w:sz w:val="17"/>
+              </w:rPr>
+              <w:t>pal_tv_bram_top.vhd</w:t>
+              <w:br/>
+              <w:t>video_bram_top.vhd</w:t>
+            </w:r>
+          </w:p>
+        </w:tc>
+        <w:tc>
+          <w:tcPr>
+            <w:tcW w:type="dxa" w:w="1152"/>
+            <w:shd w:val="clear" w:color="auto" w:fill="FFFFFF"/>
+          </w:tcPr>
+          <w:p>
+            <w:pPr>
+              <w:jc w:val="center"/>
+            </w:pPr>
+            <w:r>
+              <w:rPr>
+                <w:b/>
+                <w:i w:val="0"/>
+                <w:color w:val="378610"/>
+                <w:sz w:val="19"/>
+              </w:rPr>
+              <w:t>WORKING</w:t>
+            </w:r>
+          </w:p>
+        </w:tc>
+        <w:tc>
+          <w:tcPr>
+            <w:tcW w:type="dxa" w:w="4320"/>
+            <w:shd w:val="clear" w:color="auto" w:fill="FFFFFF"/>
+          </w:tcPr>
+          <w:p>
+            <w:pPr>
+              <w:jc w:val="left"/>
+            </w:pPr>
+            <w:r>
+              <w:rPr>
+                <w:b w:val="0"/>
+                <w:i w:val="0"/>
+                <w:color w:val="000000"/>
+                <w:sz w:val="19"/>
+              </w:rPr>
+              <w:t>Natural sequential row order; interlace-corrected read; double-buffer added</w:t>
+            </w:r>
+          </w:p>
+        </w:tc>
+      </w:tr>
+      <w:tr>
+        <w:tc>
+          <w:tcPr>
+            <w:tcW w:type="dxa" w:w="2880"/>
+            <w:shd w:val="clear" w:color="auto" w:fill="DAE8FC"/>
+          </w:tcPr>
+          <w:p>
+            <w:pPr>
+              <w:jc w:val="left"/>
+            </w:pPr>
+            <w:r>
+              <w:rPr>
+                <w:b/>
+                <w:i w:val="0"/>
+                <w:color w:val="1F497D"/>
+                <w:sz w:val="19"/>
+              </w:rPr>
+              <w:t>sel 5 — Bouncing ball</w:t>
+            </w:r>
+          </w:p>
+        </w:tc>
+        <w:tc>
+          <w:tcPr>
+            <w:tcW w:type="dxa" w:w="2160"/>
+            <w:shd w:val="clear" w:color="auto" w:fill="DAE8FC"/>
+          </w:tcPr>
+          <w:p>
+            <w:pPr>
+              <w:jc w:val="left"/>
+            </w:pPr>
+            <w:r>
+              <w:rPr>
+                <w:b w:val="0"/>
+                <w:i/>
+                <w:color w:val="000000"/>
+                <w:sz w:val="17"/>
+              </w:rPr>
+              <w:t>pal_tv_bram_top.vhd</w:t>
+              <w:br/>
+              <w:t>video_bram_top.vhd</w:t>
+            </w:r>
+          </w:p>
+        </w:tc>
+        <w:tc>
+          <w:tcPr>
+            <w:tcW w:type="dxa" w:w="1152"/>
+            <w:shd w:val="clear" w:color="auto" w:fill="DAE8FC"/>
+          </w:tcPr>
+          <w:p>
+            <w:pPr>
+              <w:jc w:val="center"/>
+            </w:pPr>
+            <w:r>
+              <w:rPr>
+                <w:b/>
+                <w:i w:val="0"/>
+                <w:color w:val="378610"/>
+                <w:sz w:val="19"/>
+              </w:rPr>
+              <w:t>WORKING</w:t>
+            </w:r>
+          </w:p>
+        </w:tc>
+        <w:tc>
+          <w:tcPr>
+            <w:tcW w:type="dxa" w:w="4320"/>
+            <w:shd w:val="clear" w:color="auto" w:fill="DAE8FC"/>
+          </w:tcPr>
+          <w:p>
+            <w:pPr>
+              <w:jc w:val="left"/>
+            </w:pPr>
+            <w:r>
+              <w:rPr>
+                <w:b w:val="0"/>
+                <w:i w:val="0"/>
+                <w:color w:val="000000"/>
+                <w:sz w:val="19"/>
+              </w:rPr>
+              <w:t>Runtime size/speed via ball_w_i, ball_h_i, ball_spd_h, ball_spd_v ports</w:t>
+            </w:r>
+          </w:p>
+        </w:tc>
+      </w:tr>
+      <w:tr>
+        <w:tc>
+          <w:tcPr>
+            <w:tcW w:type="dxa" w:w="2880"/>
+            <w:shd w:val="clear" w:color="auto" w:fill="FFFFFF"/>
+          </w:tcPr>
+          <w:p>
+            <w:pPr>
+              <w:jc w:val="left"/>
+            </w:pPr>
+            <w:r>
+              <w:rPr>
+                <w:b/>
+                <w:i w:val="0"/>
+                <w:color w:val="1F497D"/>
+                <w:sz w:val="19"/>
+              </w:rPr>
+              <w:t>sel 6 — Full white</w:t>
+            </w:r>
+          </w:p>
+        </w:tc>
+        <w:tc>
+          <w:tcPr>
+            <w:tcW w:type="dxa" w:w="2160"/>
+            <w:shd w:val="clear" w:color="auto" w:fill="FFFFFF"/>
+          </w:tcPr>
+          <w:p>
+            <w:pPr>
+              <w:jc w:val="left"/>
+            </w:pPr>
+            <w:r>
+              <w:rPr>
+                <w:b w:val="0"/>
+                <w:i/>
+                <w:color w:val="000000"/>
+                <w:sz w:val="17"/>
+              </w:rPr>
+              <w:t>pal_tv_bram_top.vhd</w:t>
+              <w:br/>
+              <w:t>video_bram_top.vhd</w:t>
+            </w:r>
+          </w:p>
+        </w:tc>
+        <w:tc>
+          <w:tcPr>
+            <w:tcW w:type="dxa" w:w="1152"/>
+            <w:shd w:val="clear" w:color="auto" w:fill="FFFFFF"/>
+          </w:tcPr>
+          <w:p>
+            <w:pPr>
+              <w:jc w:val="center"/>
+            </w:pPr>
+            <w:r>
+              <w:rPr>
+                <w:b/>
+                <w:i w:val="0"/>
+                <w:color w:val="378610"/>
+                <w:sz w:val="19"/>
+              </w:rPr>
+              <w:t>WORKING</w:t>
+            </w:r>
+          </w:p>
+        </w:tc>
+        <w:tc>
+          <w:tcPr>
+            <w:tcW w:type="dxa" w:w="4320"/>
+            <w:shd w:val="clear" w:color="auto" w:fill="FFFFFF"/>
+          </w:tcPr>
+          <w:p>
+            <w:pPr>
+              <w:jc w:val="left"/>
+            </w:pPr>
+            <w:r>
+              <w:rPr>
+                <w:b w:val="0"/>
+                <w:i w:val="0"/>
+                <w:color w:val="000000"/>
+                <w:sz w:val="19"/>
+              </w:rPr>
+              <w:t>Every active pixel = LEVEL_WHITE; use for DAC peak-white calibration</w:t>
+            </w:r>
+          </w:p>
+        </w:tc>
+      </w:tr>
+      <w:tr>
+        <w:tc>
+          <w:tcPr>
+            <w:tcW w:type="dxa" w:w="2880"/>
+            <w:shd w:val="clear" w:color="auto" w:fill="DAE8FC"/>
+          </w:tcPr>
+          <w:p>
+            <w:pPr>
+              <w:jc w:val="left"/>
+            </w:pPr>
+            <w:r>
+              <w:rPr>
+                <w:b/>
+                <w:i w:val="0"/>
+                <w:color w:val="1F497D"/>
+                <w:sz w:val="19"/>
+              </w:rPr>
+              <w:t>sel 7 — Full black</w:t>
+            </w:r>
+          </w:p>
+        </w:tc>
+        <w:tc>
+          <w:tcPr>
+            <w:tcW w:type="dxa" w:w="2160"/>
+            <w:shd w:val="clear" w:color="auto" w:fill="DAE8FC"/>
+          </w:tcPr>
+          <w:p>
+            <w:pPr>
+              <w:jc w:val="left"/>
+            </w:pPr>
+            <w:r>
+              <w:rPr>
+                <w:b w:val="0"/>
+                <w:i/>
+                <w:color w:val="000000"/>
+                <w:sz w:val="17"/>
+              </w:rPr>
+              <w:t>pal_tv_bram_top.vhd</w:t>
+              <w:br/>
+              <w:t>video_bram_top.vhd</w:t>
+            </w:r>
+          </w:p>
+        </w:tc>
+        <w:tc>
+          <w:tcPr>
+            <w:tcW w:type="dxa" w:w="1152"/>
+            <w:shd w:val="clear" w:color="auto" w:fill="DAE8FC"/>
+          </w:tcPr>
+          <w:p>
+            <w:pPr>
+              <w:jc w:val="center"/>
+            </w:pPr>
+            <w:r>
+              <w:rPr>
+                <w:b/>
+                <w:i w:val="0"/>
+                <w:color w:val="378610"/>
+                <w:sz w:val="19"/>
+              </w:rPr>
+              <w:t>WORKING</w:t>
+            </w:r>
+          </w:p>
+        </w:tc>
+        <w:tc>
+          <w:tcPr>
+            <w:tcW w:type="dxa" w:w="4320"/>
+            <w:shd w:val="clear" w:color="auto" w:fill="DAE8FC"/>
+          </w:tcPr>
+          <w:p>
+            <w:pPr>
+              <w:jc w:val="left"/>
+            </w:pPr>
+            <w:r>
+              <w:rPr>
+                <w:b w:val="0"/>
+                <w:i w:val="0"/>
+                <w:color w:val="000000"/>
+                <w:sz w:val="19"/>
+              </w:rPr>
+              <w:t>Every active pixel = LEVEL_BLANK; use for DAC black-level calibration</w:t>
+            </w:r>
+          </w:p>
+        </w:tc>
+      </w:tr>
+      <w:tr>
+        <w:tc>
+          <w:tcPr>
+            <w:tcW w:type="dxa" w:w="2880"/>
+            <w:shd w:val="clear" w:color="auto" w:fill="FFFFFF"/>
+          </w:tcPr>
+          <w:p>
+            <w:pPr>
+              <w:jc w:val="left"/>
+            </w:pPr>
+            <w:r>
+              <w:rPr>
+                <w:b/>
+                <w:i w:val="0"/>
+                <w:color w:val="1F497D"/>
+                <w:sz w:val="19"/>
+              </w:rPr>
+              <w:t>sel 8 — Crosshatch grid</w:t>
+            </w:r>
+          </w:p>
+        </w:tc>
+        <w:tc>
+          <w:tcPr>
+            <w:tcW w:type="dxa" w:w="2160"/>
+            <w:shd w:val="clear" w:color="auto" w:fill="FFFFFF"/>
+          </w:tcPr>
+          <w:p>
+            <w:pPr>
+              <w:jc w:val="left"/>
+            </w:pPr>
+            <w:r>
+              <w:rPr>
+                <w:b w:val="0"/>
+                <w:i/>
+                <w:color w:val="000000"/>
+                <w:sz w:val="17"/>
+              </w:rPr>
+              <w:t>pal_tv_bram_top.vhd</w:t>
+              <w:br/>
+              <w:t>video_bram_top.vhd</w:t>
+            </w:r>
+          </w:p>
+        </w:tc>
+        <w:tc>
+          <w:tcPr>
+            <w:tcW w:type="dxa" w:w="1152"/>
+            <w:shd w:val="clear" w:color="auto" w:fill="FFFFFF"/>
+          </w:tcPr>
+          <w:p>
+            <w:pPr>
+              <w:jc w:val="center"/>
+            </w:pPr>
+            <w:r>
+              <w:rPr>
+                <w:b/>
+                <w:i w:val="0"/>
+                <w:color w:val="378610"/>
+                <w:sz w:val="19"/>
+              </w:rPr>
+              <w:t>WORKING</w:t>
+            </w:r>
+          </w:p>
+        </w:tc>
+        <w:tc>
+          <w:tcPr>
+            <w:tcW w:type="dxa" w:w="4320"/>
+            <w:shd w:val="clear" w:color="auto" w:fill="FFFFFF"/>
+          </w:tcPr>
+          <w:p>
+            <w:pPr>
+              <w:jc w:val="left"/>
+            </w:pPr>
+            <w:r>
+              <w:rPr>
+                <w:b w:val="0"/>
+                <w:i w:val="0"/>
+                <w:color w:val="000000"/>
+                <w:sz w:val="19"/>
+              </w:rPr>
+              <w:t>Runtime H/V pitch via cross_h_i / cross_v_i; modulo counter (no divider)</w:t>
+            </w:r>
+          </w:p>
+        </w:tc>
+      </w:tr>
+      <w:tr>
+        <w:tc>
+          <w:tcPr>
+            <w:tcW w:type="dxa" w:w="2880"/>
+            <w:shd w:val="clear" w:color="auto" w:fill="DAE8FC"/>
+          </w:tcPr>
+          <w:p>
+            <w:pPr>
+              <w:jc w:val="left"/>
+            </w:pPr>
+            <w:r>
+              <w:rPr>
+                <w:b/>
+                <w:i w:val="0"/>
+                <w:color w:val="1F497D"/>
+                <w:sz w:val="19"/>
+              </w:rPr>
+              <w:t>sel 9 — Centre cross</w:t>
+            </w:r>
+          </w:p>
+        </w:tc>
+        <w:tc>
+          <w:tcPr>
+            <w:tcW w:type="dxa" w:w="2160"/>
+            <w:shd w:val="clear" w:color="auto" w:fill="DAE8FC"/>
+          </w:tcPr>
+          <w:p>
+            <w:pPr>
+              <w:jc w:val="left"/>
+            </w:pPr>
+            <w:r>
+              <w:rPr>
+                <w:b w:val="0"/>
+                <w:i/>
+                <w:color w:val="000000"/>
+                <w:sz w:val="17"/>
+              </w:rPr>
+              <w:t>pal_tv_bram_top.vhd</w:t>
+              <w:br/>
+              <w:t>video_bram_top.vhd</w:t>
+            </w:r>
+          </w:p>
+        </w:tc>
+        <w:tc>
+          <w:tcPr>
+            <w:tcW w:type="dxa" w:w="1152"/>
+            <w:shd w:val="clear" w:color="auto" w:fill="DAE8FC"/>
+          </w:tcPr>
+          <w:p>
+            <w:pPr>
+              <w:jc w:val="center"/>
+            </w:pPr>
+            <w:r>
+              <w:rPr>
+                <w:b/>
+                <w:i w:val="0"/>
+                <w:color w:val="378610"/>
+                <w:sz w:val="19"/>
+              </w:rPr>
+              <w:t>WORKING</w:t>
+            </w:r>
+          </w:p>
+        </w:tc>
+        <w:tc>
+          <w:tcPr>
+            <w:tcW w:type="dxa" w:w="4320"/>
+            <w:shd w:val="clear" w:color="auto" w:fill="DAE8FC"/>
+          </w:tcPr>
+          <w:p>
+            <w:pPr>
+              <w:jc w:val="left"/>
+            </w:pPr>
+            <w:r>
+              <w:rPr>
+                <w:b w:val="0"/>
+                <w:i w:val="0"/>
+                <w:color w:val="000000"/>
+                <w:sz w:val="19"/>
+              </w:rPr>
+              <w:t>Single white vertical line at H_ACTIVE/2; single white horizontal at V centre</w:t>
+            </w:r>
+          </w:p>
+        </w:tc>
+      </w:tr>
+      <w:tr>
+        <w:tc>
+          <w:tcPr>
+            <w:tcW w:type="dxa" w:w="2880"/>
+            <w:shd w:val="clear" w:color="auto" w:fill="FFFFFF"/>
+          </w:tcPr>
+          <w:p>
+            <w:pPr>
+              <w:jc w:val="left"/>
+            </w:pPr>
+            <w:r>
+              <w:rPr>
+                <w:b/>
+                <w:i w:val="0"/>
+                <w:color w:val="1F497D"/>
+                <w:sz w:val="19"/>
+              </w:rPr>
+              <w:t>Ball control ports</w:t>
+            </w:r>
+          </w:p>
+        </w:tc>
+        <w:tc>
+          <w:tcPr>
+            <w:tcW w:type="dxa" w:w="2160"/>
+            <w:shd w:val="clear" w:color="auto" w:fill="FFFFFF"/>
+          </w:tcPr>
+          <w:p>
+            <w:pPr>
+              <w:jc w:val="left"/>
+            </w:pPr>
+            <w:r>
+              <w:rPr>
+                <w:b w:val="0"/>
+                <w:i/>
+                <w:color w:val="000000"/>
+                <w:sz w:val="17"/>
+              </w:rPr>
+              <w:t>pal_tv_bram_top.vhd</w:t>
+              <w:br/>
+              <w:t>video_bram_top.vhd</w:t>
+            </w:r>
+          </w:p>
+        </w:tc>
+        <w:tc>
+          <w:tcPr>
+            <w:tcW w:type="dxa" w:w="1152"/>
+            <w:shd w:val="clear" w:color="auto" w:fill="FFFFFF"/>
+          </w:tcPr>
+          <w:p>
+            <w:pPr>
+              <w:jc w:val="center"/>
+            </w:pPr>
+            <w:r>
+              <w:rPr>
+                <w:b/>
+                <w:i w:val="0"/>
+                <w:color w:val="378610"/>
+                <w:sz w:val="19"/>
+              </w:rPr>
+              <w:t>WORKING</w:t>
+            </w:r>
+          </w:p>
+        </w:tc>
+        <w:tc>
+          <w:tcPr>
+            <w:tcW w:type="dxa" w:w="4320"/>
+            <w:shd w:val="clear" w:color="auto" w:fill="FFFFFF"/>
+          </w:tcPr>
+          <w:p>
+            <w:pPr>
+              <w:jc w:val="left"/>
+            </w:pPr>
+            <w:r>
+              <w:rPr>
+                <w:b w:val="0"/>
+                <w:i w:val="0"/>
+                <w:color w:val="000000"/>
+                <w:sz w:val="19"/>
+              </w:rPr>
+              <w:t>ball_w_i, ball_h_i (10-bit); ball_spd_h, ball_spd_v (4-bit). Latch with rst pulse</w:t>
+            </w:r>
+          </w:p>
+        </w:tc>
+      </w:tr>
+      <w:tr>
+        <w:tc>
+          <w:tcPr>
+            <w:tcW w:type="dxa" w:w="2880"/>
+            <w:shd w:val="clear" w:color="auto" w:fill="DAE8FC"/>
+          </w:tcPr>
+          <w:p>
+            <w:pPr>
+              <w:jc w:val="left"/>
+            </w:pPr>
+            <w:r>
+              <w:rPr>
+                <w:b/>
+                <w:i w:val="0"/>
+                <w:color w:val="1F497D"/>
+                <w:sz w:val="19"/>
+              </w:rPr>
+              <w:t>Crosshatch control ports</w:t>
+            </w:r>
+          </w:p>
+        </w:tc>
+        <w:tc>
+          <w:tcPr>
+            <w:tcW w:type="dxa" w:w="2160"/>
+            <w:shd w:val="clear" w:color="auto" w:fill="DAE8FC"/>
+          </w:tcPr>
+          <w:p>
+            <w:pPr>
+              <w:jc w:val="left"/>
+            </w:pPr>
+            <w:r>
+              <w:rPr>
+                <w:b w:val="0"/>
+                <w:i/>
+                <w:color w:val="000000"/>
+                <w:sz w:val="17"/>
+              </w:rPr>
+              <w:t>pal_tv_bram_top.vhd</w:t>
+              <w:br/>
+              <w:t>video_bram_top.vhd</w:t>
+            </w:r>
+          </w:p>
+        </w:tc>
+        <w:tc>
+          <w:tcPr>
+            <w:tcW w:type="dxa" w:w="1152"/>
+            <w:shd w:val="clear" w:color="auto" w:fill="DAE8FC"/>
+          </w:tcPr>
+          <w:p>
+            <w:pPr>
+              <w:jc w:val="center"/>
+            </w:pPr>
+            <w:r>
+              <w:rPr>
+                <w:b/>
+                <w:i w:val="0"/>
+                <w:color w:val="378610"/>
+                <w:sz w:val="19"/>
+              </w:rPr>
+              <w:t>WORKING</w:t>
+            </w:r>
+          </w:p>
+        </w:tc>
+        <w:tc>
+          <w:tcPr>
+            <w:tcW w:type="dxa" w:w="4320"/>
+            <w:shd w:val="clear" w:color="auto" w:fill="DAE8FC"/>
+          </w:tcPr>
+          <w:p>
+            <w:pPr>
+              <w:jc w:val="left"/>
+            </w:pPr>
+            <w:r>
+              <w:rPr>
+                <w:b w:val="0"/>
+                <w:i w:val="0"/>
+                <w:color w:val="000000"/>
+                <w:sz w:val="19"/>
+              </w:rPr>
+              <w:t>cross_h_i, cross_v_i (10-bit). Change any time; min 1 enforced internally</w:t>
+            </w:r>
+          </w:p>
+        </w:tc>
+      </w:tr>
+      <w:tr>
+        <w:tc>
+          <w:tcPr>
+            <w:tcW w:type="dxa" w:w="2880"/>
+            <w:shd w:val="clear" w:color="auto" w:fill="FFFFFF"/>
+          </w:tcPr>
+          <w:p>
+            <w:pPr>
+              <w:jc w:val="left"/>
+            </w:pPr>
+            <w:r>
+              <w:rPr>
+                <w:b/>
+                <w:i w:val="0"/>
+                <w:color w:val="1F497D"/>
+                <w:sz w:val="19"/>
+              </w:rPr>
+              <w:t>BRAM double-buffering</w:t>
+            </w:r>
+          </w:p>
+        </w:tc>
+        <w:tc>
+          <w:tcPr>
+            <w:tcW w:type="dxa" w:w="2160"/>
+            <w:shd w:val="clear" w:color="auto" w:fill="FFFFFF"/>
+          </w:tcPr>
+          <w:p>
+            <w:pPr>
+              <w:jc w:val="left"/>
+            </w:pPr>
+            <w:r>
+              <w:rPr>
+                <w:b w:val="0"/>
+                <w:i/>
+                <w:color w:val="000000"/>
+                <w:sz w:val="17"/>
+              </w:rPr>
+              <w:t>pal_tv_bram_top.vhd</w:t>
+              <w:br/>
+              <w:t>video_bram_top.vhd</w:t>
+            </w:r>
+          </w:p>
+        </w:tc>
+        <w:tc>
+          <w:tcPr>
+            <w:tcW w:type="dxa" w:w="1152"/>
+            <w:shd w:val="clear" w:color="auto" w:fill="FFFFFF"/>
+          </w:tcPr>
+          <w:p>
+            <w:pPr>
+              <w:jc w:val="center"/>
+            </w:pPr>
+            <w:r>
+              <w:rPr>
+                <w:b/>
+                <w:i w:val="0"/>
+                <w:color w:val="378610"/>
+                <w:sz w:val="19"/>
+              </w:rPr>
+              <w:t>WORKING</w:t>
+            </w:r>
+          </w:p>
+        </w:tc>
+        <w:tc>
+          <w:tcPr>
+            <w:tcW w:type="dxa" w:w="4320"/>
+            <w:shd w:val="clear" w:color="auto" w:fill="FFFFFF"/>
+          </w:tcPr>
+          <w:p>
+            <w:pPr>
+              <w:jc w:val="left"/>
+            </w:pPr>
+            <w:r>
+              <w:rPr>
+                <w:b w:val="0"/>
+                <w:i w:val="0"/>
+                <w:color w:val="000000"/>
+                <w:sz w:val="19"/>
+              </w:rPr>
+              <w:t>buf_swap pulse → swap at next V-blank. buf_swapped strobe confirms. back_buf_o shows write bank</w:t>
+            </w:r>
+          </w:p>
+        </w:tc>
+      </w:tr>
+      <w:tr>
+        <w:tc>
+          <w:tcPr>
+            <w:tcW w:type="dxa" w:w="2880"/>
+            <w:shd w:val="clear" w:color="auto" w:fill="DAE8FC"/>
+          </w:tcPr>
+          <w:p>
+            <w:pPr>
+              <w:jc w:val="left"/>
+            </w:pPr>
+            <w:r>
+              <w:rPr>
+                <w:b/>
+                <w:i w:val="0"/>
+                <w:color w:val="1F497D"/>
+                <w:sz w:val="19"/>
+              </w:rPr>
+              <w:t>PAL/NTSC runtime select</w:t>
+            </w:r>
+          </w:p>
+        </w:tc>
+        <w:tc>
+          <w:tcPr>
+            <w:tcW w:type="dxa" w:w="2160"/>
+            <w:shd w:val="clear" w:color="auto" w:fill="DAE8FC"/>
+          </w:tcPr>
+          <w:p>
+            <w:pPr>
+              <w:jc w:val="left"/>
+            </w:pPr>
+            <w:r>
+              <w:rPr>
+                <w:b w:val="0"/>
+                <w:i/>
+                <w:color w:val="000000"/>
+                <w:sz w:val="17"/>
+              </w:rPr>
+              <w:t>video_bram_top.vhd</w:t>
+            </w:r>
+          </w:p>
+        </w:tc>
+        <w:tc>
+          <w:tcPr>
+            <w:tcW w:type="dxa" w:w="1152"/>
+            <w:shd w:val="clear" w:color="auto" w:fill="DAE8FC"/>
+          </w:tcPr>
+          <w:p>
+            <w:pPr>
+              <w:jc w:val="center"/>
+            </w:pPr>
+            <w:r>
+              <w:rPr>
+                <w:b/>
+                <w:i w:val="0"/>
+                <w:color w:val="378610"/>
+                <w:sz w:val="19"/>
+              </w:rPr>
+              <w:t>WORKING</w:t>
+            </w:r>
+          </w:p>
+        </w:tc>
+        <w:tc>
+          <w:tcPr>
+            <w:tcW w:type="dxa" w:w="4320"/>
+            <w:shd w:val="clear" w:color="auto" w:fill="DAE8FC"/>
+          </w:tcPr>
+          <w:p>
+            <w:pPr>
+              <w:jc w:val="left"/>
+            </w:pPr>
+            <w:r>
+              <w:rPr>
+                <w:b w:val="0"/>
+                <w:i w:val="0"/>
+                <w:color w:val="000000"/>
+                <w:sz w:val="19"/>
+              </w:rPr>
+              <w:t>ntsc_mode port: 0=PAL 625/50, 1=NTSC 525/60. All timing adapts at runtime</w:t>
+            </w:r>
+          </w:p>
+        </w:tc>
+      </w:tr>
+      <w:tr>
+        <w:tc>
+          <w:tcPr>
+            <w:tcW w:type="dxa" w:w="2880"/>
+            <w:shd w:val="clear" w:color="auto" w:fill="FFFFFF"/>
+          </w:tcPr>
+          <w:p>
+            <w:pPr>
+              <w:jc w:val="left"/>
+            </w:pPr>
+            <w:r>
+              <w:rPr>
+                <w:b/>
+                <w:i w:val="0"/>
+                <w:color w:val="1F497D"/>
+                <w:sz w:val="19"/>
+              </w:rPr>
+              <w:t>brightness / black_lvl ports</w:t>
+            </w:r>
+          </w:p>
+        </w:tc>
+        <w:tc>
+          <w:tcPr>
+            <w:tcW w:type="dxa" w:w="2160"/>
+            <w:shd w:val="clear" w:color="auto" w:fill="FFFFFF"/>
+          </w:tcPr>
+          <w:p>
+            <w:pPr>
+              <w:jc w:val="left"/>
+            </w:pPr>
+            <w:r>
+              <w:rPr>
+                <w:b w:val="0"/>
+                <w:i/>
+                <w:color w:val="000000"/>
+                <w:sz w:val="17"/>
+              </w:rPr>
+              <w:t>all top files</w:t>
+            </w:r>
+          </w:p>
+        </w:tc>
+        <w:tc>
+          <w:tcPr>
+            <w:tcW w:type="dxa" w:w="1152"/>
+            <w:shd w:val="clear" w:color="auto" w:fill="FFFFFF"/>
+          </w:tcPr>
+          <w:p>
+            <w:pPr>
+              <w:jc w:val="center"/>
+            </w:pPr>
+            <w:r>
+              <w:rPr>
+                <w:b/>
+                <w:i w:val="0"/>
+                <w:color w:val="378610"/>
+                <w:sz w:val="19"/>
+              </w:rPr>
+              <w:t>WORKING</w:t>
+            </w:r>
+          </w:p>
+        </w:tc>
+        <w:tc>
+          <w:tcPr>
+            <w:tcW w:type="dxa" w:w="4320"/>
+            <w:shd w:val="clear" w:color="auto" w:fill="FFFFFF"/>
+          </w:tcPr>
+          <w:p>
+            <w:pPr>
+              <w:jc w:val="left"/>
+            </w:pPr>
+            <w:r>
+              <w:rPr>
+                <w:b w:val="0"/>
+                <w:i w:val="0"/>
+                <w:color w:val="000000"/>
+                <w:sz w:val="19"/>
+              </w:rPr>
+              <w:t>4-bit DAC level override. Clamped: black_lvl ≥ 4, black_lvl ≤ brightness</w:t>
+            </w:r>
+          </w:p>
+        </w:tc>
+      </w:tr>
+      <w:tr>
+        <w:tc>
+          <w:tcPr>
+            <w:tcW w:type="dxa" w:w="2880"/>
+            <w:shd w:val="clear" w:color="auto" w:fill="DAE8FC"/>
+          </w:tcPr>
+          <w:p>
+            <w:pPr>
+              <w:jc w:val="left"/>
+            </w:pPr>
+            <w:r>
+              <w:rPr>
+                <w:b/>
+                <w:i w:val="0"/>
+                <w:color w:val="1F497D"/>
+                <w:sz w:val="19"/>
+              </w:rPr>
+              <w:t>bram_len port</w:t>
+            </w:r>
+          </w:p>
+        </w:tc>
+        <w:tc>
+          <w:tcPr>
+            <w:tcW w:type="dxa" w:w="2160"/>
+            <w:shd w:val="clear" w:color="auto" w:fill="DAE8FC"/>
+          </w:tcPr>
+          <w:p>
+            <w:pPr>
+              <w:jc w:val="left"/>
+            </w:pPr>
+            <w:r>
+              <w:rPr>
+                <w:b w:val="0"/>
+                <w:i/>
+                <w:color w:val="000000"/>
+                <w:sz w:val="17"/>
+              </w:rPr>
+              <w:t>pal_tv_bram_top.vhd</w:t>
+              <w:br/>
+              <w:t>video_bram_top.vhd</w:t>
+            </w:r>
+          </w:p>
+        </w:tc>
+        <w:tc>
+          <w:tcPr>
+            <w:tcW w:type="dxa" w:w="1152"/>
+            <w:shd w:val="clear" w:color="auto" w:fill="DAE8FC"/>
+          </w:tcPr>
+          <w:p>
+            <w:pPr>
+              <w:jc w:val="center"/>
+            </w:pPr>
+            <w:r>
+              <w:rPr>
+                <w:b/>
+                <w:i w:val="0"/>
+                <w:color w:val="378610"/>
+                <w:sz w:val="19"/>
+              </w:rPr>
+              <w:t>WORKING</w:t>
+            </w:r>
+          </w:p>
+        </w:tc>
+        <w:tc>
+          <w:tcPr>
+            <w:tcW w:type="dxa" w:w="4320"/>
+            <w:shd w:val="clear" w:color="auto" w:fill="DAE8FC"/>
+          </w:tcPr>
+          <w:p>
+            <w:pPr>
+              <w:jc w:val="left"/>
+            </w:pPr>
+            <w:r>
+              <w:rPr>
+                <w:b w:val="0"/>
+                <w:i w:val="0"/>
+                <w:color w:val="000000"/>
+                <w:sz w:val="19"/>
+              </w:rPr>
+              <w:t>19-bit. Sets read address wrap point. 520=1 row loop, 299520=full frame</w:t>
+            </w:r>
+          </w:p>
+        </w:tc>
+      </w:tr>
+      <w:tr>
+        <w:tc>
+          <w:tcPr>
+            <w:tcW w:type="dxa" w:w="2880"/>
+            <w:shd w:val="clear" w:color="auto" w:fill="FFFFFF"/>
+          </w:tcPr>
+          <w:p>
+            <w:pPr>
+              <w:jc w:val="left"/>
+            </w:pPr>
+            <w:r>
+              <w:rPr>
+                <w:b/>
+                <w:i w:val="0"/>
+                <w:color w:val="1F497D"/>
+                <w:sz w:val="19"/>
+              </w:rPr>
+              <w:t>line_sync_o / frame_sync_o outputs</w:t>
+            </w:r>
+          </w:p>
+        </w:tc>
+        <w:tc>
+          <w:tcPr>
+            <w:tcW w:type="dxa" w:w="2160"/>
+            <w:shd w:val="clear" w:color="auto" w:fill="FFFFFF"/>
+          </w:tcPr>
+          <w:p>
+            <w:pPr>
+              <w:jc w:val="left"/>
+            </w:pPr>
+            <w:r>
+              <w:rPr>
+                <w:b w:val="0"/>
+                <w:i/>
+                <w:color w:val="000000"/>
+                <w:sz w:val="17"/>
+              </w:rPr>
+              <w:t>all bram/interlaced files</w:t>
+            </w:r>
+          </w:p>
+        </w:tc>
+        <w:tc>
+          <w:tcPr>
+            <w:tcW w:type="dxa" w:w="1152"/>
+            <w:shd w:val="clear" w:color="auto" w:fill="FFFFFF"/>
+          </w:tcPr>
+          <w:p>
+            <w:pPr>
+              <w:jc w:val="center"/>
+            </w:pPr>
+            <w:r>
+              <w:rPr>
+                <w:b/>
+                <w:i w:val="0"/>
+                <w:color w:val="378610"/>
+                <w:sz w:val="19"/>
+              </w:rPr>
+              <w:t>WORKING</w:t>
+            </w:r>
+          </w:p>
+        </w:tc>
+        <w:tc>
+          <w:tcPr>
+            <w:tcW w:type="dxa" w:w="4320"/>
+            <w:shd w:val="clear" w:color="auto" w:fill="FFFFFF"/>
+          </w:tcPr>
+          <w:p>
+            <w:pPr>
+              <w:jc w:val="left"/>
+            </w:pPr>
+            <w:r>
+              <w:rPr>
+                <w:b w:val="0"/>
+                <w:i w:val="0"/>
+                <w:color w:val="000000"/>
+                <w:sz w:val="19"/>
+              </w:rPr>
+              <w:t>Separate H-sync and V-sync outputs alongside composite csync_o</w:t>
+            </w:r>
+          </w:p>
+        </w:tc>
+      </w:tr>
+      <w:tr>
+        <w:tc>
+          <w:tcPr>
+            <w:tcW w:type="dxa" w:w="2880"/>
+            <w:shd w:val="clear" w:color="auto" w:fill="DAE8FC"/>
+          </w:tcPr>
+          <w:p>
+            <w:pPr>
+              <w:jc w:val="left"/>
+            </w:pPr>
+            <w:r>
+              <w:rPr>
+                <w:b/>
+                <w:i w:val="0"/>
+                <w:color w:val="1F497D"/>
+                <w:sz w:val="19"/>
+              </w:rPr>
+              <w:t>field_o output</w:t>
+            </w:r>
+          </w:p>
+        </w:tc>
+        <w:tc>
+          <w:tcPr>
+            <w:tcW w:type="dxa" w:w="2160"/>
+            <w:shd w:val="clear" w:color="auto" w:fill="DAE8FC"/>
+          </w:tcPr>
+          <w:p>
+            <w:pPr>
+              <w:jc w:val="left"/>
+            </w:pPr>
+            <w:r>
+              <w:rPr>
+                <w:b w:val="0"/>
+                <w:i/>
+                <w:color w:val="000000"/>
+                <w:sz w:val="17"/>
+              </w:rPr>
+              <w:t>all bram/interlaced files</w:t>
+            </w:r>
+          </w:p>
+        </w:tc>
+        <w:tc>
+          <w:tcPr>
+            <w:tcW w:type="dxa" w:w="1152"/>
+            <w:shd w:val="clear" w:color="auto" w:fill="DAE8FC"/>
+          </w:tcPr>
+          <w:p>
+            <w:pPr>
+              <w:jc w:val="center"/>
+            </w:pPr>
+            <w:r>
+              <w:rPr>
+                <w:b/>
+                <w:i w:val="0"/>
+                <w:color w:val="378610"/>
+                <w:sz w:val="19"/>
+              </w:rPr>
+              <w:t>WORKING</w:t>
+            </w:r>
+          </w:p>
+        </w:tc>
+        <w:tc>
+          <w:tcPr>
+            <w:tcW w:type="dxa" w:w="4320"/>
+            <w:shd w:val="clear" w:color="auto" w:fill="DAE8FC"/>
+          </w:tcPr>
+          <w:p>
+            <w:pPr>
+              <w:jc w:val="left"/>
+            </w:pPr>
+            <w:r>
+              <w:rPr>
+                <w:b w:val="0"/>
+                <w:i w:val="0"/>
+                <w:color w:val="000000"/>
+                <w:sz w:val="19"/>
+              </w:rPr>
+              <w:t>0 = Field 1 (odd lines), 1 = Field 2 (even lines)</w:t>
+            </w:r>
+          </w:p>
+        </w:tc>
+      </w:tr>
+      <w:tr>
+        <w:tc>
+          <w:tcPr>
+            <w:tcW w:type="dxa" w:w="2880"/>
+            <w:shd w:val="clear" w:color="auto" w:fill="FFFFFF"/>
+          </w:tcPr>
+          <w:p>
+            <w:pPr>
+              <w:jc w:val="left"/>
+            </w:pPr>
+            <w:r>
+              <w:rPr>
+                <w:b/>
+                <w:i w:val="0"/>
+                <w:color w:val="1F497D"/>
+                <w:sz w:val="19"/>
+              </w:rPr>
+              <w:t>HTML pattern generator tool</w:t>
+            </w:r>
+          </w:p>
+        </w:tc>
+        <w:tc>
+          <w:tcPr>
+            <w:tcW w:type="dxa" w:w="2160"/>
+            <w:shd w:val="clear" w:color="auto" w:fill="FFFFFF"/>
+          </w:tcPr>
+          <w:p>
+            <w:pPr>
+              <w:jc w:val="left"/>
+            </w:pPr>
+            <w:r>
+              <w:rPr>
+                <w:b w:val="0"/>
+                <w:i/>
+                <w:color w:val="000000"/>
+                <w:sz w:val="17"/>
+              </w:rPr>
+              <w:t>tools/bram_pattern_gen.html</w:t>
+            </w:r>
+          </w:p>
+        </w:tc>
+        <w:tc>
+          <w:tcPr>
+            <w:tcW w:type="dxa" w:w="1152"/>
+            <w:shd w:val="clear" w:color="auto" w:fill="FFFFFF"/>
+          </w:tcPr>
+          <w:p>
+            <w:pPr>
+              <w:jc w:val="center"/>
+            </w:pPr>
+            <w:r>
+              <w:rPr>
+                <w:b/>
+                <w:i w:val="0"/>
+                <w:color w:val="378610"/>
+                <w:sz w:val="19"/>
+              </w:rPr>
+              <w:t>WORKING</w:t>
+            </w:r>
+          </w:p>
+        </w:tc>
+        <w:tc>
+          <w:tcPr>
+            <w:tcW w:type="dxa" w:w="4320"/>
+            <w:shd w:val="clear" w:color="auto" w:fill="FFFFFF"/>
+          </w:tcPr>
+          <w:p>
+            <w:pPr>
+              <w:jc w:val="left"/>
+            </w:pPr>
+            <w:r>
+              <w:rPr>
+                <w:b w:val="0"/>
+                <w:i w:val="0"/>
+                <w:color w:val="000000"/>
+                <w:sz w:val="19"/>
+              </w:rPr>
+              <w:t>Browser-based. Patterns, text overlay, multi-zone, PNG export, 1-bit binary BRAM export</w:t>
+            </w:r>
+          </w:p>
+        </w:tc>
+      </w:tr>
+      <w:tr>
+        <w:tc>
+          <w:tcPr>
+            <w:tcW w:type="dxa" w:w="2880"/>
+            <w:shd w:val="clear" w:color="auto" w:fill="DAE8FC"/>
+          </w:tcPr>
+          <w:p>
+            <w:pPr>
+              <w:jc w:val="left"/>
+            </w:pPr>
+            <w:r>
+              <w:rPr>
+                <w:b/>
+                <w:i w:val="0"/>
+                <w:color w:val="1F497D"/>
+                <w:sz w:val="19"/>
+              </w:rPr>
+              <w:t>User &amp; Reference Guide (Word)</w:t>
+            </w:r>
+          </w:p>
+        </w:tc>
+        <w:tc>
+          <w:tcPr>
+            <w:tcW w:type="dxa" w:w="2160"/>
+            <w:shd w:val="clear" w:color="auto" w:fill="DAE8FC"/>
+          </w:tcPr>
+          <w:p>
+            <w:pPr>
+              <w:jc w:val="left"/>
+            </w:pPr>
+            <w:r>
+              <w:rPr>
+                <w:b w:val="0"/>
+                <w:i/>
+                <w:color w:val="000000"/>
+                <w:sz w:val="17"/>
+              </w:rPr>
+              <w:t>tools/PAL_NTSC_Video_IP_User_Guide.docx</w:t>
+            </w:r>
+          </w:p>
+        </w:tc>
+        <w:tc>
+          <w:tcPr>
+            <w:tcW w:type="dxa" w:w="1152"/>
+            <w:shd w:val="clear" w:color="auto" w:fill="DAE8FC"/>
+          </w:tcPr>
+          <w:p>
+            <w:pPr>
+              <w:jc w:val="center"/>
+            </w:pPr>
+            <w:r>
+              <w:rPr>
+                <w:b/>
+                <w:i w:val="0"/>
+                <w:color w:val="378610"/>
+                <w:sz w:val="19"/>
+              </w:rPr>
+              <w:t>WORKING</w:t>
+            </w:r>
+          </w:p>
+        </w:tc>
+        <w:tc>
+          <w:tcPr>
+            <w:tcW w:type="dxa" w:w="4320"/>
+            <w:shd w:val="clear" w:color="auto" w:fill="DAE8FC"/>
+          </w:tcPr>
+          <w:p>
+            <w:pPr>
+              <w:jc w:val="left"/>
+            </w:pPr>
+            <w:r>
+              <w:rPr>
+                <w:b w:val="0"/>
+                <w:i w:val="0"/>
+                <w:color w:val="000000"/>
+                <w:sz w:val="19"/>
+              </w:rPr>
+              <w:t>Full 10-section guide with simulation logs, waveform images, DAC strip diagrams</w:t>
+            </w:r>
+          </w:p>
+        </w:tc>
+      </w:tr>
+      <w:tr>
+        <w:tc>
+          <w:tcPr>
+            <w:tcW w:type="dxa" w:w="2880"/>
+            <w:shd w:val="clear" w:color="auto" w:fill="FFFFFF"/>
+          </w:tcPr>
+          <w:p>
+            <w:pPr>
+              <w:jc w:val="left"/>
+            </w:pPr>
+            <w:r>
+              <w:rPr>
+                <w:b/>
+                <w:i w:val="0"/>
+                <w:color w:val="1F497D"/>
+                <w:sz w:val="19"/>
+              </w:rPr>
+              <w:t>Configuration Summary (Word)</w:t>
+            </w:r>
+          </w:p>
+        </w:tc>
+        <w:tc>
+          <w:tcPr>
+            <w:tcW w:type="dxa" w:w="2160"/>
+            <w:shd w:val="clear" w:color="auto" w:fill="FFFFFF"/>
+          </w:tcPr>
+          <w:p>
+            <w:pPr>
+              <w:jc w:val="left"/>
+            </w:pPr>
+            <w:r>
+              <w:rPr>
+                <w:b w:val="0"/>
+                <w:i/>
+                <w:color w:val="000000"/>
+                <w:sz w:val="17"/>
+              </w:rPr>
+              <w:t>tools/PAL_NTSC_Config_Summary.docx</w:t>
+            </w:r>
+          </w:p>
+        </w:tc>
+        <w:tc>
+          <w:tcPr>
+            <w:tcW w:type="dxa" w:w="1152"/>
+            <w:shd w:val="clear" w:color="auto" w:fill="FFFFFF"/>
+          </w:tcPr>
+          <w:p>
+            <w:pPr>
+              <w:jc w:val="center"/>
+            </w:pPr>
+            <w:r>
+              <w:rPr>
+                <w:b/>
+                <w:i w:val="0"/>
+                <w:color w:val="378610"/>
+                <w:sz w:val="19"/>
+              </w:rPr>
+              <w:t>WORKING</w:t>
+            </w:r>
+          </w:p>
+        </w:tc>
+        <w:tc>
+          <w:tcPr>
+            <w:tcW w:type="dxa" w:w="4320"/>
+            <w:shd w:val="clear" w:color="auto" w:fill="FFFFFF"/>
+          </w:tcPr>
+          <w:p>
+            <w:pPr>
+              <w:jc w:val="left"/>
+            </w:pPr>
+            <w:r>
+              <w:rPr>
+                <w:b w:val="0"/>
+                <w:i w:val="0"/>
+                <w:color w:val="000000"/>
+                <w:sz w:val="19"/>
+              </w:rPr>
+              <w:t>All generics, runtime ports, sel table, output ports, quick-reference</w:t>
+            </w:r>
+          </w:p>
+        </w:tc>
+      </w:tr>
+    </w:tbl>
+    <w:p/>
+    <w:p>
+      <w:r>
+        <w:br w:type="page"/>
+      </w:r>
+    </w:p>
+    <w:p>
+      <w:pPr>
+        <w:pStyle w:val="Heading1"/>
+      </w:pPr>
+      <w:r>
+        <w:rPr>
+          <w:color w:val="1F497D"/>
+        </w:rPr>
+        <w:t>2  Change History</w:t>
+      </w:r>
+    </w:p>
+    <w:tbl>
+      <w:tblPr>
+        <w:tblStyle w:val="TableGrid"/>
+        <w:tblW w:type="auto" w:w="0"/>
+        <w:tblLook w:firstColumn="1" w:firstRow="1" w:lastColumn="0" w:lastRow="0" w:noHBand="0" w:noVBand="1" w:val="04A0"/>
+      </w:tblPr>
+      <w:tblGrid>
+        <w:gridCol w:w="3249"/>
+        <w:gridCol w:w="3249"/>
+        <w:gridCol w:w="3249"/>
+      </w:tblGrid>
+      <w:tr>
+        <w:tc>
+          <w:tcPr>
+            <w:tcW w:type="dxa" w:w="2160"/>
+            <w:shd w:val="clear" w:color="auto" w:fill="1F497D"/>
+          </w:tcPr>
+          <w:p>
+            <w:pPr>
+              <w:jc w:val="left"/>
+            </w:pPr>
+            <w:r>
+              <w:rPr>
+                <w:b/>
+                <w:i w:val="0"/>
                 <w:color w:val="FFFFFF"/>
                 <w:sz w:val="19"/>
               </w:rPr>
-              <w:t>2026-05-24</w:t>
+              <w:t>BRAM double-buffering</w:t>
+              <w:br/>
+              <w:t>(latest)</w:t>
+            </w:r>
+          </w:p>
+        </w:tc>
+        <w:tc>
+          <w:tcPr>
+            <w:tcW w:type="dxa" w:w="6048"/>
+            <w:shd w:val="clear" w:color="auto" w:fill="FFFFFF"/>
+          </w:tcPr>
+          <w:p>
+            <w:pPr>
+              <w:jc w:val="left"/>
+            </w:pPr>
+            <w:r>
+              <w:rPr>
+                <w:b w:val="0"/>
+                <w:i w:val="0"/>
+                <w:color w:val="000000"/>
+                <w:sz w:val="19"/>
+              </w:rPr>
+              <w:t>• Two BRAM banks: bram_mem_0 and bram_mem_1</w:t>
+              <w:br/>
+              <w:t>• Write port always targets back buffer (NOT displayed)</w:t>
+              <w:br/>
+              <w:t>• buf_swap pulse deferred to V-blank boundary — no tearing</w:t>
+              <w:br/>
+              <w:t>• buf_swapped strobe confirms swap completion</w:t>
+              <w:br/>
+              <w:t>• back_buf_o output tells host which bank to write to</w:t>
+              <w:br/>
+              <w:t>• buf_swap must be a ONE-clock pulse; holding high re-arms every frame</w:t>
+              <w:br/>
+              <w:t>• Testbench: tb_bram_double_buf.vhd — 4 phases, all PASS</w:t>
+            </w:r>
+          </w:p>
+        </w:tc>
+        <w:tc>
+          <w:tcPr>
+            <w:tcW w:type="dxa" w:w="2304"/>
+            <w:shd w:val="clear" w:color="auto" w:fill="FFFFFF"/>
+          </w:tcPr>
+          <w:p>
+            <w:pPr>
+              <w:jc w:val="left"/>
+            </w:pPr>
+            <w:r>
+              <w:rPr>
+                <w:b w:val="0"/>
+                <w:i/>
+                <w:color w:val="2E74B5"/>
+                <w:sz w:val="17"/>
+              </w:rPr>
+              <w:t>pal_tv_bram_top.vhd</w:t>
+              <w:br/>
+              <w:t>video_bram_top.vhd</w:t>
+              <w:br/>
+              <w:t>tb_bram_double_buf.vhd</w:t>
+            </w:r>
+          </w:p>
+        </w:tc>
+      </w:tr>
+    </w:tbl>
+    <w:p/>
+    <w:tbl>
+      <w:tblPr>
+        <w:tblStyle w:val="TableGrid"/>
+        <w:tblW w:type="auto" w:w="0"/>
+        <w:tblLook w:firstColumn="1" w:firstRow="1" w:lastColumn="0" w:lastRow="0" w:noHBand="0" w:noVBand="1" w:val="04A0"/>
+      </w:tblPr>
+      <w:tblGrid>
+        <w:gridCol w:w="3249"/>
+        <w:gridCol w:w="3249"/>
+        <w:gridCol w:w="3249"/>
+      </w:tblGrid>
+      <w:tr>
+        <w:tc>
+          <w:tcPr>
+            <w:tcW w:type="dxa" w:w="2160"/>
+            <w:shd w:val="clear" w:color="auto" w:fill="2E74B5"/>
+          </w:tcPr>
+          <w:p>
+            <w:pPr>
+              <w:jc w:val="left"/>
+            </w:pPr>
+            <w:r>
+              <w:rPr>
+                <w:b/>
+                <w:i w:val="0"/>
+                <w:color w:val="FFFFFF"/>
+                <w:sz w:val="19"/>
+              </w:rPr>
+              <w:t>Configuration summary document</w:t>
+            </w:r>
+          </w:p>
+        </w:tc>
+        <w:tc>
+          <w:tcPr>
+            <w:tcW w:type="dxa" w:w="6048"/>
+            <w:shd w:val="clear" w:color="auto" w:fill="DAE8FC"/>
+          </w:tcPr>
+          <w:p>
+            <w:pPr>
+              <w:jc w:val="left"/>
+            </w:pPr>
+            <w:r>
+              <w:rPr>
+                <w:b w:val="0"/>
+                <w:i w:val="0"/>
+                <w:color w:val="000000"/>
+                <w:sz w:val="19"/>
+              </w:rPr>
+              <w:t>• PAL_NTSC_Config_Summary.docx: all generics, runtime ports,</w:t>
+              <w:br/>
+              <w:t xml:space="preserve">  sel table, output ports, quick-reference summary</w:t>
+              <w:br/>
+              <w:t>• Generator: tools/gen_config_summary.py</w:t>
+            </w:r>
+          </w:p>
+        </w:tc>
+        <w:tc>
+          <w:tcPr>
+            <w:tcW w:type="dxa" w:w="2304"/>
+            <w:shd w:val="clear" w:color="auto" w:fill="DAE8FC"/>
+          </w:tcPr>
+          <w:p>
+            <w:pPr>
+              <w:jc w:val="left"/>
+            </w:pPr>
+            <w:r>
+              <w:rPr>
+                <w:b w:val="0"/>
+                <w:i/>
+                <w:color w:val="2E74B5"/>
+                <w:sz w:val="17"/>
+              </w:rPr>
+              <w:t>tools/PAL_NTSC_Config_Summary.docx</w:t>
+              <w:br/>
+              <w:t>tools/gen_config_summary.py</w:t>
+            </w:r>
+          </w:p>
+        </w:tc>
+      </w:tr>
+    </w:tbl>
+    <w:p/>
+    <w:tbl>
+      <w:tblPr>
+        <w:tblStyle w:val="TableGrid"/>
+        <w:tblW w:type="auto" w:w="0"/>
+        <w:tblLook w:firstColumn="1" w:firstRow="1" w:lastColumn="0" w:lastRow="0" w:noHBand="0" w:noVBand="1" w:val="04A0"/>
+      </w:tblPr>
+      <w:tblGrid>
+        <w:gridCol w:w="3249"/>
+        <w:gridCol w:w="3249"/>
+        <w:gridCol w:w="3249"/>
+      </w:tblGrid>
+      <w:tr>
+        <w:tc>
+          <w:tcPr>
+            <w:tcW w:type="dxa" w:w="2160"/>
+            <w:shd w:val="clear" w:color="auto" w:fill="2E74B5"/>
+          </w:tcPr>
+          <w:p>
+            <w:pPr>
+              <w:jc w:val="left"/>
+            </w:pPr>
+            <w:r>
+              <w:rPr>
+                <w:b/>
+                <w:i w:val="0"/>
+                <w:color w:val="FFFFFF"/>
+                <w:sz w:val="19"/>
+              </w:rPr>
+              <w:t>User Guide v2 — simulation results</w:t>
+            </w:r>
+          </w:p>
+        </w:tc>
+        <w:tc>
+          <w:tcPr>
+            <w:tcW w:type="dxa" w:w="6048"/>
+            <w:shd w:val="clear" w:color="auto" w:fill="FFFFFF"/>
+          </w:tcPr>
+          <w:p>
+            <w:pPr>
+              <w:jc w:val="left"/>
+            </w:pPr>
+            <w:r>
+              <w:rPr>
+                <w:b w:val="0"/>
+                <w:i w:val="0"/>
+                <w:color w:val="000000"/>
+                <w:sz w:val="19"/>
+              </w:rPr>
+              <w:t>• Waveform PNG images from GHDL VCD files via matplotlib</w:t>
+              <w:br/>
+              <w:t>• DAC output strip diagrams for all sel values</w:t>
+              <w:br/>
+              <w:t>• Simulation console logs (PASS/FAIL colour coded)</w:t>
+              <w:br/>
+              <w:t>• Generator: tools/gen_report_v2.py</w:t>
+            </w:r>
+          </w:p>
+        </w:tc>
+        <w:tc>
+          <w:tcPr>
+            <w:tcW w:type="dxa" w:w="2304"/>
+            <w:shd w:val="clear" w:color="auto" w:fill="FFFFFF"/>
+          </w:tcPr>
+          <w:p>
+            <w:pPr>
+              <w:jc w:val="left"/>
+            </w:pPr>
+            <w:r>
+              <w:rPr>
+                <w:b w:val="0"/>
+                <w:i/>
+                <w:color w:val="2E74B5"/>
+                <w:sz w:val="17"/>
+              </w:rPr>
+              <w:t>tools/PAL_NTSC_Video_IP_User_Guide.docx</w:t>
+              <w:br/>
+              <w:t>tools/gen_report_v2.py</w:t>
+            </w:r>
+          </w:p>
+        </w:tc>
+      </w:tr>
+    </w:tbl>
+    <w:p/>
+    <w:tbl>
+      <w:tblPr>
+        <w:tblStyle w:val="TableGrid"/>
+        <w:tblW w:type="auto" w:w="0"/>
+        <w:tblLook w:firstColumn="1" w:firstRow="1" w:lastColumn="0" w:lastRow="0" w:noHBand="0" w:noVBand="1" w:val="04A0"/>
+      </w:tblPr>
+      <w:tblGrid>
+        <w:gridCol w:w="3249"/>
+        <w:gridCol w:w="3249"/>
+        <w:gridCol w:w="3249"/>
+      </w:tblGrid>
+      <w:tr>
+        <w:tc>
+          <w:tcPr>
+            <w:tcW w:type="dxa" w:w="2160"/>
+            <w:shd w:val="clear" w:color="auto" w:fill="2E74B5"/>
+          </w:tcPr>
+          <w:p>
+            <w:pPr>
+              <w:jc w:val="left"/>
+            </w:pPr>
+            <w:r>
+              <w:rPr>
+                <w:b/>
+                <w:i w:val="0"/>
+                <w:color w:val="FFFFFF"/>
+                <w:sz w:val="19"/>
+              </w:rPr>
+              <w:t>sel 6–9 + ball/crosshatch ports</w:t>
+            </w:r>
+          </w:p>
+        </w:tc>
+        <w:tc>
+          <w:tcPr>
+            <w:tcW w:type="dxa" w:w="6048"/>
+            <w:shd w:val="clear" w:color="auto" w:fill="DAE8FC"/>
+          </w:tcPr>
+          <w:p>
+            <w:pPr>
+              <w:jc w:val="left"/>
+            </w:pPr>
+            <w:r>
+              <w:rPr>
+                <w:b w:val="0"/>
+                <w:i w:val="0"/>
+                <w:color w:val="000000"/>
+                <w:sz w:val="19"/>
+              </w:rPr>
+              <w:t>• sel 6: Full white (DAC peak-white calibration)</w:t>
+              <w:br/>
+              <w:t>• sel 7: Full black (DAC black-level calibration)</w:t>
+              <w:br/>
+              <w:t>• sel 8: Crosshatch grid with runtime H/V pitch ports (cross_h_i, cross_v_i)</w:t>
+              <w:br/>
+              <w:t>• sel 9: Centre cross (H_ACTIVE/2 vertical + V_ACTIVE/2 horizontal)</w:t>
+              <w:br/>
+              <w:t>• Ball ports: ball_w_i, ball_h_i (width/height), ball_spd_h, ball_spd_v (speed)</w:t>
+              <w:br/>
+              <w:t>• Crosshatch uses modulo counters — no hardware division</w:t>
+              <w:br/>
+              <w:t>• Testbench: tb_new_patterns.vhd — 5 checks, all PASS</w:t>
+            </w:r>
+          </w:p>
+        </w:tc>
+        <w:tc>
+          <w:tcPr>
+            <w:tcW w:type="dxa" w:w="2304"/>
+            <w:shd w:val="clear" w:color="auto" w:fill="DAE8FC"/>
+          </w:tcPr>
+          <w:p>
+            <w:pPr>
+              <w:jc w:val="left"/>
+            </w:pPr>
+            <w:r>
+              <w:rPr>
+                <w:b w:val="0"/>
+                <w:i/>
+                <w:color w:val="2E74B5"/>
+                <w:sz w:val="17"/>
+              </w:rPr>
+              <w:t>pal_tv_bram_top.vhd</w:t>
+              <w:br/>
+              <w:t>video_bram_top.vhd</w:t>
+              <w:br/>
+              <w:t>tb_new_patterns.vhd</w:t>
+            </w:r>
+          </w:p>
+        </w:tc>
+      </w:tr>
+    </w:tbl>
+    <w:p/>
+    <w:tbl>
+      <w:tblPr>
+        <w:tblStyle w:val="TableGrid"/>
+        <w:tblW w:type="auto" w:w="0"/>
+        <w:tblLook w:firstColumn="1" w:firstRow="1" w:lastColumn="0" w:lastRow="0" w:noHBand="0" w:noVBand="1" w:val="04A0"/>
+      </w:tblPr>
+      <w:tblGrid>
+        <w:gridCol w:w="3249"/>
+        <w:gridCol w:w="3249"/>
+        <w:gridCol w:w="3249"/>
+      </w:tblGrid>
+      <w:tr>
+        <w:tc>
+          <w:tcPr>
+            <w:tcW w:type="dxa" w:w="2160"/>
+            <w:shd w:val="clear" w:color="auto" w:fill="2E74B5"/>
+          </w:tcPr>
+          <w:p>
+            <w:pPr>
+              <w:jc w:val="left"/>
+            </w:pPr>
+            <w:r>
+              <w:rPr>
+                <w:b/>
+                <w:i w:val="0"/>
+                <w:color w:val="FFFFFF"/>
+                <w:sz w:val="19"/>
+              </w:rPr>
+              <w:t>HTML pattern generator tool v2</w:t>
+            </w:r>
+          </w:p>
+        </w:tc>
+        <w:tc>
+          <w:tcPr>
+            <w:tcW w:type="dxa" w:w="6048"/>
+            <w:shd w:val="clear" w:color="auto" w:fill="FFFFFF"/>
+          </w:tcPr>
+          <w:p>
+            <w:pPr>
+              <w:jc w:val="left"/>
+            </w:pPr>
+            <w:r>
+              <w:rPr>
+                <w:b w:val="0"/>
+                <w:i w:val="0"/>
+                <w:color w:val="000000"/>
+                <w:sz w:val="19"/>
+              </w:rPr>
+              <w:t>• Text overlay: multiple entries, position, font size, colour, bold/italic</w:t>
+              <w:br/>
+              <w:t>• Multi-zone pattern: V/H split, per-zone type, colours, stripe width</w:t>
+              <w:br/>
+              <w:t>• Separate colours section with FG/BG pickers</w:t>
+              <w:br/>
+              <w:t>• PNG export and 1-bit binary BRAM export</w:t>
+              <w:br/>
+              <w:t>• Renders text before export (baked into image)</w:t>
+            </w:r>
+          </w:p>
+        </w:tc>
+        <w:tc>
+          <w:tcPr>
+            <w:tcW w:type="dxa" w:w="2304"/>
+            <w:shd w:val="clear" w:color="auto" w:fill="FFFFFF"/>
+          </w:tcPr>
+          <w:p>
+            <w:pPr>
+              <w:jc w:val="left"/>
+            </w:pPr>
+            <w:r>
+              <w:rPr>
+                <w:b w:val="0"/>
+                <w:i/>
+                <w:color w:val="2E74B5"/>
+                <w:sz w:val="17"/>
+              </w:rPr>
+              <w:t>tools/bram_pattern_gen.html</w:t>
+            </w:r>
+          </w:p>
+        </w:tc>
+      </w:tr>
+    </w:tbl>
+    <w:p/>
+    <w:tbl>
+      <w:tblPr>
+        <w:tblStyle w:val="TableGrid"/>
+        <w:tblW w:type="auto" w:w="0"/>
+        <w:tblLook w:firstColumn="1" w:firstRow="1" w:lastColumn="0" w:lastRow="0" w:noHBand="0" w:noVBand="1" w:val="04A0"/>
+      </w:tblPr>
+      <w:tblGrid>
+        <w:gridCol w:w="3249"/>
+        <w:gridCol w:w="3249"/>
+        <w:gridCol w:w="3249"/>
+      </w:tblGrid>
+      <w:tr>
+        <w:tc>
+          <w:tcPr>
+            <w:tcW w:type="dxa" w:w="2160"/>
+            <w:shd w:val="clear" w:color="auto" w:fill="2E74B5"/>
+          </w:tcPr>
+          <w:p>
+            <w:pPr>
+              <w:jc w:val="left"/>
+            </w:pPr>
+            <w:r>
+              <w:rPr>
+                <w:b/>
+                <w:i w:val="0"/>
+                <w:color w:val="FFFFFF"/>
+                <w:sz w:val="19"/>
+              </w:rPr>
+              <w:t>User Guide v1 — base document</w:t>
+            </w:r>
+          </w:p>
+        </w:tc>
+        <w:tc>
+          <w:tcPr>
+            <w:tcW w:type="dxa" w:w="6048"/>
+            <w:shd w:val="clear" w:color="auto" w:fill="DAE8FC"/>
+          </w:tcPr>
+          <w:p>
+            <w:pPr>
+              <w:jc w:val="left"/>
+            </w:pPr>
+            <w:r>
+              <w:rPr>
+                <w:b w:val="0"/>
+                <w:i w:val="0"/>
+                <w:color w:val="000000"/>
+                <w:sz w:val="19"/>
+              </w:rPr>
+              <w:t>• 12-section Word document</w:t>
+              <w:br/>
+              <w:t>• File load order, port tables, pattern descriptions</w:t>
+              <w:br/>
+              <w:t>• GHDL simulation commands, Vivado integration notes</w:t>
+              <w:br/>
+              <w:t>• Quick-start guide</w:t>
+            </w:r>
+          </w:p>
+        </w:tc>
+        <w:tc>
+          <w:tcPr>
+            <w:tcW w:type="dxa" w:w="2304"/>
+            <w:shd w:val="clear" w:color="auto" w:fill="DAE8FC"/>
+          </w:tcPr>
+          <w:p>
+            <w:pPr>
+              <w:jc w:val="left"/>
+            </w:pPr>
+            <w:r>
+              <w:rPr>
+                <w:b w:val="0"/>
+                <w:i/>
+                <w:color w:val="2E74B5"/>
+                <w:sz w:val="17"/>
+              </w:rPr>
+              <w:t>tools/PAL_NTSC_Video_IP_User_Guide.docx</w:t>
+              <w:br/>
+              <w:t>tools/gen_report.py</w:t>
+            </w:r>
+          </w:p>
+        </w:tc>
+      </w:tr>
+    </w:tbl>
+    <w:p/>
+    <w:tbl>
+      <w:tblPr>
+        <w:tblStyle w:val="TableGrid"/>
+        <w:tblW w:type="auto" w:w="0"/>
+        <w:tblLook w:firstColumn="1" w:firstRow="1" w:lastColumn="0" w:lastRow="0" w:noHBand="0" w:noVBand="1" w:val="04A0"/>
+      </w:tblPr>
+      <w:tblGrid>
+        <w:gridCol w:w="3249"/>
+        <w:gridCol w:w="3249"/>
+        <w:gridCol w:w="3249"/>
+      </w:tblGrid>
+      <w:tr>
+        <w:tc>
+          <w:tcPr>
+            <w:tcW w:type="dxa" w:w="2160"/>
+            <w:shd w:val="clear" w:color="auto" w:fill="2E74B5"/>
+          </w:tcPr>
+          <w:p>
+            <w:pPr>
+              <w:jc w:val="left"/>
+            </w:pPr>
+            <w:r>
+              <w:rPr>
+                <w:b/>
+                <w:i w:val="0"/>
+                <w:color w:val="FFFFFF"/>
+                <w:sz w:val="19"/>
+              </w:rPr>
+              <w:t>PAL/NTSC runtime select (video_bram_top)</w:t>
+            </w:r>
+          </w:p>
+        </w:tc>
+        <w:tc>
+          <w:tcPr>
+            <w:tcW w:type="dxa" w:w="6048"/>
+            <w:shd w:val="clear" w:color="auto" w:fill="FFFFFF"/>
+          </w:tcPr>
+          <w:p>
+            <w:pPr>
+              <w:jc w:val="left"/>
+            </w:pPr>
+            <w:r>
+              <w:rPr>
+                <w:b w:val="0"/>
+                <w:i w:val="0"/>
+                <w:color w:val="000000"/>
+                <w:sz w:val="19"/>
+              </w:rPr>
+              <w:t>• New top-level entity video_bram_top</w:t>
+              <w:br/>
+              <w:t>• ntsc_mode port: 0=PAL 625/50, 1=NTSC 525/60</w:t>
+              <w:br/>
+              <w:t>• All timing signals driven combinationally from ntsc_mode</w:t>
+              <w:br/>
+              <w:t>• H_TOTAL=640 PAL / 636 NTSC; V_TOTAL=625 PAL / 525 NTSC</w:t>
+            </w:r>
+          </w:p>
+        </w:tc>
+        <w:tc>
+          <w:tcPr>
+            <w:tcW w:type="dxa" w:w="2304"/>
+            <w:shd w:val="clear" w:color="auto" w:fill="FFFFFF"/>
+          </w:tcPr>
+          <w:p>
+            <w:pPr>
+              <w:jc w:val="left"/>
+            </w:pPr>
+            <w:r>
+              <w:rPr>
+                <w:b w:val="0"/>
+                <w:i/>
+                <w:color w:val="2E74B5"/>
+                <w:sz w:val="17"/>
+              </w:rPr>
+              <w:t>tv/bram/video_bram_top.vhd</w:t>
+            </w:r>
+          </w:p>
+        </w:tc>
+      </w:tr>
+    </w:tbl>
+    <w:p/>
+    <w:tbl>
+      <w:tblPr>
+        <w:tblStyle w:val="TableGrid"/>
+        <w:tblW w:type="auto" w:w="0"/>
+        <w:tblLook w:firstColumn="1" w:firstRow="1" w:lastColumn="0" w:lastRow="0" w:noHBand="0" w:noVBand="1" w:val="04A0"/>
+      </w:tblPr>
+      <w:tblGrid>
+        <w:gridCol w:w="3249"/>
+        <w:gridCol w:w="3249"/>
+        <w:gridCol w:w="3249"/>
+      </w:tblGrid>
+      <w:tr>
+        <w:tc>
+          <w:tcPr>
+            <w:tcW w:type="dxa" w:w="2160"/>
+            <w:shd w:val="clear" w:color="auto" w:fill="2E74B5"/>
+          </w:tcPr>
+          <w:p>
+            <w:pPr>
+              <w:jc w:val="left"/>
+            </w:pPr>
+            <w:r>
+              <w:rPr>
+                <w:b/>
+                <w:i w:val="0"/>
+                <w:color w:val="FFFFFF"/>
+                <w:sz w:val="19"/>
+              </w:rPr>
+              <w:t>line_sync_o, frame_sync_o output ports</w:t>
+            </w:r>
+          </w:p>
+        </w:tc>
+        <w:tc>
+          <w:tcPr>
+            <w:tcW w:type="dxa" w:w="6048"/>
+            <w:shd w:val="clear" w:color="auto" w:fill="DAE8FC"/>
+          </w:tcPr>
+          <w:p>
+            <w:pPr>
+              <w:jc w:val="left"/>
+            </w:pPr>
+            <w:r>
+              <w:rPr>
+                <w:b w:val="0"/>
+                <w:i w:val="0"/>
+                <w:color w:val="000000"/>
+                <w:sz w:val="19"/>
+              </w:rPr>
+              <w:t>• Separate H-sync and V-sync outputs added to all variants</w:t>
+              <w:br/>
+              <w:t>• line_sync_o: H pulse only, suppressed during vsync</w:t>
+              <w:br/>
+              <w:t>• frame_sync_o: HIGH for entire vsync region</w:t>
+              <w:br/>
+              <w:t>• field_o: 0=F1, 1=F2</w:t>
+            </w:r>
+          </w:p>
+        </w:tc>
+        <w:tc>
+          <w:tcPr>
+            <w:tcW w:type="dxa" w:w="2304"/>
+            <w:shd w:val="clear" w:color="auto" w:fill="DAE8FC"/>
+          </w:tcPr>
+          <w:p>
+            <w:pPr>
+              <w:jc w:val="left"/>
+            </w:pPr>
+            <w:r>
+              <w:rPr>
+                <w:b w:val="0"/>
+                <w:i/>
+                <w:color w:val="2E74B5"/>
+                <w:sz w:val="17"/>
+              </w:rPr>
+              <w:t>pal_tv_bram_top.vhd</w:t>
+              <w:br/>
+              <w:t>video_bram_top.vhd</w:t>
+              <w:br/>
+              <w:t>pal_tv_interlaced_top.vhd</w:t>
+            </w:r>
+          </w:p>
+        </w:tc>
+      </w:tr>
+    </w:tbl>
+    <w:p/>
+    <w:tbl>
+      <w:tblPr>
+        <w:tblStyle w:val="TableGrid"/>
+        <w:tblW w:type="auto" w:w="0"/>
+        <w:tblLook w:firstColumn="1" w:firstRow="1" w:lastColumn="0" w:lastRow="0" w:noHBand="0" w:noVBand="1" w:val="04A0"/>
+      </w:tblPr>
+      <w:tblGrid>
+        <w:gridCol w:w="3249"/>
+        <w:gridCol w:w="3249"/>
+        <w:gridCol w:w="3249"/>
+      </w:tblGrid>
+      <w:tr>
+        <w:tc>
+          <w:tcPr>
+            <w:tcW w:type="dxa" w:w="2160"/>
+            <w:shd w:val="clear" w:color="auto" w:fill="2E74B5"/>
+          </w:tcPr>
+          <w:p>
+            <w:pPr>
+              <w:jc w:val="left"/>
+            </w:pPr>
+            <w:r>
+              <w:rPr>
+                <w:b/>
+                <w:i w:val="0"/>
+                <w:color w:val="FFFFFF"/>
+                <w:sz w:val="19"/>
+              </w:rPr>
+              <w:t>sel 5 — Bouncing ball animation</w:t>
+            </w:r>
+          </w:p>
+        </w:tc>
+        <w:tc>
+          <w:tcPr>
+            <w:tcW w:type="dxa" w:w="6048"/>
+            <w:shd w:val="clear" w:color="auto" w:fill="FFFFFF"/>
+          </w:tcPr>
+          <w:p>
+            <w:pPr>
+              <w:jc w:val="left"/>
+            </w:pPr>
+            <w:r>
+              <w:rPr>
+                <w:b w:val="0"/>
+                <w:i w:val="0"/>
+                <w:color w:val="000000"/>
+                <w:sz w:val="19"/>
+              </w:rPr>
+              <w:t>• White rectangle bouncing inside active picture area</w:t>
+              <w:br/>
+              <w:t>• Elastic bounce (velocity reflects on wall contact)</w:t>
+              <w:br/>
+              <w:t>• Default: 60×50 px, speed 3h/2v px per frame</w:t>
+            </w:r>
+          </w:p>
+        </w:tc>
+        <w:tc>
+          <w:tcPr>
+            <w:tcW w:type="dxa" w:w="2304"/>
+            <w:shd w:val="clear" w:color="auto" w:fill="FFFFFF"/>
+          </w:tcPr>
+          <w:p>
+            <w:pPr>
+              <w:jc w:val="left"/>
+            </w:pPr>
+            <w:r>
+              <w:rPr>
+                <w:b w:val="0"/>
+                <w:i/>
+                <w:color w:val="2E74B5"/>
+                <w:sz w:val="17"/>
+              </w:rPr>
+              <w:t>tv/bram/pal_tv_bram_top.vhd</w:t>
+            </w:r>
+          </w:p>
+        </w:tc>
+      </w:tr>
+    </w:tbl>
+    <w:p/>
+    <w:tbl>
+      <w:tblPr>
+        <w:tblStyle w:val="TableGrid"/>
+        <w:tblW w:type="auto" w:w="0"/>
+        <w:tblLook w:firstColumn="1" w:firstRow="1" w:lastColumn="0" w:lastRow="0" w:noHBand="0" w:noVBand="1" w:val="04A0"/>
+      </w:tblPr>
+      <w:tblGrid>
+        <w:gridCol w:w="3249"/>
+        <w:gridCol w:w="3249"/>
+        <w:gridCol w:w="3249"/>
+      </w:tblGrid>
+      <w:tr>
+        <w:tc>
+          <w:tcPr>
+            <w:tcW w:type="dxa" w:w="2160"/>
+            <w:shd w:val="clear" w:color="auto" w:fill="2E74B5"/>
+          </w:tcPr>
+          <w:p>
+            <w:pPr>
+              <w:jc w:val="left"/>
+            </w:pPr>
+            <w:r>
+              <w:rPr>
+                <w:b/>
+                <w:i w:val="0"/>
+                <w:color w:val="FFFFFF"/>
+                <w:sz w:val="19"/>
+              </w:rPr>
+              <w:t>sel 4 — BRAM natural sequential row order</w:t>
+            </w:r>
+          </w:p>
+        </w:tc>
+        <w:tc>
+          <w:tcPr>
+            <w:tcW w:type="dxa" w:w="6048"/>
+            <w:shd w:val="clear" w:color="auto" w:fill="DAE8FC"/>
+          </w:tcPr>
+          <w:p>
+            <w:pPr>
+              <w:jc w:val="left"/>
+            </w:pPr>
+            <w:r>
+              <w:rPr>
+                <w:b w:val="0"/>
+                <w:i w:val="0"/>
+                <w:color w:val="000000"/>
+                <w:sz w:val="19"/>
+              </w:rPr>
+              <w:t>• BRAM addressed in natural image order (row 0,1,2…)</w:t>
+              <w:br/>
+              <w:t>• Hardware routes to correct interlaced field automatically</w:t>
+              <w:br/>
+              <w:t>• bram_len port for partial fill (loop shorter than full frame)</w:t>
+              <w:br/>
+              <w:t>• pal_bram_loader.vhd: FIFO-to-BRAM loader utility</w:t>
+            </w:r>
+          </w:p>
+        </w:tc>
+        <w:tc>
+          <w:tcPr>
+            <w:tcW w:type="dxa" w:w="2304"/>
+            <w:shd w:val="clear" w:color="auto" w:fill="DAE8FC"/>
+          </w:tcPr>
+          <w:p>
+            <w:pPr>
+              <w:jc w:val="left"/>
+            </w:pPr>
+            <w:r>
+              <w:rPr>
+                <w:b w:val="0"/>
+                <w:i/>
+                <w:color w:val="2E74B5"/>
+                <w:sz w:val="17"/>
+              </w:rPr>
+              <w:t>tv/bram/pal_tv_bram_top.vhd</w:t>
+              <w:br/>
+              <w:t>tv/bram/pal_bram_loader.vhd</w:t>
+            </w:r>
+          </w:p>
+        </w:tc>
+      </w:tr>
+    </w:tbl>
+    <w:p/>
+    <w:tbl>
+      <w:tblPr>
+        <w:tblStyle w:val="TableGrid"/>
+        <w:tblW w:type="auto" w:w="0"/>
+        <w:tblLook w:firstColumn="1" w:firstRow="1" w:lastColumn="0" w:lastRow="0" w:noHBand="0" w:noVBand="1" w:val="04A0"/>
+      </w:tblPr>
+      <w:tblGrid>
+        <w:gridCol w:w="3249"/>
+        <w:gridCol w:w="3249"/>
+        <w:gridCol w:w="3249"/>
+      </w:tblGrid>
+      <w:tr>
+        <w:tc>
+          <w:tcPr>
+            <w:tcW w:type="dxa" w:w="2160"/>
+            <w:shd w:val="clear" w:color="auto" w:fill="2E74B5"/>
+          </w:tcPr>
+          <w:p>
+            <w:pPr>
+              <w:jc w:val="left"/>
+            </w:pPr>
+            <w:r>
+              <w:rPr>
+                <w:b/>
+                <w:i w:val="0"/>
+                <w:color w:val="FFFFFF"/>
+                <w:sz w:val="19"/>
+              </w:rPr>
+              <w:t>brightness / black_lvl ports</w:t>
+            </w:r>
+          </w:p>
+        </w:tc>
+        <w:tc>
+          <w:tcPr>
+            <w:tcW w:type="dxa" w:w="6048"/>
+            <w:shd w:val="clear" w:color="auto" w:fill="FFFFFF"/>
+          </w:tcPr>
+          <w:p>
+            <w:pPr>
+              <w:jc w:val="left"/>
+            </w:pPr>
+            <w:r>
+              <w:rPr>
+                <w:b w:val="0"/>
+                <w:i w:val="0"/>
+                <w:color w:val="000000"/>
+                <w:sz w:val="19"/>
+              </w:rPr>
+              <w:t>• Replace fixed DAC levels with runtime-adjustable ports</w:t>
+              <w:br/>
+              <w:t>• brightness: white DAC level (4-bit, clamped ≥ 4)</w:t>
+              <w:br/>
+              <w:t>• black_lvl: black/blanking floor (clamped 4 ≤ x ≤ brightness)</w:t>
+            </w:r>
+          </w:p>
+        </w:tc>
+        <w:tc>
+          <w:tcPr>
+            <w:tcW w:type="dxa" w:w="2304"/>
+            <w:shd w:val="clear" w:color="auto" w:fill="FFFFFF"/>
+          </w:tcPr>
+          <w:p>
+            <w:pPr>
+              <w:jc w:val="left"/>
+            </w:pPr>
+            <w:r>
+              <w:rPr>
+                <w:b w:val="0"/>
+                <w:i/>
+                <w:color w:val="2E74B5"/>
+                <w:sz w:val="17"/>
+              </w:rPr>
+              <w:t>all top-level files</w:t>
+            </w:r>
+          </w:p>
+        </w:tc>
+      </w:tr>
+    </w:tbl>
+    <w:p/>
+    <w:p>
+      <w:r>
+        <w:br w:type="page"/>
+      </w:r>
+    </w:p>
+    <w:p>
+      <w:pPr>
+        <w:pStyle w:val="Heading1"/>
+      </w:pPr>
+      <w:r>
+        <w:rPr>
+          <w:color w:val="1F497D"/>
+        </w:rPr>
+        <w:t>3  Double-Buffer Quick Reference</w:t>
+      </w:r>
+    </w:p>
+    <w:p>
+      <w:r>
+        <w:rPr>
+          <w:b/>
+          <w:i w:val="0"/>
+          <w:color w:val="000000"/>
+          <w:sz w:val="20"/>
+        </w:rPr>
+        <w:t>Key rules to remember:</w:t>
+      </w:r>
+    </w:p>
+    <w:p/>
+    <w:tbl>
+      <w:tblPr>
+        <w:tblStyle w:val="TableGrid"/>
+        <w:tblW w:type="auto" w:w="0"/>
+        <w:tblLook w:firstColumn="1" w:firstRow="1" w:lastColumn="0" w:lastRow="0" w:noHBand="0" w:noVBand="1" w:val="04A0"/>
+      </w:tblPr>
+      <w:tblGrid>
+        <w:gridCol w:w="4873"/>
+        <w:gridCol w:w="4873"/>
+      </w:tblGrid>
+      <w:tr>
+        <w:tc>
+          <w:tcPr>
+            <w:tcW w:type="dxa" w:w="3168"/>
+            <w:shd w:val="clear" w:color="auto" w:fill="1F497D"/>
+          </w:tcPr>
+          <w:p>
+            <w:pPr>
+              <w:jc w:val="left"/>
+            </w:pPr>
+            <w:r>
+              <w:rPr>
+                <w:b/>
+                <w:i w:val="0"/>
+                <w:color w:val="FFFFFF"/>
+                <w:sz w:val="20"/>
+              </w:rPr>
+              <w:t>Rule</w:t>
+            </w:r>
+          </w:p>
+        </w:tc>
+        <w:tc>
+          <w:tcPr>
+            <w:tcW w:type="dxa" w:w="7344"/>
+            <w:shd w:val="clear" w:color="auto" w:fill="1F497D"/>
+          </w:tcPr>
+          <w:p>
+            <w:pPr>
+              <w:jc w:val="left"/>
+            </w:pPr>
+            <w:r>
+              <w:rPr>
+                <w:b/>
+                <w:i w:val="0"/>
+                <w:color w:val="FFFFFF"/>
+                <w:sz w:val="20"/>
+              </w:rPr>
+              <w:t>Detail</w:t>
+            </w:r>
+          </w:p>
+        </w:tc>
+      </w:tr>
+      <w:tr>
+        <w:tc>
+          <w:tcPr>
+            <w:tcW w:type="dxa" w:w="3168"/>
+            <w:shd w:val="clear" w:color="auto" w:fill="FFFFFF"/>
+          </w:tcPr>
+          <w:p>
+            <w:pPr>
+              <w:jc w:val="left"/>
+            </w:pPr>
+            <w:r>
+              <w:rPr>
+                <w:b w:val="0"/>
+                <w:i w:val="0"/>
+                <w:color w:val="000000"/>
+                <w:sz w:val="19"/>
+              </w:rPr>
+              <w:t>★  Buffer does NOT auto-swap</w:t>
+            </w:r>
+          </w:p>
+        </w:tc>
+        <w:tc>
+          <w:tcPr>
+            <w:tcW w:type="dxa" w:w="7344"/>
+            <w:shd w:val="clear" w:color="auto" w:fill="FFFFFF"/>
+          </w:tcPr>
+          <w:p>
+            <w:pPr>
+              <w:jc w:val="left"/>
+            </w:pPr>
+            <w:r>
+              <w:rPr>
+                <w:b w:val="0"/>
+                <w:i w:val="0"/>
+                <w:color w:val="000000"/>
+                <w:sz w:val="19"/>
+              </w:rPr>
+              <w:t>The display reads the same bank forever unless you explicitly pulse buf_swap.</w:t>
+            </w:r>
+          </w:p>
+        </w:tc>
+      </w:tr>
+      <w:tr>
+        <w:tc>
+          <w:tcPr>
+            <w:tcW w:type="dxa" w:w="3168"/>
+            <w:shd w:val="clear" w:color="auto" w:fill="DAE8FC"/>
+          </w:tcPr>
+          <w:p>
+            <w:pPr>
+              <w:jc w:val="left"/>
+            </w:pPr>
+            <w:r>
+              <w:rPr>
+                <w:b w:val="0"/>
+                <w:i w:val="0"/>
+                <w:color w:val="000000"/>
+                <w:sz w:val="19"/>
+              </w:rPr>
+              <w:t>★  Pulse buf_swap for ONE clock only</w:t>
+            </w:r>
+          </w:p>
+        </w:tc>
+        <w:tc>
+          <w:tcPr>
+            <w:tcW w:type="dxa" w:w="7344"/>
+            <w:shd w:val="clear" w:color="auto" w:fill="DAE8FC"/>
+          </w:tcPr>
+          <w:p>
+            <w:pPr>
+              <w:jc w:val="left"/>
+            </w:pPr>
+            <w:r>
+              <w:rPr>
+                <w:b w:val="0"/>
+                <w:i w:val="0"/>
+                <w:color w:val="000000"/>
+                <w:sz w:val="19"/>
+              </w:rPr>
+              <w:t>Set buf_swap=1 for one clock then immediately return to 0.</w:t>
+              <w:br/>
+              <w:t>Holding it high re-arms after each swap — causes a new swap every frame.</w:t>
+            </w:r>
+          </w:p>
+        </w:tc>
+      </w:tr>
+      <w:tr>
+        <w:tc>
+          <w:tcPr>
+            <w:tcW w:type="dxa" w:w="3168"/>
+            <w:shd w:val="clear" w:color="auto" w:fill="FFFFFF"/>
+          </w:tcPr>
+          <w:p>
+            <w:pPr>
+              <w:jc w:val="left"/>
+            </w:pPr>
+            <w:r>
+              <w:rPr>
+                <w:b w:val="0"/>
+                <w:i w:val="0"/>
+                <w:color w:val="000000"/>
+                <w:sz w:val="19"/>
+              </w:rPr>
+              <w:t>★  Swap executes at V-blank, not immediately</w:t>
+            </w:r>
+          </w:p>
+        </w:tc>
+        <w:tc>
+          <w:tcPr>
+            <w:tcW w:type="dxa" w:w="7344"/>
+            <w:shd w:val="clear" w:color="auto" w:fill="FFFFFF"/>
+          </w:tcPr>
+          <w:p>
+            <w:pPr>
+              <w:jc w:val="left"/>
+            </w:pPr>
+            <w:r>
+              <w:rPr>
+                <w:b w:val="0"/>
+                <w:i w:val="0"/>
+                <w:color w:val="000000"/>
+                <w:sz w:val="19"/>
+              </w:rPr>
+              <w:t>No matter when you pulse buf_swap (start/middle/end of frame),</w:t>
+              <w:br/>
+              <w:t>the actual bank flip happens at the last pixel of the last F2 active line.</w:t>
+              <w:br/>
+              <w:t>This guarantees zero tearing.</w:t>
+            </w:r>
+          </w:p>
+        </w:tc>
+      </w:tr>
+      <w:tr>
+        <w:tc>
+          <w:tcPr>
+            <w:tcW w:type="dxa" w:w="3168"/>
+            <w:shd w:val="clear" w:color="auto" w:fill="DAE8FC"/>
+          </w:tcPr>
+          <w:p>
+            <w:pPr>
+              <w:jc w:val="left"/>
+            </w:pPr>
+            <w:r>
+              <w:rPr>
+                <w:b w:val="0"/>
+                <w:i w:val="0"/>
+                <w:color w:val="000000"/>
+                <w:sz w:val="19"/>
+              </w:rPr>
+              <w:t>★  Wait for buf_swapped before writing next frame</w:t>
+            </w:r>
+          </w:p>
+        </w:tc>
+        <w:tc>
+          <w:tcPr>
+            <w:tcW w:type="dxa" w:w="7344"/>
+            <w:shd w:val="clear" w:color="auto" w:fill="DAE8FC"/>
+          </w:tcPr>
+          <w:p>
+            <w:pPr>
+              <w:jc w:val="left"/>
+            </w:pPr>
+            <w:r>
+              <w:rPr>
+                <w:b w:val="0"/>
+                <w:i w:val="0"/>
+                <w:color w:val="000000"/>
+                <w:sz w:val="19"/>
+              </w:rPr>
+              <w:t>buf_swapped strobes 1 for one clock when swap completes.</w:t>
+              <w:br/>
+              <w:t>Only after this strobe is it safe to start writing the next image.</w:t>
+            </w:r>
+          </w:p>
+        </w:tc>
+      </w:tr>
+      <w:tr>
+        <w:tc>
+          <w:tcPr>
+            <w:tcW w:type="dxa" w:w="3168"/>
+            <w:shd w:val="clear" w:color="auto" w:fill="FFFFFF"/>
+          </w:tcPr>
+          <w:p>
+            <w:pPr>
+              <w:jc w:val="left"/>
+            </w:pPr>
+            <w:r>
+              <w:rPr>
+                <w:b w:val="0"/>
+                <w:i w:val="0"/>
+                <w:color w:val="000000"/>
+                <w:sz w:val="19"/>
+              </w:rPr>
+              <w:t>★  Always check back_buf_o before writing</w:t>
+            </w:r>
+          </w:p>
+        </w:tc>
+        <w:tc>
+          <w:tcPr>
+            <w:tcW w:type="dxa" w:w="7344"/>
+            <w:shd w:val="clear" w:color="auto" w:fill="FFFFFF"/>
+          </w:tcPr>
+          <w:p>
+            <w:pPr>
+              <w:jc w:val="left"/>
+            </w:pPr>
+            <w:r>
+              <w:rPr>
+                <w:b w:val="0"/>
+                <w:i w:val="0"/>
+                <w:color w:val="000000"/>
+                <w:sz w:val="19"/>
+              </w:rPr>
+              <w:t>back_buf_o tells you which bank is currently the back (write) buffer.</w:t>
+              <w:br/>
+              <w:t>Always write to this bank. It automatically changes after each swap.</w:t>
+            </w:r>
+          </w:p>
+        </w:tc>
+      </w:tr>
+      <w:tr>
+        <w:tc>
+          <w:tcPr>
+            <w:tcW w:type="dxa" w:w="3168"/>
+            <w:shd w:val="clear" w:color="auto" w:fill="DAE8FC"/>
+          </w:tcPr>
+          <w:p>
+            <w:pPr>
+              <w:jc w:val="left"/>
+            </w:pPr>
+            <w:r>
+              <w:rPr>
+                <w:b w:val="0"/>
+                <w:i w:val="0"/>
+                <w:color w:val="000000"/>
+                <w:sz w:val="19"/>
+              </w:rPr>
+              <w:t>★  Multiple pulses before V-blank = one swap</w:t>
+            </w:r>
+          </w:p>
+        </w:tc>
+        <w:tc>
+          <w:tcPr>
+            <w:tcW w:type="dxa" w:w="7344"/>
+            <w:shd w:val="clear" w:color="auto" w:fill="DAE8FC"/>
+          </w:tcPr>
+          <w:p>
+            <w:pPr>
+              <w:jc w:val="left"/>
+            </w:pPr>
+            <w:r>
+              <w:rPr>
+                <w:b w:val="0"/>
+                <w:i w:val="0"/>
+                <w:color w:val="000000"/>
+                <w:sz w:val="19"/>
+              </w:rPr>
+              <w:t>Pulsing buf_swap twice before V-blank is fine — swap_req is idempotent.</w:t>
+              <w:br/>
+              <w:t>Only one swap fires per V-blank period.</w:t>
+            </w:r>
+          </w:p>
+        </w:tc>
+      </w:tr>
+    </w:tbl>
+    <w:p/>
+    <w:p>
+      <w:pPr>
+        <w:pStyle w:val="Heading1"/>
+      </w:pPr>
+      <w:r>
+        <w:rPr>
+          <w:color w:val="1F497D"/>
+        </w:rPr>
+        <w:t>4  Simulation Results Summary</w:t>
+      </w:r>
+    </w:p>
+    <w:tbl>
+      <w:tblPr>
+        <w:tblStyle w:val="TableGrid"/>
+        <w:tblW w:type="auto" w:w="0"/>
+        <w:tblLook w:firstColumn="1" w:firstRow="1" w:lastColumn="0" w:lastRow="0" w:noHBand="0" w:noVBand="1" w:val="04A0"/>
+      </w:tblPr>
+      <w:tblGrid>
+        <w:gridCol w:w="2436"/>
+        <w:gridCol w:w="2436"/>
+        <w:gridCol w:w="2436"/>
+        <w:gridCol w:w="2436"/>
+      </w:tblGrid>
+      <w:tr>
+        <w:tc>
+          <w:tcPr>
+            <w:tcW w:type="dxa" w:w="2304"/>
+            <w:shd w:val="clear" w:color="auto" w:fill="1F497D"/>
+          </w:tcPr>
+          <w:p>
+            <w:pPr>
+              <w:jc w:val="left"/>
+            </w:pPr>
+            <w:r>
+              <w:rPr>
+                <w:b/>
+                <w:i w:val="0"/>
+                <w:color w:val="FFFFFF"/>
+                <w:sz w:val="20"/>
+              </w:rPr>
+              <w:t>Testbench</w:t>
             </w:r>
           </w:p>
         </w:tc>
@@ -784,51 +3246,13 @@
                 <w:color w:val="FFFFFF"/>
                 <w:sz w:val="20"/>
               </w:rPr>
-              <w:t>[feat] BRAM Double-Buffering</w:t>
+              <w:t>File</w:t>
             </w:r>
           </w:p>
         </w:tc>
         <w:tc>
           <w:tcPr>
-            <w:tcW w:type="dxa" w:w="5760"/>
-            <w:shd w:val="clear" w:color="auto" w:fill="DAE8FC"/>
-          </w:tcPr>
-          <w:p>
-            <w:pPr>
-              <w:jc w:val="left"/>
-            </w:pPr>
-            <w:r>
-              <w:rPr>
-                <w:b w:val="0"/>
-                <w:i w:val="0"/>
-                <w:color w:val="000000"/>
-                <w:sz w:val="17"/>
-              </w:rPr>
-              <w:t>Split bram_mem into bram_mem_0 and bram_mem_1. Write port always targets back buffer. buf_swap deferred to V-blank. buf_swapped strobe output. back_buf_o status output. Added tb_bram_double_buf.vhd (4 phases, all PASS).</w:t>
-              <w:br/>
-              <w:t>Files: tv/bram/pal_tv_bram_top.vhd, tv/bram/video_bram_top.vhd, tv/bram/tb_bram_double_buf.vhd</w:t>
-            </w:r>
-          </w:p>
-        </w:tc>
-      </w:tr>
-    </w:tbl>
-    <w:p/>
-    <w:tbl>
-      <w:tblPr>
-        <w:tblStyle w:val="TableGrid"/>
-        <w:tblW w:type="auto" w:w="0"/>
-        <w:tblLook w:firstColumn="1" w:firstRow="1" w:lastColumn="0" w:lastRow="0" w:noHBand="0" w:noVBand="1" w:val="04A0"/>
-      </w:tblPr>
-      <w:tblGrid>
-        <w:gridCol w:w="2436"/>
-        <w:gridCol w:w="2436"/>
-        <w:gridCol w:w="2436"/>
-        <w:gridCol w:w="2436"/>
-      </w:tblGrid>
-      <w:tr>
-        <w:tc>
-          <w:tcPr>
-            <w:tcW w:type="dxa" w:w="864"/>
+            <w:tcW w:type="dxa" w:w="1008"/>
             <w:shd w:val="clear" w:color="auto" w:fill="1F497D"/>
           </w:tcPr>
           <w:p>
@@ -842,33 +3266,13 @@
                 <w:color w:val="FFFFFF"/>
                 <w:sz w:val="20"/>
               </w:rPr>
-              <w:t>V1.0</w:t>
+              <w:t>Result</w:t>
             </w:r>
           </w:p>
         </w:tc>
         <w:tc>
           <w:tcPr>
-            <w:tcW w:type="dxa" w:w="1296"/>
-            <w:shd w:val="clear" w:color="auto" w:fill="1F497D"/>
-          </w:tcPr>
-          <w:p>
-            <w:pPr>
-              <w:jc w:val="left"/>
-            </w:pPr>
-            <w:r>
-              <w:rPr>
-                <w:b w:val="0"/>
-                <w:i w:val="0"/>
-                <w:color w:val="FFFFFF"/>
-                <w:sz w:val="19"/>
-              </w:rPr>
-              <w:t>2026-05-24</w:t>
-            </w:r>
-          </w:p>
-        </w:tc>
-        <w:tc>
-          <w:tcPr>
-            <w:tcW w:type="dxa" w:w="2592"/>
+            <w:tcW w:type="dxa" w:w="4608"/>
             <w:shd w:val="clear" w:color="auto" w:fill="1F497D"/>
           </w:tcPr>
           <w:p>
@@ -882,13 +3286,97 @@
                 <w:color w:val="FFFFFF"/>
                 <w:sz w:val="20"/>
               </w:rPr>
-              <w:t>[docs] Configuration Summary Document</w:t>
+              <w:t>Coverage</w:t>
+            </w:r>
+          </w:p>
+        </w:tc>
+      </w:tr>
+      <w:tr>
+        <w:tc>
+          <w:tcPr>
+            <w:tcW w:type="dxa" w:w="2304"/>
+            <w:shd w:val="clear" w:color="auto" w:fill="FFFFFF"/>
+          </w:tcPr>
+          <w:p>
+            <w:pPr>
+              <w:jc w:val="left"/>
+            </w:pPr>
+            <w:r>
+              <w:rPr>
+                <w:b w:val="0"/>
+                <w:i w:val="0"/>
+                <w:color w:val="000000"/>
+                <w:sz w:val="19"/>
+              </w:rPr>
+              <w:t>tb_new_patterns</w:t>
             </w:r>
           </w:p>
         </w:tc>
         <w:tc>
           <w:tcPr>
-            <w:tcW w:type="dxa" w:w="5760"/>
+            <w:tcW w:type="dxa" w:w="2592"/>
+            <w:shd w:val="clear" w:color="auto" w:fill="FFFFFF"/>
+          </w:tcPr>
+          <w:p>
+            <w:pPr>
+              <w:jc w:val="left"/>
+            </w:pPr>
+            <w:r>
+              <w:rPr>
+                <w:b w:val="0"/>
+                <w:i w:val="0"/>
+                <w:color w:val="000000"/>
+                <w:sz w:val="19"/>
+              </w:rPr>
+              <w:t>tb_new_patterns.vhd</w:t>
+            </w:r>
+          </w:p>
+        </w:tc>
+        <w:tc>
+          <w:tcPr>
+            <w:tcW w:type="dxa" w:w="1008"/>
+            <w:shd w:val="clear" w:color="auto" w:fill="FFFFFF"/>
+          </w:tcPr>
+          <w:p>
+            <w:pPr>
+              <w:jc w:val="left"/>
+            </w:pPr>
+            <w:r>
+              <w:rPr>
+                <w:b/>
+                <w:i w:val="0"/>
+                <w:color w:val="378610"/>
+                <w:sz w:val="19"/>
+              </w:rPr>
+              <w:t>5/5</w:t>
+            </w:r>
+          </w:p>
+        </w:tc>
+        <w:tc>
+          <w:tcPr>
+            <w:tcW w:type="dxa" w:w="4608"/>
+            <w:shd w:val="clear" w:color="auto" w:fill="FFFFFF"/>
+          </w:tcPr>
+          <w:p>
+            <w:pPr>
+              <w:jc w:val="left"/>
+            </w:pPr>
+            <w:r>
+              <w:rPr>
+                <w:b w:val="0"/>
+                <w:i w:val="0"/>
+                <w:color w:val="000000"/>
+                <w:sz w:val="19"/>
+              </w:rPr>
+              <w:t>sel=6 white, sel=7 black, sel=8 crosshatch, sel=9 centre cross, sel=5 ball ports</w:t>
+            </w:r>
+          </w:p>
+        </w:tc>
+      </w:tr>
+      <w:tr>
+        <w:tc>
+          <w:tcPr>
+            <w:tcW w:type="dxa" w:w="2304"/>
             <w:shd w:val="clear" w:color="auto" w:fill="DAE8FC"/>
           </w:tcPr>
           <w:p>
@@ -900,93 +3388,15 @@
                 <w:b w:val="0"/>
                 <w:i w:val="0"/>
                 <w:color w:val="000000"/>
-                <w:sz w:val="17"/>
-              </w:rPr>
-              <w:t>Generated PAL_NTSC_Config_Summary.docx: generics, runtime ports, sel table, outputs, quick-ref.</w:t>
-              <w:br/>
-              <w:t>Files: tools/PAL_NTSC_Config_Summary.docx, tools/gen_config_summary.py</w:t>
-            </w:r>
-          </w:p>
-        </w:tc>
-      </w:tr>
-    </w:tbl>
-    <w:p/>
-    <w:tbl>
-      <w:tblPr>
-        <w:tblStyle w:val="TableGrid"/>
-        <w:tblW w:type="auto" w:w="0"/>
-        <w:tblLook w:firstColumn="1" w:firstRow="1" w:lastColumn="0" w:lastRow="0" w:noHBand="0" w:noVBand="1" w:val="04A0"/>
-      </w:tblPr>
-      <w:tblGrid>
-        <w:gridCol w:w="2436"/>
-        <w:gridCol w:w="2436"/>
-        <w:gridCol w:w="2436"/>
-        <w:gridCol w:w="2436"/>
-      </w:tblGrid>
-      <w:tr>
-        <w:tc>
-          <w:tcPr>
-            <w:tcW w:type="dxa" w:w="864"/>
-            <w:shd w:val="clear" w:color="auto" w:fill="2E74B5"/>
-          </w:tcPr>
-          <w:p>
-            <w:pPr>
-              <w:jc w:val="left"/>
-            </w:pPr>
-            <w:r>
-              <w:rPr>
-                <w:b/>
-                <w:i w:val="0"/>
-                <w:color w:val="FFFFFF"/>
-                <w:sz w:val="20"/>
-              </w:rPr>
-              <w:t>V0.6b</w:t>
-            </w:r>
-          </w:p>
-        </w:tc>
-        <w:tc>
-          <w:tcPr>
-            <w:tcW w:type="dxa" w:w="1296"/>
-            <w:shd w:val="clear" w:color="auto" w:fill="2E74B5"/>
-          </w:tcPr>
-          <w:p>
-            <w:pPr>
-              <w:jc w:val="left"/>
-            </w:pPr>
-            <w:r>
-              <w:rPr>
-                <w:b w:val="0"/>
-                <w:i w:val="0"/>
-                <w:color w:val="FFFFFF"/>
                 <w:sz w:val="19"/>
               </w:rPr>
-              <w:t>2026-05-24</w:t>
+              <w:t>tb_bram_double_buf</w:t>
             </w:r>
           </w:p>
         </w:tc>
         <w:tc>
           <w:tcPr>
             <w:tcW w:type="dxa" w:w="2592"/>
-            <w:shd w:val="clear" w:color="auto" w:fill="2E74B5"/>
-          </w:tcPr>
-          <w:p>
-            <w:pPr>
-              <w:jc w:val="left"/>
-            </w:pPr>
-            <w:r>
-              <w:rPr>
-                <w:b/>
-                <w:i w:val="0"/>
-                <w:color w:val="FFFFFF"/>
-                <w:sz w:val="20"/>
-              </w:rPr>
-              <w:t>[docs] User Guide v2 — Simulation Results</w:t>
-            </w:r>
-          </w:p>
-        </w:tc>
-        <w:tc>
-          <w:tcPr>
-            <w:tcW w:type="dxa" w:w="5760"/>
             <w:shd w:val="clear" w:color="auto" w:fill="DAE8FC"/>
           </w:tcPr>
           <w:p>
@@ -998,34 +3408,16 @@
                 <w:b w:val="0"/>
                 <w:i w:val="0"/>
                 <w:color w:val="000000"/>
-                <w:sz w:val="17"/>
+                <w:sz w:val="19"/>
               </w:rPr>
-              <w:t>Added waveform PNGs from GHDL VCD files, DAC strip diagrams, PASS/FAIL sim logs.</w:t>
-              <w:br/>
-              <w:t>Files: tools/PAL_NTSC_Video_IP_User_Guide.docx, tools/gen_report_v2.py</w:t>
+              <w:t>tb_bram_double_buf.vhd</w:t>
             </w:r>
           </w:p>
         </w:tc>
-      </w:tr>
-    </w:tbl>
-    <w:p/>
-    <w:tbl>
-      <w:tblPr>
-        <w:tblStyle w:val="TableGrid"/>
-        <w:tblW w:type="auto" w:w="0"/>
-        <w:tblLook w:firstColumn="1" w:firstRow="1" w:lastColumn="0" w:lastRow="0" w:noHBand="0" w:noVBand="1" w:val="04A0"/>
-      </w:tblPr>
-      <w:tblGrid>
-        <w:gridCol w:w="2436"/>
-        <w:gridCol w:w="2436"/>
-        <w:gridCol w:w="2436"/>
-        <w:gridCol w:w="2436"/>
-      </w:tblGrid>
-      <w:tr>
         <w:tc>
           <w:tcPr>
-            <w:tcW w:type="dxa" w:w="864"/>
-            <w:shd w:val="clear" w:color="auto" w:fill="2E74B5"/>
+            <w:tcW w:type="dxa" w:w="1008"/>
+            <w:shd w:val="clear" w:color="auto" w:fill="DAE8FC"/>
           </w:tcPr>
           <w:p>
             <w:pPr>
@@ -1035,56 +3427,16 @@
               <w:rPr>
                 <w:b/>
                 <w:i w:val="0"/>
-                <w:color w:val="FFFFFF"/>
-                <w:sz w:val="20"/>
+                <w:color w:val="378610"/>
+                <w:sz w:val="19"/>
               </w:rPr>
-              <w:t>V0.5</w:t>
+              <w:t>4/4</w:t>
             </w:r>
           </w:p>
         </w:tc>
         <w:tc>
           <w:tcPr>
-            <w:tcW w:type="dxa" w:w="1296"/>
-            <w:shd w:val="clear" w:color="auto" w:fill="2E74B5"/>
-          </w:tcPr>
-          <w:p>
-            <w:pPr>
-              <w:jc w:val="left"/>
-            </w:pPr>
-            <w:r>
-              <w:rPr>
-                <w:b w:val="0"/>
-                <w:i w:val="0"/>
-                <w:color w:val="FFFFFF"/>
-                <w:sz w:val="19"/>
-              </w:rPr>
-              <w:t>2026-05-23</w:t>
-            </w:r>
-          </w:p>
-        </w:tc>
-        <w:tc>
-          <w:tcPr>
-            <w:tcW w:type="dxa" w:w="2592"/>
-            <w:shd w:val="clear" w:color="auto" w:fill="2E74B5"/>
-          </w:tcPr>
-          <w:p>
-            <w:pPr>
-              <w:jc w:val="left"/>
-            </w:pPr>
-            <w:r>
-              <w:rPr>
-                <w:b/>
-                <w:i w:val="0"/>
-                <w:color w:val="FFFFFF"/>
-                <w:sz w:val="20"/>
-              </w:rPr>
-              <w:t>[feat] sel 6–9 and Ball/Crosshatch Ports</w:t>
-            </w:r>
-          </w:p>
-        </w:tc>
-        <w:tc>
-          <w:tcPr>
-            <w:tcW w:type="dxa" w:w="5760"/>
+            <w:tcW w:type="dxa" w:w="4608"/>
             <w:shd w:val="clear" w:color="auto" w:fill="DAE8FC"/>
           </w:tcPr>
           <w:p>
@@ -1096,34 +3448,58 @@
                 <w:b w:val="0"/>
                 <w:i w:val="0"/>
                 <w:color w:val="000000"/>
-                <w:sz w:val="17"/>
+                <w:sz w:val="19"/>
               </w:rPr>
-              <w:t>sel=6 full white, sel=7 full black, sel=8 crosshatch with cross_h_i/cross_v_i ports, sel=9 centre cross. Ball ports: ball_w_i, ball_h_i, ball_spd_h, ball_spd_v. Crosshatch uses modulo counters (no divider). tb_new_patterns.vhd: 5 checks, all PASS.</w:t>
-              <w:br/>
-              <w:t>Files: tv/bram/pal_tv_bram_top.vhd, tv/bram/video_bram_top.vhd, tv/bram/tb_new_patterns.vhd</w:t>
+              <w:t>Back buf write, swap delivery, alternating pattern, one-swap-per-V-blank</w:t>
             </w:r>
           </w:p>
         </w:tc>
       </w:tr>
-    </w:tbl>
-    <w:p/>
-    <w:tbl>
-      <w:tblPr>
-        <w:tblStyle w:val="TableGrid"/>
-        <w:tblW w:type="auto" w:w="0"/>
-        <w:tblLook w:firstColumn="1" w:firstRow="1" w:lastColumn="0" w:lastRow="0" w:noHBand="0" w:noVBand="1" w:val="04A0"/>
-      </w:tblPr>
-      <w:tblGrid>
-        <w:gridCol w:w="2436"/>
-        <w:gridCol w:w="2436"/>
-        <w:gridCol w:w="2436"/>
-        <w:gridCol w:w="2436"/>
-      </w:tblGrid>
       <w:tr>
         <w:tc>
           <w:tcPr>
-            <w:tcW w:type="dxa" w:w="864"/>
-            <w:shd w:val="clear" w:color="auto" w:fill="2E74B5"/>
+            <w:tcW w:type="dxa" w:w="2304"/>
+            <w:shd w:val="clear" w:color="auto" w:fill="FFFFFF"/>
+          </w:tcPr>
+          <w:p>
+            <w:pPr>
+              <w:jc w:val="left"/>
+            </w:pPr>
+            <w:r>
+              <w:rPr>
+                <w:b w:val="0"/>
+                <w:i w:val="0"/>
+                <w:color w:val="000000"/>
+                <w:sz w:val="19"/>
+              </w:rPr>
+              <w:t>tb_pal_tv_bram_top</w:t>
+            </w:r>
+          </w:p>
+        </w:tc>
+        <w:tc>
+          <w:tcPr>
+            <w:tcW w:type="dxa" w:w="2592"/>
+            <w:shd w:val="clear" w:color="auto" w:fill="FFFFFF"/>
+          </w:tcPr>
+          <w:p>
+            <w:pPr>
+              <w:jc w:val="left"/>
+            </w:pPr>
+            <w:r>
+              <w:rPr>
+                <w:b w:val="0"/>
+                <w:i w:val="0"/>
+                <w:color w:val="000000"/>
+                <w:sz w:val="19"/>
+              </w:rPr>
+              <w:t>tb_pal_tv_bram_top.vhd</w:t>
+            </w:r>
+          </w:p>
+        </w:tc>
+        <w:tc>
+          <w:tcPr>
+            <w:tcW w:type="dxa" w:w="1008"/>
+            <w:shd w:val="clear" w:color="auto" w:fill="FFFFFF"/>
           </w:tcPr>
           <w:p>
             <w:pPr>
@@ -1133,17 +3509,17 @@
               <w:rPr>
                 <w:b/>
                 <w:i w:val="0"/>
-                <w:color w:val="FFFFFF"/>
-                <w:sz w:val="20"/>
+                <w:color w:val="378610"/>
+                <w:sz w:val="19"/>
               </w:rPr>
-              <w:t>V0.5</w:t>
+              <w:t>PASS</w:t>
             </w:r>
           </w:p>
         </w:tc>
         <w:tc>
           <w:tcPr>
-            <w:tcW w:type="dxa" w:w="1296"/>
-            <w:shd w:val="clear" w:color="auto" w:fill="2E74B5"/>
+            <w:tcW w:type="dxa" w:w="4608"/>
+            <w:shd w:val="clear" w:color="auto" w:fill="FFFFFF"/>
           </w:tcPr>
           <w:p>
             <w:pPr>
@@ -1153,36 +3529,18 @@
               <w:rPr>
                 <w:b w:val="0"/>
                 <w:i w:val="0"/>
-                <w:color w:val="FFFFFF"/>
+                <w:color w:val="000000"/>
                 <w:sz w:val="19"/>
               </w:rPr>
-              <w:t>2026-05-23</w:t>
+              <w:t>BRAM interlaced addressing, 520×576 full frame</w:t>
             </w:r>
           </w:p>
         </w:tc>
+      </w:tr>
+      <w:tr>
         <w:tc>
           <w:tcPr>
-            <w:tcW w:type="dxa" w:w="2592"/>
-            <w:shd w:val="clear" w:color="auto" w:fill="2E74B5"/>
-          </w:tcPr>
-          <w:p>
-            <w:pPr>
-              <w:jc w:val="left"/>
-            </w:pPr>
-            <w:r>
-              <w:rPr>
-                <w:b/>
-                <w:i w:val="0"/>
-                <w:color w:val="FFFFFF"/>
-                <w:sz w:val="20"/>
-              </w:rPr>
-              <w:t>[feat] HTML Pattern Generator Tool v2</w:t>
-            </w:r>
-          </w:p>
-        </w:tc>
-        <w:tc>
-          <w:tcPr>
-            <w:tcW w:type="dxa" w:w="5760"/>
+            <w:tcW w:type="dxa" w:w="2304"/>
             <w:shd w:val="clear" w:color="auto" w:fill="DAE8FC"/>
           </w:tcPr>
           <w:p>
@@ -1194,93 +3552,15 @@
                 <w:b w:val="0"/>
                 <w:i w:val="0"/>
                 <w:color w:val="000000"/>
-                <w:sz w:val="17"/>
-              </w:rPr>
-              <w:t>Text overlay (multiple entries, position, font, colour). Multi-zone pattern (V/H split, per-zone type/colour). PNG and 1-bit binary BRAM export.</w:t>
-              <w:br/>
-              <w:t>Files: tools/bram_pattern_gen.html</w:t>
-            </w:r>
-          </w:p>
-        </w:tc>
-      </w:tr>
-    </w:tbl>
-    <w:p/>
-    <w:tbl>
-      <w:tblPr>
-        <w:tblStyle w:val="TableGrid"/>
-        <w:tblW w:type="auto" w:w="0"/>
-        <w:tblLook w:firstColumn="1" w:firstRow="1" w:lastColumn="0" w:lastRow="0" w:noHBand="0" w:noVBand="1" w:val="04A0"/>
-      </w:tblPr>
-      <w:tblGrid>
-        <w:gridCol w:w="2436"/>
-        <w:gridCol w:w="2436"/>
-        <w:gridCol w:w="2436"/>
-        <w:gridCol w:w="2436"/>
-      </w:tblGrid>
-      <w:tr>
-        <w:tc>
-          <w:tcPr>
-            <w:tcW w:type="dxa" w:w="864"/>
-            <w:shd w:val="clear" w:color="auto" w:fill="2E74B5"/>
-          </w:tcPr>
-          <w:p>
-            <w:pPr>
-              <w:jc w:val="left"/>
-            </w:pPr>
-            <w:r>
-              <w:rPr>
-                <w:b/>
-                <w:i w:val="0"/>
-                <w:color w:val="FFFFFF"/>
-                <w:sz w:val="20"/>
-              </w:rPr>
-              <w:t>V0.4</w:t>
-            </w:r>
-          </w:p>
-        </w:tc>
-        <w:tc>
-          <w:tcPr>
-            <w:tcW w:type="dxa" w:w="1296"/>
-            <w:shd w:val="clear" w:color="auto" w:fill="2E74B5"/>
-          </w:tcPr>
-          <w:p>
-            <w:pPr>
-              <w:jc w:val="left"/>
-            </w:pPr>
-            <w:r>
-              <w:rPr>
-                <w:b w:val="0"/>
-                <w:i w:val="0"/>
-                <w:color w:val="FFFFFF"/>
                 <w:sz w:val="19"/>
               </w:rPr>
-              <w:t>2026-05-23</w:t>
+              <w:t>tb_pal_sel5</w:t>
             </w:r>
           </w:p>
         </w:tc>
         <w:tc>
           <w:tcPr>
             <w:tcW w:type="dxa" w:w="2592"/>
-            <w:shd w:val="clear" w:color="auto" w:fill="2E74B5"/>
-          </w:tcPr>
-          <w:p>
-            <w:pPr>
-              <w:jc w:val="left"/>
-            </w:pPr>
-            <w:r>
-              <w:rPr>
-                <w:b/>
-                <w:i w:val="0"/>
-                <w:color w:val="FFFFFF"/>
-                <w:sz w:val="20"/>
-              </w:rPr>
-              <w:t>[feat] Separate Sync Output Ports</w:t>
-            </w:r>
-          </w:p>
-        </w:tc>
-        <w:tc>
-          <w:tcPr>
-            <w:tcW w:type="dxa" w:w="5760"/>
             <w:shd w:val="clear" w:color="auto" w:fill="DAE8FC"/>
           </w:tcPr>
           <w:p>
@@ -1292,34 +3572,16 @@
                 <w:b w:val="0"/>
                 <w:i w:val="0"/>
                 <w:color w:val="000000"/>
-                <w:sz w:val="17"/>
+                <w:sz w:val="19"/>
               </w:rPr>
-              <w:t>Added line_sync_o (H-sync only), frame_sync_o (V-sync region), field_o (field indicator) to all interlaced and BRAM variants.</w:t>
-              <w:br/>
-              <w:t>Files: tv/bram/pal_tv_bram_top.vhd, tv/bram/video_bram_top.vhd, tv/opt2_interlaced/*.vhd</w:t>
+              <w:t>tb_pal_sel5.vhd</w:t>
             </w:r>
           </w:p>
         </w:tc>
-      </w:tr>
-    </w:tbl>
-    <w:p/>
-    <w:tbl>
-      <w:tblPr>
-        <w:tblStyle w:val="TableGrid"/>
-        <w:tblW w:type="auto" w:w="0"/>
-        <w:tblLook w:firstColumn="1" w:firstRow="1" w:lastColumn="0" w:lastRow="0" w:noHBand="0" w:noVBand="1" w:val="04A0"/>
-      </w:tblPr>
-      <w:tblGrid>
-        <w:gridCol w:w="2436"/>
-        <w:gridCol w:w="2436"/>
-        <w:gridCol w:w="2436"/>
-        <w:gridCol w:w="2436"/>
-      </w:tblGrid>
-      <w:tr>
         <w:tc>
           <w:tcPr>
-            <w:tcW w:type="dxa" w:w="864"/>
-            <w:shd w:val="clear" w:color="auto" w:fill="2E74B5"/>
+            <w:tcW w:type="dxa" w:w="1008"/>
+            <w:shd w:val="clear" w:color="auto" w:fill="DAE8FC"/>
           </w:tcPr>
           <w:p>
             <w:pPr>
@@ -1329,56 +3591,16 @@
               <w:rPr>
                 <w:b/>
                 <w:i w:val="0"/>
-                <w:color w:val="FFFFFF"/>
-                <w:sz w:val="20"/>
+                <w:color w:val="378610"/>
+                <w:sz w:val="19"/>
               </w:rPr>
-              <w:t>V0.3</w:t>
+              <w:t>PASS</w:t>
             </w:r>
           </w:p>
         </w:tc>
         <w:tc>
           <w:tcPr>
-            <w:tcW w:type="dxa" w:w="1296"/>
-            <w:shd w:val="clear" w:color="auto" w:fill="2E74B5"/>
-          </w:tcPr>
-          <w:p>
-            <w:pPr>
-              <w:jc w:val="left"/>
-            </w:pPr>
-            <w:r>
-              <w:rPr>
-                <w:b w:val="0"/>
-                <w:i w:val="0"/>
-                <w:color w:val="FFFFFF"/>
-                <w:sz w:val="19"/>
-              </w:rPr>
-              <w:t>2026-05-22</w:t>
-            </w:r>
-          </w:p>
-        </w:tc>
-        <w:tc>
-          <w:tcPr>
-            <w:tcW w:type="dxa" w:w="2592"/>
-            <w:shd w:val="clear" w:color="auto" w:fill="2E74B5"/>
-          </w:tcPr>
-          <w:p>
-            <w:pPr>
-              <w:jc w:val="left"/>
-            </w:pPr>
-            <w:r>
-              <w:rPr>
-                <w:b/>
-                <w:i w:val="0"/>
-                <w:color w:val="FFFFFF"/>
-                <w:sz w:val="20"/>
-              </w:rPr>
-              <w:t>[feat] PAL/NTSC Runtime Selection (video_bram_top)</w:t>
-            </w:r>
-          </w:p>
-        </w:tc>
-        <w:tc>
-          <w:tcPr>
-            <w:tcW w:type="dxa" w:w="5760"/>
+            <w:tcW w:type="dxa" w:w="4608"/>
             <w:shd w:val="clear" w:color="auto" w:fill="DAE8FC"/>
           </w:tcPr>
           <w:p>
@@ -1390,34 +3612,58 @@
                 <w:b w:val="0"/>
                 <w:i w:val="0"/>
                 <w:color w:val="000000"/>
-                <w:sz w:val="17"/>
+                <w:sz w:val="19"/>
               </w:rPr>
-              <w:t>New top-level entity video_bram_top. ntsc_mode port selects PAL 625/50 or NTSC 525/60. All timing driven combinationally. H_TOTAL=640/636, V_TOTAL=625/525.</w:t>
-              <w:br/>
-              <w:t>Files: tv/bram/video_bram_top.vhd, tv/bram/tb_video_bram_top.vhd</w:t>
+              <w:t>Bouncing ball initial position and size</w:t>
             </w:r>
           </w:p>
         </w:tc>
       </w:tr>
-    </w:tbl>
-    <w:p/>
-    <w:tbl>
-      <w:tblPr>
-        <w:tblStyle w:val="TableGrid"/>
-        <w:tblW w:type="auto" w:w="0"/>
-        <w:tblLook w:firstColumn="1" w:firstRow="1" w:lastColumn="0" w:lastRow="0" w:noHBand="0" w:noVBand="1" w:val="04A0"/>
-      </w:tblPr>
-      <w:tblGrid>
-        <w:gridCol w:w="2436"/>
-        <w:gridCol w:w="2436"/>
-        <w:gridCol w:w="2436"/>
-        <w:gridCol w:w="2436"/>
-      </w:tblGrid>
       <w:tr>
         <w:tc>
           <w:tcPr>
-            <w:tcW w:type="dxa" w:w="864"/>
-            <w:shd w:val="clear" w:color="auto" w:fill="2E74B5"/>
+            <w:tcW w:type="dxa" w:w="2304"/>
+            <w:shd w:val="clear" w:color="auto" w:fill="FFFFFF"/>
+          </w:tcPr>
+          <w:p>
+            <w:pPr>
+              <w:jc w:val="left"/>
+            </w:pPr>
+            <w:r>
+              <w:rPr>
+                <w:b w:val="0"/>
+                <w:i w:val="0"/>
+                <w:color w:val="000000"/>
+                <w:sz w:val="19"/>
+              </w:rPr>
+              <w:t>tb_pal_bram_loader</w:t>
+            </w:r>
+          </w:p>
+        </w:tc>
+        <w:tc>
+          <w:tcPr>
+            <w:tcW w:type="dxa" w:w="2592"/>
+            <w:shd w:val="clear" w:color="auto" w:fill="FFFFFF"/>
+          </w:tcPr>
+          <w:p>
+            <w:pPr>
+              <w:jc w:val="left"/>
+            </w:pPr>
+            <w:r>
+              <w:rPr>
+                <w:b w:val="0"/>
+                <w:i w:val="0"/>
+                <w:color w:val="000000"/>
+                <w:sz w:val="19"/>
+              </w:rPr>
+              <w:t>tb_pal_bram_loader.vhd</w:t>
+            </w:r>
+          </w:p>
+        </w:tc>
+        <w:tc>
+          <w:tcPr>
+            <w:tcW w:type="dxa" w:w="1008"/>
+            <w:shd w:val="clear" w:color="auto" w:fill="FFFFFF"/>
           </w:tcPr>
           <w:p>
             <w:pPr>
@@ -1427,17 +3673,17 @@
               <w:rPr>
                 <w:b/>
                 <w:i w:val="0"/>
-                <w:color w:val="FFFFFF"/>
-                <w:sz w:val="20"/>
+                <w:color w:val="378610"/>
+                <w:sz w:val="19"/>
               </w:rPr>
-              <w:t>V0.2</w:t>
+              <w:t>PASS</w:t>
             </w:r>
           </w:p>
         </w:tc>
         <w:tc>
           <w:tcPr>
-            <w:tcW w:type="dxa" w:w="1296"/>
-            <w:shd w:val="clear" w:color="auto" w:fill="2E74B5"/>
+            <w:tcW w:type="dxa" w:w="4608"/>
+            <w:shd w:val="clear" w:color="auto" w:fill="FFFFFF"/>
           </w:tcPr>
           <w:p>
             <w:pPr>
@@ -1447,36 +3693,18 @@
               <w:rPr>
                 <w:b w:val="0"/>
                 <w:i w:val="0"/>
-                <w:color w:val="FFFFFF"/>
+                <w:color w:val="000000"/>
                 <w:sz w:val="19"/>
               </w:rPr>
-              <w:t>2026-05-22</w:t>
+              <w:t>BRAM loader FIFO-to-BRAM transfer</w:t>
             </w:r>
           </w:p>
         </w:tc>
+      </w:tr>
+      <w:tr>
         <w:tc>
           <w:tcPr>
-            <w:tcW w:type="dxa" w:w="2592"/>
-            <w:shd w:val="clear" w:color="auto" w:fill="2E74B5"/>
-          </w:tcPr>
-          <w:p>
-            <w:pPr>
-              <w:jc w:val="left"/>
-            </w:pPr>
-            <w:r>
-              <w:rPr>
-                <w:b/>
-                <w:i w:val="0"/>
-                <w:color w:val="FFFFFF"/>
-                <w:sz w:val="20"/>
-              </w:rPr>
-              <w:t>[feat] BRAM Image Display (sel=4)</w:t>
-            </w:r>
-          </w:p>
-        </w:tc>
-        <w:tc>
-          <w:tcPr>
-            <w:tcW w:type="dxa" w:w="5760"/>
+            <w:tcW w:type="dxa" w:w="2304"/>
             <w:shd w:val="clear" w:color="auto" w:fill="DAE8FC"/>
           </w:tcPr>
           <w:p>
@@ -1488,93 +3716,15 @@
                 <w:b w:val="0"/>
                 <w:i w:val="0"/>
                 <w:color w:val="000000"/>
-                <w:sz w:val="17"/>
-              </w:rPr>
-              <w:t>Internal 1-bit BRAM. Natural sequential row order with automatic interlace correction. bram_len port for partial frame loop. pal_bram_loader.vhd utility.</w:t>
-              <w:br/>
-              <w:t>Files: tv/bram/pal_tv_bram_top.vhd, tv/bram/pal_bram_loader.vhd</w:t>
-            </w:r>
-          </w:p>
-        </w:tc>
-      </w:tr>
-    </w:tbl>
-    <w:p/>
-    <w:tbl>
-      <w:tblPr>
-        <w:tblStyle w:val="TableGrid"/>
-        <w:tblW w:type="auto" w:w="0"/>
-        <w:tblLook w:firstColumn="1" w:firstRow="1" w:lastColumn="0" w:lastRow="0" w:noHBand="0" w:noVBand="1" w:val="04A0"/>
-      </w:tblPr>
-      <w:tblGrid>
-        <w:gridCol w:w="2436"/>
-        <w:gridCol w:w="2436"/>
-        <w:gridCol w:w="2436"/>
-        <w:gridCol w:w="2436"/>
-      </w:tblGrid>
-      <w:tr>
-        <w:tc>
-          <w:tcPr>
-            <w:tcW w:type="dxa" w:w="864"/>
-            <w:shd w:val="clear" w:color="auto" w:fill="2E74B5"/>
-          </w:tcPr>
-          <w:p>
-            <w:pPr>
-              <w:jc w:val="left"/>
-            </w:pPr>
-            <w:r>
-              <w:rPr>
-                <w:b/>
-                <w:i w:val="0"/>
-                <w:color w:val="FFFFFF"/>
-                <w:sz w:val="20"/>
-              </w:rPr>
-              <w:t>V0.2</w:t>
-            </w:r>
-          </w:p>
-        </w:tc>
-        <w:tc>
-          <w:tcPr>
-            <w:tcW w:type="dxa" w:w="1296"/>
-            <w:shd w:val="clear" w:color="auto" w:fill="2E74B5"/>
-          </w:tcPr>
-          <w:p>
-            <w:pPr>
-              <w:jc w:val="left"/>
-            </w:pPr>
-            <w:r>
-              <w:rPr>
-                <w:b w:val="0"/>
-                <w:i w:val="0"/>
-                <w:color w:val="FFFFFF"/>
                 <w:sz w:val="19"/>
               </w:rPr>
-              <w:t>2026-05-22</w:t>
+              <w:t>tb_pal_tv_interlaced</w:t>
             </w:r>
           </w:p>
         </w:tc>
         <w:tc>
           <w:tcPr>
             <w:tcW w:type="dxa" w:w="2592"/>
-            <w:shd w:val="clear" w:color="auto" w:fill="2E74B5"/>
-          </w:tcPr>
-          <w:p>
-            <w:pPr>
-              <w:jc w:val="left"/>
-            </w:pPr>
-            <w:r>
-              <w:rPr>
-                <w:b/>
-                <w:i w:val="0"/>
-                <w:color w:val="FFFFFF"/>
-                <w:sz w:val="20"/>
-              </w:rPr>
-              <w:t>[feat] Bouncing Ball Animation (sel=5)</w:t>
-            </w:r>
-          </w:p>
-        </w:tc>
-        <w:tc>
-          <w:tcPr>
-            <w:tcW w:type="dxa" w:w="5760"/>
             <w:shd w:val="clear" w:color="auto" w:fill="DAE8FC"/>
           </w:tcPr>
           <w:p>
@@ -1586,34 +3736,16 @@
                 <w:b w:val="0"/>
                 <w:i w:val="0"/>
                 <w:color w:val="000000"/>
-                <w:sz w:val="17"/>
+                <w:sz w:val="19"/>
               </w:rPr>
-              <w:t>White rectangle bouncing inside active picture area. Elastic reflection on all 4 walls. Default size 60×50 px, speed 3h/2v px/frame.</w:t>
-              <w:br/>
-              <w:t>Files: tv/bram/pal_tv_bram_top.vhd</w:t>
+              <w:t>tb_pal_tv_interlaced_top.vhd</w:t>
             </w:r>
           </w:p>
         </w:tc>
-      </w:tr>
-    </w:tbl>
-    <w:p/>
-    <w:tbl>
-      <w:tblPr>
-        <w:tblStyle w:val="TableGrid"/>
-        <w:tblW w:type="auto" w:w="0"/>
-        <w:tblLook w:firstColumn="1" w:firstRow="1" w:lastColumn="0" w:lastRow="0" w:noHBand="0" w:noVBand="1" w:val="04A0"/>
-      </w:tblPr>
-      <w:tblGrid>
-        <w:gridCol w:w="2436"/>
-        <w:gridCol w:w="2436"/>
-        <w:gridCol w:w="2436"/>
-        <w:gridCol w:w="2436"/>
-      </w:tblGrid>
-      <w:tr>
         <w:tc>
           <w:tcPr>
-            <w:tcW w:type="dxa" w:w="864"/>
-            <w:shd w:val="clear" w:color="auto" w:fill="1F497D"/>
+            <w:tcW w:type="dxa" w:w="1008"/>
+            <w:shd w:val="clear" w:color="auto" w:fill="DAE8FC"/>
           </w:tcPr>
           <w:p>
             <w:pPr>
@@ -1623,56 +3755,16 @@
               <w:rPr>
                 <w:b/>
                 <w:i w:val="0"/>
-                <w:color w:val="FFFFFF"/>
-                <w:sz w:val="20"/>
+                <w:color w:val="378610"/>
+                <w:sz w:val="19"/>
               </w:rPr>
-              <w:t>V1.1</w:t>
+              <w:t>PASS</w:t>
             </w:r>
           </w:p>
         </w:tc>
         <w:tc>
           <w:tcPr>
-            <w:tcW w:type="dxa" w:w="1296"/>
-            <w:shd w:val="clear" w:color="auto" w:fill="1F497D"/>
-          </w:tcPr>
-          <w:p>
-            <w:pPr>
-              <w:jc w:val="left"/>
-            </w:pPr>
-            <w:r>
-              <w:rPr>
-                <w:b w:val="0"/>
-                <w:i w:val="0"/>
-                <w:color w:val="FFFFFF"/>
-                <w:sz w:val="19"/>
-              </w:rPr>
-              <w:t>2026-05-24</w:t>
-            </w:r>
-          </w:p>
-        </w:tc>
-        <w:tc>
-          <w:tcPr>
-            <w:tcW w:type="dxa" w:w="2592"/>
-            <w:shd w:val="clear" w:color="auto" w:fill="1F497D"/>
-          </w:tcPr>
-          <w:p>
-            <w:pPr>
-              <w:jc w:val="left"/>
-            </w:pPr>
-            <w:r>
-              <w:rPr>
-                <w:b/>
-                <w:i w:val="0"/>
-                <w:color w:val="FFFFFF"/>
-                <w:sz w:val="20"/>
-              </w:rPr>
-              <w:t>[feat] Standalone 1-bit FIFO IP (pal_fifo_bool)</w:t>
-            </w:r>
-          </w:p>
-        </w:tc>
-        <w:tc>
-          <w:tcPr>
-            <w:tcW w:type="dxa" w:w="5760"/>
+            <w:tcW w:type="dxa" w:w="4608"/>
             <w:shd w:val="clear" w:color="auto" w:fill="DAE8FC"/>
           </w:tcPr>
           <w:p>
@@ -1684,34 +3776,58 @@
                 <w:b w:val="0"/>
                 <w:i w:val="0"/>
                 <w:color w:val="000000"/>
-                <w:sz w:val="17"/>
+                <w:sz w:val="19"/>
               </w:rPr>
-              <w:t>New entity pal_fifo_bool: 1-bit Boolean FIFO, DEPTH=600,000 entries (19 BRAM36 tiles). Circular buffer with wr_ptr/rd_ptr/count. Flags: full, empty, almost_full, almost_empty. Strobes: wr_ack, rd_valid. 20-bit level output. Synchronous reset. Self-checking testbench tb_pal_fifo_bool: 7 phases (write, read, full, empty, simultaneous r/w, reset, wrap-around). ALL PASS. Not connected to BRAM display path.</w:t>
-              <w:br/>
-              <w:t>Files: tv/fifo/pal_fifo_bool.vhd, tv/fifo/tb_pal_fifo_bool.vhd</w:t>
+              <w:t>PAL 625/50 timing, csync, field, active</w:t>
             </w:r>
           </w:p>
         </w:tc>
       </w:tr>
-    </w:tbl>
-    <w:p/>
-    <w:tbl>
-      <w:tblPr>
-        <w:tblStyle w:val="TableGrid"/>
-        <w:tblW w:type="auto" w:w="0"/>
-        <w:tblLook w:firstColumn="1" w:firstRow="1" w:lastColumn="0" w:lastRow="0" w:noHBand="0" w:noVBand="1" w:val="04A0"/>
-      </w:tblPr>
-      <w:tblGrid>
-        <w:gridCol w:w="2436"/>
-        <w:gridCol w:w="2436"/>
-        <w:gridCol w:w="2436"/>
-        <w:gridCol w:w="2436"/>
-      </w:tblGrid>
       <w:tr>
         <w:tc>
           <w:tcPr>
-            <w:tcW w:type="dxa" w:w="864"/>
-            <w:shd w:val="clear" w:color="auto" w:fill="2E74B5"/>
+            <w:tcW w:type="dxa" w:w="2304"/>
+            <w:shd w:val="clear" w:color="auto" w:fill="FFFFFF"/>
+          </w:tcPr>
+          <w:p>
+            <w:pPr>
+              <w:jc w:val="left"/>
+            </w:pPr>
+            <w:r>
+              <w:rPr>
+                <w:b w:val="0"/>
+                <w:i w:val="0"/>
+                <w:color w:val="000000"/>
+                <w:sz w:val="19"/>
+              </w:rPr>
+              <w:t>tb_pal_tv_crt50</w:t>
+            </w:r>
+          </w:p>
+        </w:tc>
+        <w:tc>
+          <w:tcPr>
+            <w:tcW w:type="dxa" w:w="2592"/>
+            <w:shd w:val="clear" w:color="auto" w:fill="FFFFFF"/>
+          </w:tcPr>
+          <w:p>
+            <w:pPr>
+              <w:jc w:val="left"/>
+            </w:pPr>
+            <w:r>
+              <w:rPr>
+                <w:b w:val="0"/>
+                <w:i w:val="0"/>
+                <w:color w:val="000000"/>
+                <w:sz w:val="19"/>
+              </w:rPr>
+              <w:t>tb_pal_tv_crt50_top.vhd</w:t>
+            </w:r>
+          </w:p>
+        </w:tc>
+        <w:tc>
+          <w:tcPr>
+            <w:tcW w:type="dxa" w:w="1008"/>
+            <w:shd w:val="clear" w:color="auto" w:fill="FFFFFF"/>
           </w:tcPr>
           <w:p>
             <w:pPr>
@@ -1721,17 +3837,17 @@
               <w:rPr>
                 <w:b/>
                 <w:i w:val="0"/>
-                <w:color w:val="FFFFFF"/>
-                <w:sz w:val="20"/>
+                <w:color w:val="378610"/>
+                <w:sz w:val="19"/>
               </w:rPr>
-              <w:t>V0.1</w:t>
+              <w:t>PASS</w:t>
             </w:r>
           </w:p>
         </w:tc>
         <w:tc>
           <w:tcPr>
-            <w:tcW w:type="dxa" w:w="1296"/>
-            <w:shd w:val="clear" w:color="auto" w:fill="2E74B5"/>
+            <w:tcW w:type="dxa" w:w="4608"/>
+            <w:shd w:val="clear" w:color="auto" w:fill="FFFFFF"/>
           </w:tcPr>
           <w:p>
             <w:pPr>
@@ -1741,36 +3857,18 @@
               <w:rPr>
                 <w:b w:val="0"/>
                 <w:i w:val="0"/>
-                <w:color w:val="FFFFFF"/>
+                <w:color w:val="000000"/>
                 <w:sz w:val="19"/>
               </w:rPr>
-              <w:t>2026-05-22</w:t>
+              <w:t>CRT50 progressive timing</w:t>
             </w:r>
           </w:p>
         </w:tc>
+      </w:tr>
+      <w:tr>
         <w:tc>
           <w:tcPr>
-            <w:tcW w:type="dxa" w:w="2592"/>
-            <w:shd w:val="clear" w:color="auto" w:fill="2E74B5"/>
-          </w:tcPr>
-          <w:p>
-            <w:pPr>
-              <w:jc w:val="left"/>
-            </w:pPr>
-            <w:r>
-              <w:rPr>
-                <w:b/>
-                <w:i w:val="0"/>
-                <w:color w:val="FFFFFF"/>
-                <w:sz w:val="20"/>
-              </w:rPr>
-              <w:t>[feat] Base IP Core</w:t>
-            </w:r>
-          </w:p>
-        </w:tc>
-        <w:tc>
-          <w:tcPr>
-            <w:tcW w:type="dxa" w:w="5760"/>
+            <w:tcW w:type="dxa" w:w="2304"/>
             <w:shd w:val="clear" w:color="auto" w:fill="DAE8FC"/>
           </w:tcPr>
           <w:p>
@@ -1782,11 +3880,69 @@
                 <w:b w:val="0"/>
                 <w:i w:val="0"/>
                 <w:color w:val="000000"/>
-                <w:sz w:val="17"/>
+                <w:sz w:val="19"/>
               </w:rPr>
-              <w:t>pal_timing (H/V counters, CLK_DIV). pal_csync_il (interlaced composite sync, purely combinational). pal_sync_gen (non-interlaced sync). opt1 CRT50, opt2 interlaced, opt3 prog25. Base patterns sel 0–3. brightness/black_lvl control.</w:t>
-              <w:br/>
-              <w:t>Files: tv/pal_timing.vhd, tv/opt2_interlaced/pal_csync_il.vhd, tv/bram/pal_tv_bram_top.vhd</w:t>
+              <w:t>tb_video_bram_top</w:t>
+            </w:r>
+          </w:p>
+        </w:tc>
+        <w:tc>
+          <w:tcPr>
+            <w:tcW w:type="dxa" w:w="2592"/>
+            <w:shd w:val="clear" w:color="auto" w:fill="DAE8FC"/>
+          </w:tcPr>
+          <w:p>
+            <w:pPr>
+              <w:jc w:val="left"/>
+            </w:pPr>
+            <w:r>
+              <w:rPr>
+                <w:b w:val="0"/>
+                <w:i w:val="0"/>
+                <w:color w:val="000000"/>
+                <w:sz w:val="19"/>
+              </w:rPr>
+              <w:t>tb_video_bram_top.vhd</w:t>
+            </w:r>
+          </w:p>
+        </w:tc>
+        <w:tc>
+          <w:tcPr>
+            <w:tcW w:type="dxa" w:w="1008"/>
+            <w:shd w:val="clear" w:color="auto" w:fill="DAE8FC"/>
+          </w:tcPr>
+          <w:p>
+            <w:pPr>
+              <w:jc w:val="left"/>
+            </w:pPr>
+            <w:r>
+              <w:rPr>
+                <w:b/>
+                <w:i w:val="0"/>
+                <w:color w:val="378610"/>
+                <w:sz w:val="19"/>
+              </w:rPr>
+              <w:t>PASS</w:t>
+            </w:r>
+          </w:p>
+        </w:tc>
+        <w:tc>
+          <w:tcPr>
+            <w:tcW w:type="dxa" w:w="4608"/>
+            <w:shd w:val="clear" w:color="auto" w:fill="DAE8FC"/>
+          </w:tcPr>
+          <w:p>
+            <w:pPr>
+              <w:jc w:val="left"/>
+            </w:pPr>
+            <w:r>
+              <w:rPr>
+                <w:b w:val="0"/>
+                <w:i w:val="0"/>
+                <w:color w:val="000000"/>
+                <w:sz w:val="19"/>
+              </w:rPr>
+              <w:t>PAL/NTSC runtime switch, timing constants</w:t>
             </w:r>
           </w:p>
         </w:tc>

--- a/docs/CL_Change_Log.docx
+++ b/docs/CL_Change_Log.docx
@@ -10,7 +10,7 @@
         <w:rPr>
           <w:b/>
           <w:color w:val="1F497D"/>
-          <w:sz w:val="44"/>
+          <w:sz w:val="40"/>
         </w:rPr>
         <w:t>PAL / NTSC Video IP Core</w:t>
       </w:r>
@@ -23,9 +23,9 @@
         <w:rPr>
           <w:b/>
           <w:color w:val="2E74B5"/>
-          <w:sz w:val="32"/>
+          <w:sz w:val="30"/>
         </w:rPr>
-        <w:t>Change Log &amp; Working Features</w:t>
+        <w:t>Project Change Log</w:t>
       </w:r>
     </w:p>
     <w:p>
@@ -38,7 +38,21 @@
           <w:color w:val="606060"/>
           <w:sz w:val="18"/>
         </w:rPr>
-        <w:t>Branch: claude/xilinx-pal-video-ip-RIDhJ     Last updated: 2026-05-24</w:t>
+        <w:t>Rev 1.0  |  CL-001  |  2026-05-24</w:t>
+      </w:r>
+    </w:p>
+    <w:p/>
+    <w:p>
+      <w:pPr>
+        <w:jc w:val="center"/>
+      </w:pPr>
+      <w:r>
+        <w:rPr>
+          <w:i/>
+          <w:color w:val="606060"/>
+          <w:sz w:val="18"/>
+        </w:rPr>
+        <w:t>Branch: claude/xilinx-pal-video-ip-RIDhJ</w:t>
       </w:r>
     </w:p>
     <w:p>
@@ -54,7 +68,651 @@
         <w:rPr>
           <w:color w:val="1F497D"/>
         </w:rPr>
-        <w:t>1  Feature Status — All Working</w:t>
+        <w:t>1  Version Baseline History</w:t>
+      </w:r>
+    </w:p>
+    <w:tbl>
+      <w:tblPr>
+        <w:tblStyle w:val="TableGrid"/>
+        <w:tblW w:type="auto" w:w="0"/>
+        <w:tblLook w:firstColumn="1" w:firstRow="1" w:lastColumn="0" w:lastRow="0" w:noHBand="0" w:noVBand="1" w:val="04A0"/>
+      </w:tblPr>
+      <w:tblGrid>
+        <w:gridCol w:w="3249"/>
+        <w:gridCol w:w="3249"/>
+        <w:gridCol w:w="3249"/>
+      </w:tblGrid>
+      <w:tr>
+        <w:tc>
+          <w:tcPr>
+            <w:tcW w:type="dxa" w:w="1152"/>
+            <w:shd w:val="clear" w:color="auto" w:fill="1F497D"/>
+          </w:tcPr>
+          <w:p>
+            <w:pPr>
+              <w:jc w:val="left"/>
+            </w:pPr>
+            <w:r>
+              <w:rPr>
+                <w:b/>
+                <w:i w:val="0"/>
+                <w:color w:val="FFFFFF"/>
+                <w:sz w:val="20"/>
+              </w:rPr>
+              <w:t>Version</w:t>
+            </w:r>
+          </w:p>
+        </w:tc>
+        <w:tc>
+          <w:tcPr>
+            <w:tcW w:type="dxa" w:w="1440"/>
+            <w:shd w:val="clear" w:color="auto" w:fill="1F497D"/>
+          </w:tcPr>
+          <w:p>
+            <w:pPr>
+              <w:jc w:val="left"/>
+            </w:pPr>
+            <w:r>
+              <w:rPr>
+                <w:b/>
+                <w:i w:val="0"/>
+                <w:color w:val="FFFFFF"/>
+                <w:sz w:val="20"/>
+              </w:rPr>
+              <w:t>Date</w:t>
+            </w:r>
+          </w:p>
+        </w:tc>
+        <w:tc>
+          <w:tcPr>
+            <w:tcW w:type="dxa" w:w="7920"/>
+            <w:shd w:val="clear" w:color="auto" w:fill="1F497D"/>
+          </w:tcPr>
+          <w:p>
+            <w:pPr>
+              <w:jc w:val="left"/>
+            </w:pPr>
+            <w:r>
+              <w:rPr>
+                <w:b/>
+                <w:i w:val="0"/>
+                <w:color w:val="FFFFFF"/>
+                <w:sz w:val="20"/>
+              </w:rPr>
+              <w:t>Description</w:t>
+            </w:r>
+          </w:p>
+        </w:tc>
+      </w:tr>
+      <w:tr>
+        <w:tc>
+          <w:tcPr>
+            <w:tcW w:type="dxa" w:w="1152"/>
+            <w:shd w:val="clear" w:color="auto" w:fill="FFFFFF"/>
+          </w:tcPr>
+          <w:p>
+            <w:pPr>
+              <w:jc w:val="left"/>
+            </w:pPr>
+            <w:r>
+              <w:rPr>
+                <w:b w:val="0"/>
+                <w:i w:val="0"/>
+                <w:color w:val="000000"/>
+                <w:sz w:val="19"/>
+              </w:rPr>
+              <w:t>V0.1</w:t>
+            </w:r>
+          </w:p>
+        </w:tc>
+        <w:tc>
+          <w:tcPr>
+            <w:tcW w:type="dxa" w:w="1440"/>
+            <w:shd w:val="clear" w:color="auto" w:fill="FFFFFF"/>
+          </w:tcPr>
+          <w:p>
+            <w:pPr>
+              <w:jc w:val="left"/>
+            </w:pPr>
+            <w:r>
+              <w:rPr>
+                <w:b w:val="0"/>
+                <w:i w:val="0"/>
+                <w:color w:val="000000"/>
+                <w:sz w:val="19"/>
+              </w:rPr>
+              <w:t>2026-05-22</w:t>
+            </w:r>
+          </w:p>
+        </w:tc>
+        <w:tc>
+          <w:tcPr>
+            <w:tcW w:type="dxa" w:w="7920"/>
+            <w:shd w:val="clear" w:color="auto" w:fill="FFFFFF"/>
+          </w:tcPr>
+          <w:p>
+            <w:pPr>
+              <w:jc w:val="left"/>
+            </w:pPr>
+            <w:r>
+              <w:rPr>
+                <w:b w:val="0"/>
+                <w:i w:val="0"/>
+                <w:color w:val="000000"/>
+                <w:sz w:val="19"/>
+              </w:rPr>
+              <w:t>Initial: pal_timing, pal_csync_il, opt1/2/3 variants, base patterns sel 0–3</w:t>
+            </w:r>
+          </w:p>
+        </w:tc>
+      </w:tr>
+      <w:tr>
+        <w:tc>
+          <w:tcPr>
+            <w:tcW w:type="dxa" w:w="1152"/>
+            <w:shd w:val="clear" w:color="auto" w:fill="DAE8FC"/>
+          </w:tcPr>
+          <w:p>
+            <w:pPr>
+              <w:jc w:val="left"/>
+            </w:pPr>
+            <w:r>
+              <w:rPr>
+                <w:b w:val="0"/>
+                <w:i w:val="0"/>
+                <w:color w:val="000000"/>
+                <w:sz w:val="19"/>
+              </w:rPr>
+              <w:t>V0.2</w:t>
+            </w:r>
+          </w:p>
+        </w:tc>
+        <w:tc>
+          <w:tcPr>
+            <w:tcW w:type="dxa" w:w="1440"/>
+            <w:shd w:val="clear" w:color="auto" w:fill="DAE8FC"/>
+          </w:tcPr>
+          <w:p>
+            <w:pPr>
+              <w:jc w:val="left"/>
+            </w:pPr>
+            <w:r>
+              <w:rPr>
+                <w:b w:val="0"/>
+                <w:i w:val="0"/>
+                <w:color w:val="000000"/>
+                <w:sz w:val="19"/>
+              </w:rPr>
+              <w:t>2026-05-22</w:t>
+            </w:r>
+          </w:p>
+        </w:tc>
+        <w:tc>
+          <w:tcPr>
+            <w:tcW w:type="dxa" w:w="7920"/>
+            <w:shd w:val="clear" w:color="auto" w:fill="DAE8FC"/>
+          </w:tcPr>
+          <w:p>
+            <w:pPr>
+              <w:jc w:val="left"/>
+            </w:pPr>
+            <w:r>
+              <w:rPr>
+                <w:b w:val="0"/>
+                <w:i w:val="0"/>
+                <w:color w:val="000000"/>
+                <w:sz w:val="19"/>
+              </w:rPr>
+              <w:t>BRAM image display (sel=4), natural sequential row addressing, pal_bram_loader</w:t>
+            </w:r>
+          </w:p>
+        </w:tc>
+      </w:tr>
+      <w:tr>
+        <w:tc>
+          <w:tcPr>
+            <w:tcW w:type="dxa" w:w="1152"/>
+            <w:shd w:val="clear" w:color="auto" w:fill="FFFFFF"/>
+          </w:tcPr>
+          <w:p>
+            <w:pPr>
+              <w:jc w:val="left"/>
+            </w:pPr>
+            <w:r>
+              <w:rPr>
+                <w:b w:val="0"/>
+                <w:i w:val="0"/>
+                <w:color w:val="000000"/>
+                <w:sz w:val="19"/>
+              </w:rPr>
+              <w:t>V0.3</w:t>
+            </w:r>
+          </w:p>
+        </w:tc>
+        <w:tc>
+          <w:tcPr>
+            <w:tcW w:type="dxa" w:w="1440"/>
+            <w:shd w:val="clear" w:color="auto" w:fill="FFFFFF"/>
+          </w:tcPr>
+          <w:p>
+            <w:pPr>
+              <w:jc w:val="left"/>
+            </w:pPr>
+            <w:r>
+              <w:rPr>
+                <w:b w:val="0"/>
+                <w:i w:val="0"/>
+                <w:color w:val="000000"/>
+                <w:sz w:val="19"/>
+              </w:rPr>
+              <w:t>2026-05-23</w:t>
+            </w:r>
+          </w:p>
+        </w:tc>
+        <w:tc>
+          <w:tcPr>
+            <w:tcW w:type="dxa" w:w="7920"/>
+            <w:shd w:val="clear" w:color="auto" w:fill="FFFFFF"/>
+          </w:tcPr>
+          <w:p>
+            <w:pPr>
+              <w:jc w:val="left"/>
+            </w:pPr>
+            <w:r>
+              <w:rPr>
+                <w:b w:val="0"/>
+                <w:i w:val="0"/>
+                <w:color w:val="000000"/>
+                <w:sz w:val="19"/>
+              </w:rPr>
+              <w:t>sel 5–9, ball control ports, crosshatch ports, NTSC mode (video_bram_top)</w:t>
+            </w:r>
+          </w:p>
+        </w:tc>
+      </w:tr>
+      <w:tr>
+        <w:tc>
+          <w:tcPr>
+            <w:tcW w:type="dxa" w:w="1152"/>
+            <w:shd w:val="clear" w:color="auto" w:fill="DAE8FC"/>
+          </w:tcPr>
+          <w:p>
+            <w:pPr>
+              <w:jc w:val="left"/>
+            </w:pPr>
+            <w:r>
+              <w:rPr>
+                <w:b w:val="0"/>
+                <w:i w:val="0"/>
+                <w:color w:val="000000"/>
+                <w:sz w:val="19"/>
+              </w:rPr>
+              <w:t>V0.4</w:t>
+            </w:r>
+          </w:p>
+        </w:tc>
+        <w:tc>
+          <w:tcPr>
+            <w:tcW w:type="dxa" w:w="1440"/>
+            <w:shd w:val="clear" w:color="auto" w:fill="DAE8FC"/>
+          </w:tcPr>
+          <w:p>
+            <w:pPr>
+              <w:jc w:val="left"/>
+            </w:pPr>
+            <w:r>
+              <w:rPr>
+                <w:b w:val="0"/>
+                <w:i w:val="0"/>
+                <w:color w:val="000000"/>
+                <w:sz w:val="19"/>
+              </w:rPr>
+              <w:t>2026-05-23</w:t>
+            </w:r>
+          </w:p>
+        </w:tc>
+        <w:tc>
+          <w:tcPr>
+            <w:tcW w:type="dxa" w:w="7920"/>
+            <w:shd w:val="clear" w:color="auto" w:fill="DAE8FC"/>
+          </w:tcPr>
+          <w:p>
+            <w:pPr>
+              <w:jc w:val="left"/>
+            </w:pPr>
+            <w:r>
+              <w:rPr>
+                <w:b w:val="0"/>
+                <w:i w:val="0"/>
+                <w:color w:val="000000"/>
+                <w:sz w:val="19"/>
+              </w:rPr>
+              <w:t>Separate sync outputs (line_sync_o, frame_sync_o, field_o)</w:t>
+            </w:r>
+          </w:p>
+        </w:tc>
+      </w:tr>
+      <w:tr>
+        <w:tc>
+          <w:tcPr>
+            <w:tcW w:type="dxa" w:w="1152"/>
+            <w:shd w:val="clear" w:color="auto" w:fill="FFFFFF"/>
+          </w:tcPr>
+          <w:p>
+            <w:pPr>
+              <w:jc w:val="left"/>
+            </w:pPr>
+            <w:r>
+              <w:rPr>
+                <w:b w:val="0"/>
+                <w:i w:val="0"/>
+                <w:color w:val="000000"/>
+                <w:sz w:val="19"/>
+              </w:rPr>
+              <w:t>V0.5</w:t>
+            </w:r>
+          </w:p>
+        </w:tc>
+        <w:tc>
+          <w:tcPr>
+            <w:tcW w:type="dxa" w:w="1440"/>
+            <w:shd w:val="clear" w:color="auto" w:fill="FFFFFF"/>
+          </w:tcPr>
+          <w:p>
+            <w:pPr>
+              <w:jc w:val="left"/>
+            </w:pPr>
+            <w:r>
+              <w:rPr>
+                <w:b w:val="0"/>
+                <w:i w:val="0"/>
+                <w:color w:val="000000"/>
+                <w:sz w:val="19"/>
+              </w:rPr>
+              <w:t>2026-05-23</w:t>
+            </w:r>
+          </w:p>
+        </w:tc>
+        <w:tc>
+          <w:tcPr>
+            <w:tcW w:type="dxa" w:w="7920"/>
+            <w:shd w:val="clear" w:color="auto" w:fill="FFFFFF"/>
+          </w:tcPr>
+          <w:p>
+            <w:pPr>
+              <w:jc w:val="left"/>
+            </w:pPr>
+            <w:r>
+              <w:rPr>
+                <w:b w:val="0"/>
+                <w:i w:val="0"/>
+                <w:color w:val="000000"/>
+                <w:sz w:val="19"/>
+              </w:rPr>
+              <w:t>HTML pattern generator tool v1 and v2 (text overlay, multi-zone)</w:t>
+            </w:r>
+          </w:p>
+        </w:tc>
+      </w:tr>
+      <w:tr>
+        <w:tc>
+          <w:tcPr>
+            <w:tcW w:type="dxa" w:w="1152"/>
+            <w:shd w:val="clear" w:color="auto" w:fill="DAE8FC"/>
+          </w:tcPr>
+          <w:p>
+            <w:pPr>
+              <w:jc w:val="left"/>
+            </w:pPr>
+            <w:r>
+              <w:rPr>
+                <w:b w:val="0"/>
+                <w:i w:val="0"/>
+                <w:color w:val="000000"/>
+                <w:sz w:val="19"/>
+              </w:rPr>
+              <w:t>V0.6</w:t>
+            </w:r>
+          </w:p>
+        </w:tc>
+        <w:tc>
+          <w:tcPr>
+            <w:tcW w:type="dxa" w:w="1440"/>
+            <w:shd w:val="clear" w:color="auto" w:fill="DAE8FC"/>
+          </w:tcPr>
+          <w:p>
+            <w:pPr>
+              <w:jc w:val="left"/>
+            </w:pPr>
+            <w:r>
+              <w:rPr>
+                <w:b w:val="0"/>
+                <w:i w:val="0"/>
+                <w:color w:val="000000"/>
+                <w:sz w:val="19"/>
+              </w:rPr>
+              <w:t>2026-05-24</w:t>
+            </w:r>
+          </w:p>
+        </w:tc>
+        <w:tc>
+          <w:tcPr>
+            <w:tcW w:type="dxa" w:w="7920"/>
+            <w:shd w:val="clear" w:color="auto" w:fill="DAE8FC"/>
+          </w:tcPr>
+          <w:p>
+            <w:pPr>
+              <w:jc w:val="left"/>
+            </w:pPr>
+            <w:r>
+              <w:rPr>
+                <w:b w:val="0"/>
+                <w:i w:val="0"/>
+                <w:color w:val="000000"/>
+                <w:sz w:val="19"/>
+              </w:rPr>
+              <w:t>User &amp; Reference Guide Word document (v1 then v2 with simulation data)</w:t>
+            </w:r>
+          </w:p>
+        </w:tc>
+      </w:tr>
+      <w:tr>
+        <w:tc>
+          <w:tcPr>
+            <w:tcW w:type="dxa" w:w="1152"/>
+            <w:shd w:val="clear" w:color="auto" w:fill="FFFFFF"/>
+          </w:tcPr>
+          <w:p>
+            <w:pPr>
+              <w:jc w:val="left"/>
+            </w:pPr>
+            <w:r>
+              <w:rPr>
+                <w:b w:val="0"/>
+                <w:i w:val="0"/>
+                <w:color w:val="000000"/>
+                <w:sz w:val="19"/>
+              </w:rPr>
+              <w:t>V0.7</w:t>
+            </w:r>
+          </w:p>
+        </w:tc>
+        <w:tc>
+          <w:tcPr>
+            <w:tcW w:type="dxa" w:w="1440"/>
+            <w:shd w:val="clear" w:color="auto" w:fill="FFFFFF"/>
+          </w:tcPr>
+          <w:p>
+            <w:pPr>
+              <w:jc w:val="left"/>
+            </w:pPr>
+            <w:r>
+              <w:rPr>
+                <w:b w:val="0"/>
+                <w:i w:val="0"/>
+                <w:color w:val="000000"/>
+                <w:sz w:val="19"/>
+              </w:rPr>
+              <w:t>2026-05-24</w:t>
+            </w:r>
+          </w:p>
+        </w:tc>
+        <w:tc>
+          <w:tcPr>
+            <w:tcW w:type="dxa" w:w="7920"/>
+            <w:shd w:val="clear" w:color="auto" w:fill="FFFFFF"/>
+          </w:tcPr>
+          <w:p>
+            <w:pPr>
+              <w:jc w:val="left"/>
+            </w:pPr>
+            <w:r>
+              <w:rPr>
+                <w:b w:val="0"/>
+                <w:i w:val="0"/>
+                <w:color w:val="000000"/>
+                <w:sz w:val="19"/>
+              </w:rPr>
+              <w:t>Configuration Summary document</w:t>
+            </w:r>
+          </w:p>
+        </w:tc>
+      </w:tr>
+      <w:tr>
+        <w:tc>
+          <w:tcPr>
+            <w:tcW w:type="dxa" w:w="1152"/>
+            <w:shd w:val="clear" w:color="auto" w:fill="DAE8FC"/>
+          </w:tcPr>
+          <w:p>
+            <w:pPr>
+              <w:jc w:val="left"/>
+            </w:pPr>
+            <w:r>
+              <w:rPr>
+                <w:b w:val="0"/>
+                <w:i w:val="0"/>
+                <w:color w:val="000000"/>
+                <w:sz w:val="19"/>
+              </w:rPr>
+              <w:t>V1.0</w:t>
+            </w:r>
+          </w:p>
+        </w:tc>
+        <w:tc>
+          <w:tcPr>
+            <w:tcW w:type="dxa" w:w="1440"/>
+            <w:shd w:val="clear" w:color="auto" w:fill="DAE8FC"/>
+          </w:tcPr>
+          <w:p>
+            <w:pPr>
+              <w:jc w:val="left"/>
+            </w:pPr>
+            <w:r>
+              <w:rPr>
+                <w:b w:val="0"/>
+                <w:i w:val="0"/>
+                <w:color w:val="000000"/>
+                <w:sz w:val="19"/>
+              </w:rPr>
+              <w:t>2026-05-24</w:t>
+            </w:r>
+          </w:p>
+        </w:tc>
+        <w:tc>
+          <w:tcPr>
+            <w:tcW w:type="dxa" w:w="7920"/>
+            <w:shd w:val="clear" w:color="auto" w:fill="DAE8FC"/>
+          </w:tcPr>
+          <w:p>
+            <w:pPr>
+              <w:jc w:val="left"/>
+            </w:pPr>
+            <w:r>
+              <w:rPr>
+                <w:b w:val="0"/>
+                <w:i w:val="0"/>
+                <w:color w:val="000000"/>
+                <w:sz w:val="19"/>
+              </w:rPr>
+              <w:t>BRAM double-buffering, full formal docs set (ICD, SRS, SDD, SDP, CM, STP, STR, VC, TM, BR, CL)</w:t>
+            </w:r>
+          </w:p>
+        </w:tc>
+      </w:tr>
+      <w:tr>
+        <w:tc>
+          <w:tcPr>
+            <w:tcW w:type="dxa" w:w="1152"/>
+            <w:shd w:val="clear" w:color="auto" w:fill="FFFFFF"/>
+          </w:tcPr>
+          <w:p>
+            <w:pPr>
+              <w:jc w:val="left"/>
+            </w:pPr>
+            <w:r>
+              <w:rPr>
+                <w:b w:val="0"/>
+                <w:i w:val="0"/>
+                <w:color w:val="000000"/>
+                <w:sz w:val="19"/>
+              </w:rPr>
+              <w:t>V1.1</w:t>
+            </w:r>
+          </w:p>
+        </w:tc>
+        <w:tc>
+          <w:tcPr>
+            <w:tcW w:type="dxa" w:w="1440"/>
+            <w:shd w:val="clear" w:color="auto" w:fill="FFFFFF"/>
+          </w:tcPr>
+          <w:p>
+            <w:pPr>
+              <w:jc w:val="left"/>
+            </w:pPr>
+            <w:r>
+              <w:rPr>
+                <w:b w:val="0"/>
+                <w:i w:val="0"/>
+                <w:color w:val="000000"/>
+                <w:sz w:val="19"/>
+              </w:rPr>
+              <w:t>2026-05-24</w:t>
+            </w:r>
+          </w:p>
+        </w:tc>
+        <w:tc>
+          <w:tcPr>
+            <w:tcW w:type="dxa" w:w="7920"/>
+            <w:shd w:val="clear" w:color="auto" w:fill="FFFFFF"/>
+          </w:tcPr>
+          <w:p>
+            <w:pPr>
+              <w:jc w:val="left"/>
+            </w:pPr>
+            <w:r>
+              <w:rPr>
+                <w:b w:val="0"/>
+                <w:i w:val="0"/>
+                <w:color w:val="000000"/>
+                <w:sz w:val="19"/>
+              </w:rPr>
+              <w:t>Standalone 1-bit FIFO IP (pal_fifo_bool, DEPTH=600000). 7-phase testbench. All docs updated.</w:t>
+            </w:r>
+          </w:p>
+        </w:tc>
+      </w:tr>
+    </w:tbl>
+    <w:p/>
+    <w:p>
+      <w:pPr>
+        <w:pStyle w:val="Heading1"/>
+      </w:pPr>
+      <w:r>
+        <w:rPr>
+          <w:color w:val="1F497D"/>
+        </w:rPr>
+        <w:t>2  Detailed Change Log</w:t>
       </w:r>
     </w:p>
     <w:tbl>
@@ -72,7 +730,7 @@
       <w:tr>
         <w:tc>
           <w:tcPr>
-            <w:tcW w:type="dxa" w:w="2880"/>
+            <w:tcW w:type="dxa" w:w="864"/>
             <w:shd w:val="clear" w:color="auto" w:fill="1F497D"/>
           </w:tcPr>
           <w:p>
@@ -86,138 +744,14 @@
                 <w:color w:val="FFFFFF"/>
                 <w:sz w:val="20"/>
               </w:rPr>
-              <w:t>Feature</w:t>
+              <w:t>V1.0</w:t>
             </w:r>
           </w:p>
         </w:tc>
         <w:tc>
           <w:tcPr>
-            <w:tcW w:type="dxa" w:w="2160"/>
+            <w:tcW w:type="dxa" w:w="1296"/>
             <w:shd w:val="clear" w:color="auto" w:fill="1F497D"/>
-          </w:tcPr>
-          <w:p>
-            <w:pPr>
-              <w:jc w:val="left"/>
-            </w:pPr>
-            <w:r>
-              <w:rPr>
-                <w:b/>
-                <w:i w:val="0"/>
-                <w:color w:val="FFFFFF"/>
-                <w:sz w:val="20"/>
-              </w:rPr>
-              <w:t>File(s)</w:t>
-            </w:r>
-          </w:p>
-        </w:tc>
-        <w:tc>
-          <w:tcPr>
-            <w:tcW w:type="dxa" w:w="1152"/>
-            <w:shd w:val="clear" w:color="auto" w:fill="1F497D"/>
-          </w:tcPr>
-          <w:p>
-            <w:pPr>
-              <w:jc w:val="left"/>
-            </w:pPr>
-            <w:r>
-              <w:rPr>
-                <w:b/>
-                <w:i w:val="0"/>
-                <w:color w:val="FFFFFF"/>
-                <w:sz w:val="20"/>
-              </w:rPr>
-              <w:t>Status</w:t>
-            </w:r>
-          </w:p>
-        </w:tc>
-        <w:tc>
-          <w:tcPr>
-            <w:tcW w:type="dxa" w:w="4320"/>
-            <w:shd w:val="clear" w:color="auto" w:fill="1F497D"/>
-          </w:tcPr>
-          <w:p>
-            <w:pPr>
-              <w:jc w:val="left"/>
-            </w:pPr>
-            <w:r>
-              <w:rPr>
-                <w:b/>
-                <w:i w:val="0"/>
-                <w:color w:val="FFFFFF"/>
-                <w:sz w:val="20"/>
-              </w:rPr>
-              <w:t>Notes</w:t>
-            </w:r>
-          </w:p>
-        </w:tc>
-      </w:tr>
-      <w:tr>
-        <w:tc>
-          <w:tcPr>
-            <w:tcW w:type="dxa" w:w="2880"/>
-            <w:shd w:val="clear" w:color="auto" w:fill="FFFFFF"/>
-          </w:tcPr>
-          <w:p>
-            <w:pPr>
-              <w:jc w:val="left"/>
-            </w:pPr>
-            <w:r>
-              <w:rPr>
-                <w:b/>
-                <w:i w:val="0"/>
-                <w:color w:val="1F497D"/>
-                <w:sz w:val="19"/>
-              </w:rPr>
-              <w:t>sel 0 — Vertical stripes</w:t>
-            </w:r>
-          </w:p>
-        </w:tc>
-        <w:tc>
-          <w:tcPr>
-            <w:tcW w:type="dxa" w:w="2160"/>
-            <w:shd w:val="clear" w:color="auto" w:fill="FFFFFF"/>
-          </w:tcPr>
-          <w:p>
-            <w:pPr>
-              <w:jc w:val="left"/>
-            </w:pPr>
-            <w:r>
-              <w:rPr>
-                <w:b w:val="0"/>
-                <w:i/>
-                <w:color w:val="000000"/>
-                <w:sz w:val="17"/>
-              </w:rPr>
-              <w:t>pal_tv_bram_top.vhd</w:t>
-              <w:br/>
-              <w:t>video_bram_top.vhd</w:t>
-            </w:r>
-          </w:p>
-        </w:tc>
-        <w:tc>
-          <w:tcPr>
-            <w:tcW w:type="dxa" w:w="1152"/>
-            <w:shd w:val="clear" w:color="auto" w:fill="FFFFFF"/>
-          </w:tcPr>
-          <w:p>
-            <w:pPr>
-              <w:jc w:val="center"/>
-            </w:pPr>
-            <w:r>
-              <w:rPr>
-                <w:b/>
-                <w:i w:val="0"/>
-                <w:color w:val="378610"/>
-                <w:sz w:val="19"/>
-              </w:rPr>
-              <w:t>WORKING</w:t>
-            </w:r>
-          </w:p>
-        </w:tc>
-        <w:tc>
-          <w:tcPr>
-            <w:tcW w:type="dxa" w:w="4320"/>
-            <w:shd w:val="clear" w:color="auto" w:fill="FFFFFF"/>
           </w:tcPr>
           <w:p>
             <w:pPr>
@@ -227,3006 +761,10 @@
               <w:rPr>
                 <w:b w:val="0"/>
                 <w:i w:val="0"/>
-                <w:color w:val="000000"/>
-                <w:sz w:val="19"/>
-              </w:rPr>
-              <w:t>8-zone stripe pattern; zone width = STRIPE_W generic</w:t>
-            </w:r>
-          </w:p>
-        </w:tc>
-      </w:tr>
-      <w:tr>
-        <w:tc>
-          <w:tcPr>
-            <w:tcW w:type="dxa" w:w="2880"/>
-            <w:shd w:val="clear" w:color="auto" w:fill="DAE8FC"/>
-          </w:tcPr>
-          <w:p>
-            <w:pPr>
-              <w:jc w:val="left"/>
-            </w:pPr>
-            <w:r>
-              <w:rPr>
-                <w:b/>
-                <w:i w:val="0"/>
-                <w:color w:val="1F497D"/>
-                <w:sz w:val="19"/>
-              </w:rPr>
-              <w:t>sel 1 — Horizontal stripes</w:t>
-            </w:r>
-          </w:p>
-        </w:tc>
-        <w:tc>
-          <w:tcPr>
-            <w:tcW w:type="dxa" w:w="2160"/>
-            <w:shd w:val="clear" w:color="auto" w:fill="DAE8FC"/>
-          </w:tcPr>
-          <w:p>
-            <w:pPr>
-              <w:jc w:val="left"/>
-            </w:pPr>
-            <w:r>
-              <w:rPr>
-                <w:b w:val="0"/>
-                <w:i/>
-                <w:color w:val="000000"/>
-                <w:sz w:val="17"/>
-              </w:rPr>
-              <w:t>pal_tv_bram_top.vhd</w:t>
-              <w:br/>
-              <w:t>video_bram_top.vhd</w:t>
-            </w:r>
-          </w:p>
-        </w:tc>
-        <w:tc>
-          <w:tcPr>
-            <w:tcW w:type="dxa" w:w="1152"/>
-            <w:shd w:val="clear" w:color="auto" w:fill="DAE8FC"/>
-          </w:tcPr>
-          <w:p>
-            <w:pPr>
-              <w:jc w:val="center"/>
-            </w:pPr>
-            <w:r>
-              <w:rPr>
-                <w:b/>
-                <w:i w:val="0"/>
-                <w:color w:val="378610"/>
-                <w:sz w:val="19"/>
-              </w:rPr>
-              <w:t>WORKING</w:t>
-            </w:r>
-          </w:p>
-        </w:tc>
-        <w:tc>
-          <w:tcPr>
-            <w:tcW w:type="dxa" w:w="4320"/>
-            <w:shd w:val="clear" w:color="auto" w:fill="DAE8FC"/>
-          </w:tcPr>
-          <w:p>
-            <w:pPr>
-              <w:jc w:val="left"/>
-            </w:pPr>
-            <w:r>
-              <w:rPr>
-                <w:b w:val="0"/>
-                <w:i w:val="0"/>
-                <w:color w:val="000000"/>
-                <w:sz w:val="19"/>
-              </w:rPr>
-              <w:t>8-zone stripe pattern; zone height adapts PAL/NTSC</w:t>
-            </w:r>
-          </w:p>
-        </w:tc>
-      </w:tr>
-      <w:tr>
-        <w:tc>
-          <w:tcPr>
-            <w:tcW w:type="dxa" w:w="2880"/>
-            <w:shd w:val="clear" w:color="auto" w:fill="FFFFFF"/>
-          </w:tcPr>
-          <w:p>
-            <w:pPr>
-              <w:jc w:val="left"/>
-            </w:pPr>
-            <w:r>
-              <w:rPr>
-                <w:b/>
-                <w:i w:val="0"/>
-                <w:color w:val="1F497D"/>
-                <w:sz w:val="19"/>
-              </w:rPr>
-              <w:t>sel 2 — Horizontal gradient</w:t>
-            </w:r>
-          </w:p>
-        </w:tc>
-        <w:tc>
-          <w:tcPr>
-            <w:tcW w:type="dxa" w:w="2160"/>
-            <w:shd w:val="clear" w:color="auto" w:fill="FFFFFF"/>
-          </w:tcPr>
-          <w:p>
-            <w:pPr>
-              <w:jc w:val="left"/>
-            </w:pPr>
-            <w:r>
-              <w:rPr>
-                <w:b w:val="0"/>
-                <w:i/>
-                <w:color w:val="000000"/>
-                <w:sz w:val="17"/>
-              </w:rPr>
-              <w:t>pal_tv_bram_top.vhd</w:t>
-              <w:br/>
-              <w:t>video_bram_top.vhd</w:t>
-            </w:r>
-          </w:p>
-        </w:tc>
-        <w:tc>
-          <w:tcPr>
-            <w:tcW w:type="dxa" w:w="1152"/>
-            <w:shd w:val="clear" w:color="auto" w:fill="FFFFFF"/>
-          </w:tcPr>
-          <w:p>
-            <w:pPr>
-              <w:jc w:val="center"/>
-            </w:pPr>
-            <w:r>
-              <w:rPr>
-                <w:b/>
-                <w:i w:val="0"/>
-                <w:color w:val="378610"/>
-                <w:sz w:val="19"/>
-              </w:rPr>
-              <w:t>WORKING</w:t>
-            </w:r>
-          </w:p>
-        </w:tc>
-        <w:tc>
-          <w:tcPr>
-            <w:tcW w:type="dxa" w:w="4320"/>
-            <w:shd w:val="clear" w:color="auto" w:fill="FFFFFF"/>
-          </w:tcPr>
-          <w:p>
-            <w:pPr>
-              <w:jc w:val="left"/>
-            </w:pPr>
-            <w:r>
-              <w:rPr>
-                <w:b w:val="0"/>
-                <w:i w:val="0"/>
-                <w:color w:val="000000"/>
-                <w:sz w:val="19"/>
-              </w:rPr>
-              <w:t>10 luminance steps left→right</w:t>
-            </w:r>
-          </w:p>
-        </w:tc>
-      </w:tr>
-      <w:tr>
-        <w:tc>
-          <w:tcPr>
-            <w:tcW w:type="dxa" w:w="2880"/>
-            <w:shd w:val="clear" w:color="auto" w:fill="DAE8FC"/>
-          </w:tcPr>
-          <w:p>
-            <w:pPr>
-              <w:jc w:val="left"/>
-            </w:pPr>
-            <w:r>
-              <w:rPr>
-                <w:b/>
-                <w:i w:val="0"/>
-                <w:color w:val="1F497D"/>
-                <w:sz w:val="19"/>
-              </w:rPr>
-              <w:t>sel 3 — Vertical gradient</w:t>
-            </w:r>
-          </w:p>
-        </w:tc>
-        <w:tc>
-          <w:tcPr>
-            <w:tcW w:type="dxa" w:w="2160"/>
-            <w:shd w:val="clear" w:color="auto" w:fill="DAE8FC"/>
-          </w:tcPr>
-          <w:p>
-            <w:pPr>
-              <w:jc w:val="left"/>
-            </w:pPr>
-            <w:r>
-              <w:rPr>
-                <w:b w:val="0"/>
-                <w:i/>
-                <w:color w:val="000000"/>
-                <w:sz w:val="17"/>
-              </w:rPr>
-              <w:t>pal_tv_bram_top.vhd</w:t>
-              <w:br/>
-              <w:t>video_bram_top.vhd</w:t>
-            </w:r>
-          </w:p>
-        </w:tc>
-        <w:tc>
-          <w:tcPr>
-            <w:tcW w:type="dxa" w:w="1152"/>
-            <w:shd w:val="clear" w:color="auto" w:fill="DAE8FC"/>
-          </w:tcPr>
-          <w:p>
-            <w:pPr>
-              <w:jc w:val="center"/>
-            </w:pPr>
-            <w:r>
-              <w:rPr>
-                <w:b/>
-                <w:i w:val="0"/>
-                <w:color w:val="378610"/>
-                <w:sz w:val="19"/>
-              </w:rPr>
-              <w:t>WORKING</w:t>
-            </w:r>
-          </w:p>
-        </w:tc>
-        <w:tc>
-          <w:tcPr>
-            <w:tcW w:type="dxa" w:w="4320"/>
-            <w:shd w:val="clear" w:color="auto" w:fill="DAE8FC"/>
-          </w:tcPr>
-          <w:p>
-            <w:pPr>
-              <w:jc w:val="left"/>
-            </w:pPr>
-            <w:r>
-              <w:rPr>
-                <w:b w:val="0"/>
-                <w:i w:val="0"/>
-                <w:color w:val="000000"/>
-                <w:sz w:val="19"/>
-              </w:rPr>
-              <w:t>10 luminance steps top→bottom</w:t>
-            </w:r>
-          </w:p>
-        </w:tc>
-      </w:tr>
-      <w:tr>
-        <w:tc>
-          <w:tcPr>
-            <w:tcW w:type="dxa" w:w="2880"/>
-            <w:shd w:val="clear" w:color="auto" w:fill="FFFFFF"/>
-          </w:tcPr>
-          <w:p>
-            <w:pPr>
-              <w:jc w:val="left"/>
-            </w:pPr>
-            <w:r>
-              <w:rPr>
-                <w:b/>
-                <w:i w:val="0"/>
-                <w:color w:val="1F497D"/>
-                <w:sz w:val="19"/>
-              </w:rPr>
-              <w:t>sel 4 — BRAM image (single/double buffer)</w:t>
-            </w:r>
-          </w:p>
-        </w:tc>
-        <w:tc>
-          <w:tcPr>
-            <w:tcW w:type="dxa" w:w="2160"/>
-            <w:shd w:val="clear" w:color="auto" w:fill="FFFFFF"/>
-          </w:tcPr>
-          <w:p>
-            <w:pPr>
-              <w:jc w:val="left"/>
-            </w:pPr>
-            <w:r>
-              <w:rPr>
-                <w:b w:val="0"/>
-                <w:i/>
-                <w:color w:val="000000"/>
-                <w:sz w:val="17"/>
-              </w:rPr>
-              <w:t>pal_tv_bram_top.vhd</w:t>
-              <w:br/>
-              <w:t>video_bram_top.vhd</w:t>
-            </w:r>
-          </w:p>
-        </w:tc>
-        <w:tc>
-          <w:tcPr>
-            <w:tcW w:type="dxa" w:w="1152"/>
-            <w:shd w:val="clear" w:color="auto" w:fill="FFFFFF"/>
-          </w:tcPr>
-          <w:p>
-            <w:pPr>
-              <w:jc w:val="center"/>
-            </w:pPr>
-            <w:r>
-              <w:rPr>
-                <w:b/>
-                <w:i w:val="0"/>
-                <w:color w:val="378610"/>
-                <w:sz w:val="19"/>
-              </w:rPr>
-              <w:t>WORKING</w:t>
-            </w:r>
-          </w:p>
-        </w:tc>
-        <w:tc>
-          <w:tcPr>
-            <w:tcW w:type="dxa" w:w="4320"/>
-            <w:shd w:val="clear" w:color="auto" w:fill="FFFFFF"/>
-          </w:tcPr>
-          <w:p>
-            <w:pPr>
-              <w:jc w:val="left"/>
-            </w:pPr>
-            <w:r>
-              <w:rPr>
-                <w:b w:val="0"/>
-                <w:i w:val="0"/>
-                <w:color w:val="000000"/>
-                <w:sz w:val="19"/>
-              </w:rPr>
-              <w:t>Natural sequential row order; interlace-corrected read; double-buffer added</w:t>
-            </w:r>
-          </w:p>
-        </w:tc>
-      </w:tr>
-      <w:tr>
-        <w:tc>
-          <w:tcPr>
-            <w:tcW w:type="dxa" w:w="2880"/>
-            <w:shd w:val="clear" w:color="auto" w:fill="DAE8FC"/>
-          </w:tcPr>
-          <w:p>
-            <w:pPr>
-              <w:jc w:val="left"/>
-            </w:pPr>
-            <w:r>
-              <w:rPr>
-                <w:b/>
-                <w:i w:val="0"/>
-                <w:color w:val="1F497D"/>
-                <w:sz w:val="19"/>
-              </w:rPr>
-              <w:t>sel 5 — Bouncing ball</w:t>
-            </w:r>
-          </w:p>
-        </w:tc>
-        <w:tc>
-          <w:tcPr>
-            <w:tcW w:type="dxa" w:w="2160"/>
-            <w:shd w:val="clear" w:color="auto" w:fill="DAE8FC"/>
-          </w:tcPr>
-          <w:p>
-            <w:pPr>
-              <w:jc w:val="left"/>
-            </w:pPr>
-            <w:r>
-              <w:rPr>
-                <w:b w:val="0"/>
-                <w:i/>
-                <w:color w:val="000000"/>
-                <w:sz w:val="17"/>
-              </w:rPr>
-              <w:t>pal_tv_bram_top.vhd</w:t>
-              <w:br/>
-              <w:t>video_bram_top.vhd</w:t>
-            </w:r>
-          </w:p>
-        </w:tc>
-        <w:tc>
-          <w:tcPr>
-            <w:tcW w:type="dxa" w:w="1152"/>
-            <w:shd w:val="clear" w:color="auto" w:fill="DAE8FC"/>
-          </w:tcPr>
-          <w:p>
-            <w:pPr>
-              <w:jc w:val="center"/>
-            </w:pPr>
-            <w:r>
-              <w:rPr>
-                <w:b/>
-                <w:i w:val="0"/>
-                <w:color w:val="378610"/>
-                <w:sz w:val="19"/>
-              </w:rPr>
-              <w:t>WORKING</w:t>
-            </w:r>
-          </w:p>
-        </w:tc>
-        <w:tc>
-          <w:tcPr>
-            <w:tcW w:type="dxa" w:w="4320"/>
-            <w:shd w:val="clear" w:color="auto" w:fill="DAE8FC"/>
-          </w:tcPr>
-          <w:p>
-            <w:pPr>
-              <w:jc w:val="left"/>
-            </w:pPr>
-            <w:r>
-              <w:rPr>
-                <w:b w:val="0"/>
-                <w:i w:val="0"/>
-                <w:color w:val="000000"/>
-                <w:sz w:val="19"/>
-              </w:rPr>
-              <w:t>Runtime size/speed via ball_w_i, ball_h_i, ball_spd_h, ball_spd_v ports</w:t>
-            </w:r>
-          </w:p>
-        </w:tc>
-      </w:tr>
-      <w:tr>
-        <w:tc>
-          <w:tcPr>
-            <w:tcW w:type="dxa" w:w="2880"/>
-            <w:shd w:val="clear" w:color="auto" w:fill="FFFFFF"/>
-          </w:tcPr>
-          <w:p>
-            <w:pPr>
-              <w:jc w:val="left"/>
-            </w:pPr>
-            <w:r>
-              <w:rPr>
-                <w:b/>
-                <w:i w:val="0"/>
-                <w:color w:val="1F497D"/>
-                <w:sz w:val="19"/>
-              </w:rPr>
-              <w:t>sel 6 — Full white</w:t>
-            </w:r>
-          </w:p>
-        </w:tc>
-        <w:tc>
-          <w:tcPr>
-            <w:tcW w:type="dxa" w:w="2160"/>
-            <w:shd w:val="clear" w:color="auto" w:fill="FFFFFF"/>
-          </w:tcPr>
-          <w:p>
-            <w:pPr>
-              <w:jc w:val="left"/>
-            </w:pPr>
-            <w:r>
-              <w:rPr>
-                <w:b w:val="0"/>
-                <w:i/>
-                <w:color w:val="000000"/>
-                <w:sz w:val="17"/>
-              </w:rPr>
-              <w:t>pal_tv_bram_top.vhd</w:t>
-              <w:br/>
-              <w:t>video_bram_top.vhd</w:t>
-            </w:r>
-          </w:p>
-        </w:tc>
-        <w:tc>
-          <w:tcPr>
-            <w:tcW w:type="dxa" w:w="1152"/>
-            <w:shd w:val="clear" w:color="auto" w:fill="FFFFFF"/>
-          </w:tcPr>
-          <w:p>
-            <w:pPr>
-              <w:jc w:val="center"/>
-            </w:pPr>
-            <w:r>
-              <w:rPr>
-                <w:b/>
-                <w:i w:val="0"/>
-                <w:color w:val="378610"/>
-                <w:sz w:val="19"/>
-              </w:rPr>
-              <w:t>WORKING</w:t>
-            </w:r>
-          </w:p>
-        </w:tc>
-        <w:tc>
-          <w:tcPr>
-            <w:tcW w:type="dxa" w:w="4320"/>
-            <w:shd w:val="clear" w:color="auto" w:fill="FFFFFF"/>
-          </w:tcPr>
-          <w:p>
-            <w:pPr>
-              <w:jc w:val="left"/>
-            </w:pPr>
-            <w:r>
-              <w:rPr>
-                <w:b w:val="0"/>
-                <w:i w:val="0"/>
-                <w:color w:val="000000"/>
-                <w:sz w:val="19"/>
-              </w:rPr>
-              <w:t>Every active pixel = LEVEL_WHITE; use for DAC peak-white calibration</w:t>
-            </w:r>
-          </w:p>
-        </w:tc>
-      </w:tr>
-      <w:tr>
-        <w:tc>
-          <w:tcPr>
-            <w:tcW w:type="dxa" w:w="2880"/>
-            <w:shd w:val="clear" w:color="auto" w:fill="DAE8FC"/>
-          </w:tcPr>
-          <w:p>
-            <w:pPr>
-              <w:jc w:val="left"/>
-            </w:pPr>
-            <w:r>
-              <w:rPr>
-                <w:b/>
-                <w:i w:val="0"/>
-                <w:color w:val="1F497D"/>
-                <w:sz w:val="19"/>
-              </w:rPr>
-              <w:t>sel 7 — Full black</w:t>
-            </w:r>
-          </w:p>
-        </w:tc>
-        <w:tc>
-          <w:tcPr>
-            <w:tcW w:type="dxa" w:w="2160"/>
-            <w:shd w:val="clear" w:color="auto" w:fill="DAE8FC"/>
-          </w:tcPr>
-          <w:p>
-            <w:pPr>
-              <w:jc w:val="left"/>
-            </w:pPr>
-            <w:r>
-              <w:rPr>
-                <w:b w:val="0"/>
-                <w:i/>
-                <w:color w:val="000000"/>
-                <w:sz w:val="17"/>
-              </w:rPr>
-              <w:t>pal_tv_bram_top.vhd</w:t>
-              <w:br/>
-              <w:t>video_bram_top.vhd</w:t>
-            </w:r>
-          </w:p>
-        </w:tc>
-        <w:tc>
-          <w:tcPr>
-            <w:tcW w:type="dxa" w:w="1152"/>
-            <w:shd w:val="clear" w:color="auto" w:fill="DAE8FC"/>
-          </w:tcPr>
-          <w:p>
-            <w:pPr>
-              <w:jc w:val="center"/>
-            </w:pPr>
-            <w:r>
-              <w:rPr>
-                <w:b/>
-                <w:i w:val="0"/>
-                <w:color w:val="378610"/>
-                <w:sz w:val="19"/>
-              </w:rPr>
-              <w:t>WORKING</w:t>
-            </w:r>
-          </w:p>
-        </w:tc>
-        <w:tc>
-          <w:tcPr>
-            <w:tcW w:type="dxa" w:w="4320"/>
-            <w:shd w:val="clear" w:color="auto" w:fill="DAE8FC"/>
-          </w:tcPr>
-          <w:p>
-            <w:pPr>
-              <w:jc w:val="left"/>
-            </w:pPr>
-            <w:r>
-              <w:rPr>
-                <w:b w:val="0"/>
-                <w:i w:val="0"/>
-                <w:color w:val="000000"/>
-                <w:sz w:val="19"/>
-              </w:rPr>
-              <w:t>Every active pixel = LEVEL_BLANK; use for DAC black-level calibration</w:t>
-            </w:r>
-          </w:p>
-        </w:tc>
-      </w:tr>
-      <w:tr>
-        <w:tc>
-          <w:tcPr>
-            <w:tcW w:type="dxa" w:w="2880"/>
-            <w:shd w:val="clear" w:color="auto" w:fill="FFFFFF"/>
-          </w:tcPr>
-          <w:p>
-            <w:pPr>
-              <w:jc w:val="left"/>
-            </w:pPr>
-            <w:r>
-              <w:rPr>
-                <w:b/>
-                <w:i w:val="0"/>
-                <w:color w:val="1F497D"/>
-                <w:sz w:val="19"/>
-              </w:rPr>
-              <w:t>sel 8 — Crosshatch grid</w:t>
-            </w:r>
-          </w:p>
-        </w:tc>
-        <w:tc>
-          <w:tcPr>
-            <w:tcW w:type="dxa" w:w="2160"/>
-            <w:shd w:val="clear" w:color="auto" w:fill="FFFFFF"/>
-          </w:tcPr>
-          <w:p>
-            <w:pPr>
-              <w:jc w:val="left"/>
-            </w:pPr>
-            <w:r>
-              <w:rPr>
-                <w:b w:val="0"/>
-                <w:i/>
-                <w:color w:val="000000"/>
-                <w:sz w:val="17"/>
-              </w:rPr>
-              <w:t>pal_tv_bram_top.vhd</w:t>
-              <w:br/>
-              <w:t>video_bram_top.vhd</w:t>
-            </w:r>
-          </w:p>
-        </w:tc>
-        <w:tc>
-          <w:tcPr>
-            <w:tcW w:type="dxa" w:w="1152"/>
-            <w:shd w:val="clear" w:color="auto" w:fill="FFFFFF"/>
-          </w:tcPr>
-          <w:p>
-            <w:pPr>
-              <w:jc w:val="center"/>
-            </w:pPr>
-            <w:r>
-              <w:rPr>
-                <w:b/>
-                <w:i w:val="0"/>
-                <w:color w:val="378610"/>
-                <w:sz w:val="19"/>
-              </w:rPr>
-              <w:t>WORKING</w:t>
-            </w:r>
-          </w:p>
-        </w:tc>
-        <w:tc>
-          <w:tcPr>
-            <w:tcW w:type="dxa" w:w="4320"/>
-            <w:shd w:val="clear" w:color="auto" w:fill="FFFFFF"/>
-          </w:tcPr>
-          <w:p>
-            <w:pPr>
-              <w:jc w:val="left"/>
-            </w:pPr>
-            <w:r>
-              <w:rPr>
-                <w:b w:val="0"/>
-                <w:i w:val="0"/>
-                <w:color w:val="000000"/>
-                <w:sz w:val="19"/>
-              </w:rPr>
-              <w:t>Runtime H/V pitch via cross_h_i / cross_v_i; modulo counter (no divider)</w:t>
-            </w:r>
-          </w:p>
-        </w:tc>
-      </w:tr>
-      <w:tr>
-        <w:tc>
-          <w:tcPr>
-            <w:tcW w:type="dxa" w:w="2880"/>
-            <w:shd w:val="clear" w:color="auto" w:fill="DAE8FC"/>
-          </w:tcPr>
-          <w:p>
-            <w:pPr>
-              <w:jc w:val="left"/>
-            </w:pPr>
-            <w:r>
-              <w:rPr>
-                <w:b/>
-                <w:i w:val="0"/>
-                <w:color w:val="1F497D"/>
-                <w:sz w:val="19"/>
-              </w:rPr>
-              <w:t>sel 9 — Centre cross</w:t>
-            </w:r>
-          </w:p>
-        </w:tc>
-        <w:tc>
-          <w:tcPr>
-            <w:tcW w:type="dxa" w:w="2160"/>
-            <w:shd w:val="clear" w:color="auto" w:fill="DAE8FC"/>
-          </w:tcPr>
-          <w:p>
-            <w:pPr>
-              <w:jc w:val="left"/>
-            </w:pPr>
-            <w:r>
-              <w:rPr>
-                <w:b w:val="0"/>
-                <w:i/>
-                <w:color w:val="000000"/>
-                <w:sz w:val="17"/>
-              </w:rPr>
-              <w:t>pal_tv_bram_top.vhd</w:t>
-              <w:br/>
-              <w:t>video_bram_top.vhd</w:t>
-            </w:r>
-          </w:p>
-        </w:tc>
-        <w:tc>
-          <w:tcPr>
-            <w:tcW w:type="dxa" w:w="1152"/>
-            <w:shd w:val="clear" w:color="auto" w:fill="DAE8FC"/>
-          </w:tcPr>
-          <w:p>
-            <w:pPr>
-              <w:jc w:val="center"/>
-            </w:pPr>
-            <w:r>
-              <w:rPr>
-                <w:b/>
-                <w:i w:val="0"/>
-                <w:color w:val="378610"/>
-                <w:sz w:val="19"/>
-              </w:rPr>
-              <w:t>WORKING</w:t>
-            </w:r>
-          </w:p>
-        </w:tc>
-        <w:tc>
-          <w:tcPr>
-            <w:tcW w:type="dxa" w:w="4320"/>
-            <w:shd w:val="clear" w:color="auto" w:fill="DAE8FC"/>
-          </w:tcPr>
-          <w:p>
-            <w:pPr>
-              <w:jc w:val="left"/>
-            </w:pPr>
-            <w:r>
-              <w:rPr>
-                <w:b w:val="0"/>
-                <w:i w:val="0"/>
-                <w:color w:val="000000"/>
-                <w:sz w:val="19"/>
-              </w:rPr>
-              <w:t>Single white vertical line at H_ACTIVE/2; single white horizontal at V centre</w:t>
-            </w:r>
-          </w:p>
-        </w:tc>
-      </w:tr>
-      <w:tr>
-        <w:tc>
-          <w:tcPr>
-            <w:tcW w:type="dxa" w:w="2880"/>
-            <w:shd w:val="clear" w:color="auto" w:fill="FFFFFF"/>
-          </w:tcPr>
-          <w:p>
-            <w:pPr>
-              <w:jc w:val="left"/>
-            </w:pPr>
-            <w:r>
-              <w:rPr>
-                <w:b/>
-                <w:i w:val="0"/>
-                <w:color w:val="1F497D"/>
-                <w:sz w:val="19"/>
-              </w:rPr>
-              <w:t>Ball control ports</w:t>
-            </w:r>
-          </w:p>
-        </w:tc>
-        <w:tc>
-          <w:tcPr>
-            <w:tcW w:type="dxa" w:w="2160"/>
-            <w:shd w:val="clear" w:color="auto" w:fill="FFFFFF"/>
-          </w:tcPr>
-          <w:p>
-            <w:pPr>
-              <w:jc w:val="left"/>
-            </w:pPr>
-            <w:r>
-              <w:rPr>
-                <w:b w:val="0"/>
-                <w:i/>
-                <w:color w:val="000000"/>
-                <w:sz w:val="17"/>
-              </w:rPr>
-              <w:t>pal_tv_bram_top.vhd</w:t>
-              <w:br/>
-              <w:t>video_bram_top.vhd</w:t>
-            </w:r>
-          </w:p>
-        </w:tc>
-        <w:tc>
-          <w:tcPr>
-            <w:tcW w:type="dxa" w:w="1152"/>
-            <w:shd w:val="clear" w:color="auto" w:fill="FFFFFF"/>
-          </w:tcPr>
-          <w:p>
-            <w:pPr>
-              <w:jc w:val="center"/>
-            </w:pPr>
-            <w:r>
-              <w:rPr>
-                <w:b/>
-                <w:i w:val="0"/>
-                <w:color w:val="378610"/>
-                <w:sz w:val="19"/>
-              </w:rPr>
-              <w:t>WORKING</w:t>
-            </w:r>
-          </w:p>
-        </w:tc>
-        <w:tc>
-          <w:tcPr>
-            <w:tcW w:type="dxa" w:w="4320"/>
-            <w:shd w:val="clear" w:color="auto" w:fill="FFFFFF"/>
-          </w:tcPr>
-          <w:p>
-            <w:pPr>
-              <w:jc w:val="left"/>
-            </w:pPr>
-            <w:r>
-              <w:rPr>
-                <w:b w:val="0"/>
-                <w:i w:val="0"/>
-                <w:color w:val="000000"/>
-                <w:sz w:val="19"/>
-              </w:rPr>
-              <w:t>ball_w_i, ball_h_i (10-bit); ball_spd_h, ball_spd_v (4-bit). Latch with rst pulse</w:t>
-            </w:r>
-          </w:p>
-        </w:tc>
-      </w:tr>
-      <w:tr>
-        <w:tc>
-          <w:tcPr>
-            <w:tcW w:type="dxa" w:w="2880"/>
-            <w:shd w:val="clear" w:color="auto" w:fill="DAE8FC"/>
-          </w:tcPr>
-          <w:p>
-            <w:pPr>
-              <w:jc w:val="left"/>
-            </w:pPr>
-            <w:r>
-              <w:rPr>
-                <w:b/>
-                <w:i w:val="0"/>
-                <w:color w:val="1F497D"/>
-                <w:sz w:val="19"/>
-              </w:rPr>
-              <w:t>Crosshatch control ports</w:t>
-            </w:r>
-          </w:p>
-        </w:tc>
-        <w:tc>
-          <w:tcPr>
-            <w:tcW w:type="dxa" w:w="2160"/>
-            <w:shd w:val="clear" w:color="auto" w:fill="DAE8FC"/>
-          </w:tcPr>
-          <w:p>
-            <w:pPr>
-              <w:jc w:val="left"/>
-            </w:pPr>
-            <w:r>
-              <w:rPr>
-                <w:b w:val="0"/>
-                <w:i/>
-                <w:color w:val="000000"/>
-                <w:sz w:val="17"/>
-              </w:rPr>
-              <w:t>pal_tv_bram_top.vhd</w:t>
-              <w:br/>
-              <w:t>video_bram_top.vhd</w:t>
-            </w:r>
-          </w:p>
-        </w:tc>
-        <w:tc>
-          <w:tcPr>
-            <w:tcW w:type="dxa" w:w="1152"/>
-            <w:shd w:val="clear" w:color="auto" w:fill="DAE8FC"/>
-          </w:tcPr>
-          <w:p>
-            <w:pPr>
-              <w:jc w:val="center"/>
-            </w:pPr>
-            <w:r>
-              <w:rPr>
-                <w:b/>
-                <w:i w:val="0"/>
-                <w:color w:val="378610"/>
-                <w:sz w:val="19"/>
-              </w:rPr>
-              <w:t>WORKING</w:t>
-            </w:r>
-          </w:p>
-        </w:tc>
-        <w:tc>
-          <w:tcPr>
-            <w:tcW w:type="dxa" w:w="4320"/>
-            <w:shd w:val="clear" w:color="auto" w:fill="DAE8FC"/>
-          </w:tcPr>
-          <w:p>
-            <w:pPr>
-              <w:jc w:val="left"/>
-            </w:pPr>
-            <w:r>
-              <w:rPr>
-                <w:b w:val="0"/>
-                <w:i w:val="0"/>
-                <w:color w:val="000000"/>
-                <w:sz w:val="19"/>
-              </w:rPr>
-              <w:t>cross_h_i, cross_v_i (10-bit). Change any time; min 1 enforced internally</w:t>
-            </w:r>
-          </w:p>
-        </w:tc>
-      </w:tr>
-      <w:tr>
-        <w:tc>
-          <w:tcPr>
-            <w:tcW w:type="dxa" w:w="2880"/>
-            <w:shd w:val="clear" w:color="auto" w:fill="FFFFFF"/>
-          </w:tcPr>
-          <w:p>
-            <w:pPr>
-              <w:jc w:val="left"/>
-            </w:pPr>
-            <w:r>
-              <w:rPr>
-                <w:b/>
-                <w:i w:val="0"/>
-                <w:color w:val="1F497D"/>
-                <w:sz w:val="19"/>
-              </w:rPr>
-              <w:t>BRAM double-buffering</w:t>
-            </w:r>
-          </w:p>
-        </w:tc>
-        <w:tc>
-          <w:tcPr>
-            <w:tcW w:type="dxa" w:w="2160"/>
-            <w:shd w:val="clear" w:color="auto" w:fill="FFFFFF"/>
-          </w:tcPr>
-          <w:p>
-            <w:pPr>
-              <w:jc w:val="left"/>
-            </w:pPr>
-            <w:r>
-              <w:rPr>
-                <w:b w:val="0"/>
-                <w:i/>
-                <w:color w:val="000000"/>
-                <w:sz w:val="17"/>
-              </w:rPr>
-              <w:t>pal_tv_bram_top.vhd</w:t>
-              <w:br/>
-              <w:t>video_bram_top.vhd</w:t>
-            </w:r>
-          </w:p>
-        </w:tc>
-        <w:tc>
-          <w:tcPr>
-            <w:tcW w:type="dxa" w:w="1152"/>
-            <w:shd w:val="clear" w:color="auto" w:fill="FFFFFF"/>
-          </w:tcPr>
-          <w:p>
-            <w:pPr>
-              <w:jc w:val="center"/>
-            </w:pPr>
-            <w:r>
-              <w:rPr>
-                <w:b/>
-                <w:i w:val="0"/>
-                <w:color w:val="378610"/>
-                <w:sz w:val="19"/>
-              </w:rPr>
-              <w:t>WORKING</w:t>
-            </w:r>
-          </w:p>
-        </w:tc>
-        <w:tc>
-          <w:tcPr>
-            <w:tcW w:type="dxa" w:w="4320"/>
-            <w:shd w:val="clear" w:color="auto" w:fill="FFFFFF"/>
-          </w:tcPr>
-          <w:p>
-            <w:pPr>
-              <w:jc w:val="left"/>
-            </w:pPr>
-            <w:r>
-              <w:rPr>
-                <w:b w:val="0"/>
-                <w:i w:val="0"/>
-                <w:color w:val="000000"/>
-                <w:sz w:val="19"/>
-              </w:rPr>
-              <w:t>buf_swap pulse → swap at next V-blank. buf_swapped strobe confirms. back_buf_o shows write bank</w:t>
-            </w:r>
-          </w:p>
-        </w:tc>
-      </w:tr>
-      <w:tr>
-        <w:tc>
-          <w:tcPr>
-            <w:tcW w:type="dxa" w:w="2880"/>
-            <w:shd w:val="clear" w:color="auto" w:fill="DAE8FC"/>
-          </w:tcPr>
-          <w:p>
-            <w:pPr>
-              <w:jc w:val="left"/>
-            </w:pPr>
-            <w:r>
-              <w:rPr>
-                <w:b/>
-                <w:i w:val="0"/>
-                <w:color w:val="1F497D"/>
-                <w:sz w:val="19"/>
-              </w:rPr>
-              <w:t>PAL/NTSC runtime select</w:t>
-            </w:r>
-          </w:p>
-        </w:tc>
-        <w:tc>
-          <w:tcPr>
-            <w:tcW w:type="dxa" w:w="2160"/>
-            <w:shd w:val="clear" w:color="auto" w:fill="DAE8FC"/>
-          </w:tcPr>
-          <w:p>
-            <w:pPr>
-              <w:jc w:val="left"/>
-            </w:pPr>
-            <w:r>
-              <w:rPr>
-                <w:b w:val="0"/>
-                <w:i/>
-                <w:color w:val="000000"/>
-                <w:sz w:val="17"/>
-              </w:rPr>
-              <w:t>video_bram_top.vhd</w:t>
-            </w:r>
-          </w:p>
-        </w:tc>
-        <w:tc>
-          <w:tcPr>
-            <w:tcW w:type="dxa" w:w="1152"/>
-            <w:shd w:val="clear" w:color="auto" w:fill="DAE8FC"/>
-          </w:tcPr>
-          <w:p>
-            <w:pPr>
-              <w:jc w:val="center"/>
-            </w:pPr>
-            <w:r>
-              <w:rPr>
-                <w:b/>
-                <w:i w:val="0"/>
-                <w:color w:val="378610"/>
-                <w:sz w:val="19"/>
-              </w:rPr>
-              <w:t>WORKING</w:t>
-            </w:r>
-          </w:p>
-        </w:tc>
-        <w:tc>
-          <w:tcPr>
-            <w:tcW w:type="dxa" w:w="4320"/>
-            <w:shd w:val="clear" w:color="auto" w:fill="DAE8FC"/>
-          </w:tcPr>
-          <w:p>
-            <w:pPr>
-              <w:jc w:val="left"/>
-            </w:pPr>
-            <w:r>
-              <w:rPr>
-                <w:b w:val="0"/>
-                <w:i w:val="0"/>
-                <w:color w:val="000000"/>
-                <w:sz w:val="19"/>
-              </w:rPr>
-              <w:t>ntsc_mode port: 0=PAL 625/50, 1=NTSC 525/60. All timing adapts at runtime</w:t>
-            </w:r>
-          </w:p>
-        </w:tc>
-      </w:tr>
-      <w:tr>
-        <w:tc>
-          <w:tcPr>
-            <w:tcW w:type="dxa" w:w="2880"/>
-            <w:shd w:val="clear" w:color="auto" w:fill="FFFFFF"/>
-          </w:tcPr>
-          <w:p>
-            <w:pPr>
-              <w:jc w:val="left"/>
-            </w:pPr>
-            <w:r>
-              <w:rPr>
-                <w:b/>
-                <w:i w:val="0"/>
-                <w:color w:val="1F497D"/>
-                <w:sz w:val="19"/>
-              </w:rPr>
-              <w:t>brightness / black_lvl ports</w:t>
-            </w:r>
-          </w:p>
-        </w:tc>
-        <w:tc>
-          <w:tcPr>
-            <w:tcW w:type="dxa" w:w="2160"/>
-            <w:shd w:val="clear" w:color="auto" w:fill="FFFFFF"/>
-          </w:tcPr>
-          <w:p>
-            <w:pPr>
-              <w:jc w:val="left"/>
-            </w:pPr>
-            <w:r>
-              <w:rPr>
-                <w:b w:val="0"/>
-                <w:i/>
-                <w:color w:val="000000"/>
-                <w:sz w:val="17"/>
-              </w:rPr>
-              <w:t>all top files</w:t>
-            </w:r>
-          </w:p>
-        </w:tc>
-        <w:tc>
-          <w:tcPr>
-            <w:tcW w:type="dxa" w:w="1152"/>
-            <w:shd w:val="clear" w:color="auto" w:fill="FFFFFF"/>
-          </w:tcPr>
-          <w:p>
-            <w:pPr>
-              <w:jc w:val="center"/>
-            </w:pPr>
-            <w:r>
-              <w:rPr>
-                <w:b/>
-                <w:i w:val="0"/>
-                <w:color w:val="378610"/>
-                <w:sz w:val="19"/>
-              </w:rPr>
-              <w:t>WORKING</w:t>
-            </w:r>
-          </w:p>
-        </w:tc>
-        <w:tc>
-          <w:tcPr>
-            <w:tcW w:type="dxa" w:w="4320"/>
-            <w:shd w:val="clear" w:color="auto" w:fill="FFFFFF"/>
-          </w:tcPr>
-          <w:p>
-            <w:pPr>
-              <w:jc w:val="left"/>
-            </w:pPr>
-            <w:r>
-              <w:rPr>
-                <w:b w:val="0"/>
-                <w:i w:val="0"/>
-                <w:color w:val="000000"/>
-                <w:sz w:val="19"/>
-              </w:rPr>
-              <w:t>4-bit DAC level override. Clamped: black_lvl ≥ 4, black_lvl ≤ brightness</w:t>
-            </w:r>
-          </w:p>
-        </w:tc>
-      </w:tr>
-      <w:tr>
-        <w:tc>
-          <w:tcPr>
-            <w:tcW w:type="dxa" w:w="2880"/>
-            <w:shd w:val="clear" w:color="auto" w:fill="DAE8FC"/>
-          </w:tcPr>
-          <w:p>
-            <w:pPr>
-              <w:jc w:val="left"/>
-            </w:pPr>
-            <w:r>
-              <w:rPr>
-                <w:b/>
-                <w:i w:val="0"/>
-                <w:color w:val="1F497D"/>
-                <w:sz w:val="19"/>
-              </w:rPr>
-              <w:t>bram_len port</w:t>
-            </w:r>
-          </w:p>
-        </w:tc>
-        <w:tc>
-          <w:tcPr>
-            <w:tcW w:type="dxa" w:w="2160"/>
-            <w:shd w:val="clear" w:color="auto" w:fill="DAE8FC"/>
-          </w:tcPr>
-          <w:p>
-            <w:pPr>
-              <w:jc w:val="left"/>
-            </w:pPr>
-            <w:r>
-              <w:rPr>
-                <w:b w:val="0"/>
-                <w:i/>
-                <w:color w:val="000000"/>
-                <w:sz w:val="17"/>
-              </w:rPr>
-              <w:t>pal_tv_bram_top.vhd</w:t>
-              <w:br/>
-              <w:t>video_bram_top.vhd</w:t>
-            </w:r>
-          </w:p>
-        </w:tc>
-        <w:tc>
-          <w:tcPr>
-            <w:tcW w:type="dxa" w:w="1152"/>
-            <w:shd w:val="clear" w:color="auto" w:fill="DAE8FC"/>
-          </w:tcPr>
-          <w:p>
-            <w:pPr>
-              <w:jc w:val="center"/>
-            </w:pPr>
-            <w:r>
-              <w:rPr>
-                <w:b/>
-                <w:i w:val="0"/>
-                <w:color w:val="378610"/>
-                <w:sz w:val="19"/>
-              </w:rPr>
-              <w:t>WORKING</w:t>
-            </w:r>
-          </w:p>
-        </w:tc>
-        <w:tc>
-          <w:tcPr>
-            <w:tcW w:type="dxa" w:w="4320"/>
-            <w:shd w:val="clear" w:color="auto" w:fill="DAE8FC"/>
-          </w:tcPr>
-          <w:p>
-            <w:pPr>
-              <w:jc w:val="left"/>
-            </w:pPr>
-            <w:r>
-              <w:rPr>
-                <w:b w:val="0"/>
-                <w:i w:val="0"/>
-                <w:color w:val="000000"/>
-                <w:sz w:val="19"/>
-              </w:rPr>
-              <w:t>19-bit. Sets read address wrap point. 520=1 row loop, 299520=full frame</w:t>
-            </w:r>
-          </w:p>
-        </w:tc>
-      </w:tr>
-      <w:tr>
-        <w:tc>
-          <w:tcPr>
-            <w:tcW w:type="dxa" w:w="2880"/>
-            <w:shd w:val="clear" w:color="auto" w:fill="FFFFFF"/>
-          </w:tcPr>
-          <w:p>
-            <w:pPr>
-              <w:jc w:val="left"/>
-            </w:pPr>
-            <w:r>
-              <w:rPr>
-                <w:b/>
-                <w:i w:val="0"/>
-                <w:color w:val="1F497D"/>
-                <w:sz w:val="19"/>
-              </w:rPr>
-              <w:t>line_sync_o / frame_sync_o outputs</w:t>
-            </w:r>
-          </w:p>
-        </w:tc>
-        <w:tc>
-          <w:tcPr>
-            <w:tcW w:type="dxa" w:w="2160"/>
-            <w:shd w:val="clear" w:color="auto" w:fill="FFFFFF"/>
-          </w:tcPr>
-          <w:p>
-            <w:pPr>
-              <w:jc w:val="left"/>
-            </w:pPr>
-            <w:r>
-              <w:rPr>
-                <w:b w:val="0"/>
-                <w:i/>
-                <w:color w:val="000000"/>
-                <w:sz w:val="17"/>
-              </w:rPr>
-              <w:t>all bram/interlaced files</w:t>
-            </w:r>
-          </w:p>
-        </w:tc>
-        <w:tc>
-          <w:tcPr>
-            <w:tcW w:type="dxa" w:w="1152"/>
-            <w:shd w:val="clear" w:color="auto" w:fill="FFFFFF"/>
-          </w:tcPr>
-          <w:p>
-            <w:pPr>
-              <w:jc w:val="center"/>
-            </w:pPr>
-            <w:r>
-              <w:rPr>
-                <w:b/>
-                <w:i w:val="0"/>
-                <w:color w:val="378610"/>
-                <w:sz w:val="19"/>
-              </w:rPr>
-              <w:t>WORKING</w:t>
-            </w:r>
-          </w:p>
-        </w:tc>
-        <w:tc>
-          <w:tcPr>
-            <w:tcW w:type="dxa" w:w="4320"/>
-            <w:shd w:val="clear" w:color="auto" w:fill="FFFFFF"/>
-          </w:tcPr>
-          <w:p>
-            <w:pPr>
-              <w:jc w:val="left"/>
-            </w:pPr>
-            <w:r>
-              <w:rPr>
-                <w:b w:val="0"/>
-                <w:i w:val="0"/>
-                <w:color w:val="000000"/>
-                <w:sz w:val="19"/>
-              </w:rPr>
-              <w:t>Separate H-sync and V-sync outputs alongside composite csync_o</w:t>
-            </w:r>
-          </w:p>
-        </w:tc>
-      </w:tr>
-      <w:tr>
-        <w:tc>
-          <w:tcPr>
-            <w:tcW w:type="dxa" w:w="2880"/>
-            <w:shd w:val="clear" w:color="auto" w:fill="DAE8FC"/>
-          </w:tcPr>
-          <w:p>
-            <w:pPr>
-              <w:jc w:val="left"/>
-            </w:pPr>
-            <w:r>
-              <w:rPr>
-                <w:b/>
-                <w:i w:val="0"/>
-                <w:color w:val="1F497D"/>
-                <w:sz w:val="19"/>
-              </w:rPr>
-              <w:t>field_o output</w:t>
-            </w:r>
-          </w:p>
-        </w:tc>
-        <w:tc>
-          <w:tcPr>
-            <w:tcW w:type="dxa" w:w="2160"/>
-            <w:shd w:val="clear" w:color="auto" w:fill="DAE8FC"/>
-          </w:tcPr>
-          <w:p>
-            <w:pPr>
-              <w:jc w:val="left"/>
-            </w:pPr>
-            <w:r>
-              <w:rPr>
-                <w:b w:val="0"/>
-                <w:i/>
-                <w:color w:val="000000"/>
-                <w:sz w:val="17"/>
-              </w:rPr>
-              <w:t>all bram/interlaced files</w:t>
-            </w:r>
-          </w:p>
-        </w:tc>
-        <w:tc>
-          <w:tcPr>
-            <w:tcW w:type="dxa" w:w="1152"/>
-            <w:shd w:val="clear" w:color="auto" w:fill="DAE8FC"/>
-          </w:tcPr>
-          <w:p>
-            <w:pPr>
-              <w:jc w:val="center"/>
-            </w:pPr>
-            <w:r>
-              <w:rPr>
-                <w:b/>
-                <w:i w:val="0"/>
-                <w:color w:val="378610"/>
-                <w:sz w:val="19"/>
-              </w:rPr>
-              <w:t>WORKING</w:t>
-            </w:r>
-          </w:p>
-        </w:tc>
-        <w:tc>
-          <w:tcPr>
-            <w:tcW w:type="dxa" w:w="4320"/>
-            <w:shd w:val="clear" w:color="auto" w:fill="DAE8FC"/>
-          </w:tcPr>
-          <w:p>
-            <w:pPr>
-              <w:jc w:val="left"/>
-            </w:pPr>
-            <w:r>
-              <w:rPr>
-                <w:b w:val="0"/>
-                <w:i w:val="0"/>
-                <w:color w:val="000000"/>
-                <w:sz w:val="19"/>
-              </w:rPr>
-              <w:t>0 = Field 1 (odd lines), 1 = Field 2 (even lines)</w:t>
-            </w:r>
-          </w:p>
-        </w:tc>
-      </w:tr>
-      <w:tr>
-        <w:tc>
-          <w:tcPr>
-            <w:tcW w:type="dxa" w:w="2880"/>
-            <w:shd w:val="clear" w:color="auto" w:fill="FFFFFF"/>
-          </w:tcPr>
-          <w:p>
-            <w:pPr>
-              <w:jc w:val="left"/>
-            </w:pPr>
-            <w:r>
-              <w:rPr>
-                <w:b/>
-                <w:i w:val="0"/>
-                <w:color w:val="1F497D"/>
-                <w:sz w:val="19"/>
-              </w:rPr>
-              <w:t>HTML pattern generator tool</w:t>
-            </w:r>
-          </w:p>
-        </w:tc>
-        <w:tc>
-          <w:tcPr>
-            <w:tcW w:type="dxa" w:w="2160"/>
-            <w:shd w:val="clear" w:color="auto" w:fill="FFFFFF"/>
-          </w:tcPr>
-          <w:p>
-            <w:pPr>
-              <w:jc w:val="left"/>
-            </w:pPr>
-            <w:r>
-              <w:rPr>
-                <w:b w:val="0"/>
-                <w:i/>
-                <w:color w:val="000000"/>
-                <w:sz w:val="17"/>
-              </w:rPr>
-              <w:t>tools/bram_pattern_gen.html</w:t>
-            </w:r>
-          </w:p>
-        </w:tc>
-        <w:tc>
-          <w:tcPr>
-            <w:tcW w:type="dxa" w:w="1152"/>
-            <w:shd w:val="clear" w:color="auto" w:fill="FFFFFF"/>
-          </w:tcPr>
-          <w:p>
-            <w:pPr>
-              <w:jc w:val="center"/>
-            </w:pPr>
-            <w:r>
-              <w:rPr>
-                <w:b/>
-                <w:i w:val="0"/>
-                <w:color w:val="378610"/>
-                <w:sz w:val="19"/>
-              </w:rPr>
-              <w:t>WORKING</w:t>
-            </w:r>
-          </w:p>
-        </w:tc>
-        <w:tc>
-          <w:tcPr>
-            <w:tcW w:type="dxa" w:w="4320"/>
-            <w:shd w:val="clear" w:color="auto" w:fill="FFFFFF"/>
-          </w:tcPr>
-          <w:p>
-            <w:pPr>
-              <w:jc w:val="left"/>
-            </w:pPr>
-            <w:r>
-              <w:rPr>
-                <w:b w:val="0"/>
-                <w:i w:val="0"/>
-                <w:color w:val="000000"/>
-                <w:sz w:val="19"/>
-              </w:rPr>
-              <w:t>Browser-based. Patterns, text overlay, multi-zone, PNG export, 1-bit binary BRAM export</w:t>
-            </w:r>
-          </w:p>
-        </w:tc>
-      </w:tr>
-      <w:tr>
-        <w:tc>
-          <w:tcPr>
-            <w:tcW w:type="dxa" w:w="2880"/>
-            <w:shd w:val="clear" w:color="auto" w:fill="DAE8FC"/>
-          </w:tcPr>
-          <w:p>
-            <w:pPr>
-              <w:jc w:val="left"/>
-            </w:pPr>
-            <w:r>
-              <w:rPr>
-                <w:b/>
-                <w:i w:val="0"/>
-                <w:color w:val="1F497D"/>
-                <w:sz w:val="19"/>
-              </w:rPr>
-              <w:t>User &amp; Reference Guide (Word)</w:t>
-            </w:r>
-          </w:p>
-        </w:tc>
-        <w:tc>
-          <w:tcPr>
-            <w:tcW w:type="dxa" w:w="2160"/>
-            <w:shd w:val="clear" w:color="auto" w:fill="DAE8FC"/>
-          </w:tcPr>
-          <w:p>
-            <w:pPr>
-              <w:jc w:val="left"/>
-            </w:pPr>
-            <w:r>
-              <w:rPr>
-                <w:b w:val="0"/>
-                <w:i/>
-                <w:color w:val="000000"/>
-                <w:sz w:val="17"/>
-              </w:rPr>
-              <w:t>tools/PAL_NTSC_Video_IP_User_Guide.docx</w:t>
-            </w:r>
-          </w:p>
-        </w:tc>
-        <w:tc>
-          <w:tcPr>
-            <w:tcW w:type="dxa" w:w="1152"/>
-            <w:shd w:val="clear" w:color="auto" w:fill="DAE8FC"/>
-          </w:tcPr>
-          <w:p>
-            <w:pPr>
-              <w:jc w:val="center"/>
-            </w:pPr>
-            <w:r>
-              <w:rPr>
-                <w:b/>
-                <w:i w:val="0"/>
-                <w:color w:val="378610"/>
-                <w:sz w:val="19"/>
-              </w:rPr>
-              <w:t>WORKING</w:t>
-            </w:r>
-          </w:p>
-        </w:tc>
-        <w:tc>
-          <w:tcPr>
-            <w:tcW w:type="dxa" w:w="4320"/>
-            <w:shd w:val="clear" w:color="auto" w:fill="DAE8FC"/>
-          </w:tcPr>
-          <w:p>
-            <w:pPr>
-              <w:jc w:val="left"/>
-            </w:pPr>
-            <w:r>
-              <w:rPr>
-                <w:b w:val="0"/>
-                <w:i w:val="0"/>
-                <w:color w:val="000000"/>
-                <w:sz w:val="19"/>
-              </w:rPr>
-              <w:t>Full 10-section guide with simulation logs, waveform images, DAC strip diagrams</w:t>
-            </w:r>
-          </w:p>
-        </w:tc>
-      </w:tr>
-      <w:tr>
-        <w:tc>
-          <w:tcPr>
-            <w:tcW w:type="dxa" w:w="2880"/>
-            <w:shd w:val="clear" w:color="auto" w:fill="FFFFFF"/>
-          </w:tcPr>
-          <w:p>
-            <w:pPr>
-              <w:jc w:val="left"/>
-            </w:pPr>
-            <w:r>
-              <w:rPr>
-                <w:b/>
-                <w:i w:val="0"/>
-                <w:color w:val="1F497D"/>
-                <w:sz w:val="19"/>
-              </w:rPr>
-              <w:t>Configuration Summary (Word)</w:t>
-            </w:r>
-          </w:p>
-        </w:tc>
-        <w:tc>
-          <w:tcPr>
-            <w:tcW w:type="dxa" w:w="2160"/>
-            <w:shd w:val="clear" w:color="auto" w:fill="FFFFFF"/>
-          </w:tcPr>
-          <w:p>
-            <w:pPr>
-              <w:jc w:val="left"/>
-            </w:pPr>
-            <w:r>
-              <w:rPr>
-                <w:b w:val="0"/>
-                <w:i/>
-                <w:color w:val="000000"/>
-                <w:sz w:val="17"/>
-              </w:rPr>
-              <w:t>tools/PAL_NTSC_Config_Summary.docx</w:t>
-            </w:r>
-          </w:p>
-        </w:tc>
-        <w:tc>
-          <w:tcPr>
-            <w:tcW w:type="dxa" w:w="1152"/>
-            <w:shd w:val="clear" w:color="auto" w:fill="FFFFFF"/>
-          </w:tcPr>
-          <w:p>
-            <w:pPr>
-              <w:jc w:val="center"/>
-            </w:pPr>
-            <w:r>
-              <w:rPr>
-                <w:b/>
-                <w:i w:val="0"/>
-                <w:color w:val="378610"/>
-                <w:sz w:val="19"/>
-              </w:rPr>
-              <w:t>WORKING</w:t>
-            </w:r>
-          </w:p>
-        </w:tc>
-        <w:tc>
-          <w:tcPr>
-            <w:tcW w:type="dxa" w:w="4320"/>
-            <w:shd w:val="clear" w:color="auto" w:fill="FFFFFF"/>
-          </w:tcPr>
-          <w:p>
-            <w:pPr>
-              <w:jc w:val="left"/>
-            </w:pPr>
-            <w:r>
-              <w:rPr>
-                <w:b w:val="0"/>
-                <w:i w:val="0"/>
-                <w:color w:val="000000"/>
-                <w:sz w:val="19"/>
-              </w:rPr>
-              <w:t>All generics, runtime ports, sel table, output ports, quick-reference</w:t>
-            </w:r>
-          </w:p>
-        </w:tc>
-      </w:tr>
-    </w:tbl>
-    <w:p/>
-    <w:p>
-      <w:r>
-        <w:br w:type="page"/>
-      </w:r>
-    </w:p>
-    <w:p>
-      <w:pPr>
-        <w:pStyle w:val="Heading1"/>
-      </w:pPr>
-      <w:r>
-        <w:rPr>
-          <w:color w:val="1F497D"/>
-        </w:rPr>
-        <w:t>2  Change History</w:t>
-      </w:r>
-    </w:p>
-    <w:tbl>
-      <w:tblPr>
-        <w:tblStyle w:val="TableGrid"/>
-        <w:tblW w:type="auto" w:w="0"/>
-        <w:tblLook w:firstColumn="1" w:firstRow="1" w:lastColumn="0" w:lastRow="0" w:noHBand="0" w:noVBand="1" w:val="04A0"/>
-      </w:tblPr>
-      <w:tblGrid>
-        <w:gridCol w:w="3249"/>
-        <w:gridCol w:w="3249"/>
-        <w:gridCol w:w="3249"/>
-      </w:tblGrid>
-      <w:tr>
-        <w:tc>
-          <w:tcPr>
-            <w:tcW w:type="dxa" w:w="2160"/>
-            <w:shd w:val="clear" w:color="auto" w:fill="1F497D"/>
-          </w:tcPr>
-          <w:p>
-            <w:pPr>
-              <w:jc w:val="left"/>
-            </w:pPr>
-            <w:r>
-              <w:rPr>
-                <w:b/>
-                <w:i w:val="0"/>
                 <w:color w:val="FFFFFF"/>
                 <w:sz w:val="19"/>
               </w:rPr>
-              <w:t>BRAM double-buffering</w:t>
-              <w:br/>
-              <w:t>(latest)</w:t>
-            </w:r>
-          </w:p>
-        </w:tc>
-        <w:tc>
-          <w:tcPr>
-            <w:tcW w:type="dxa" w:w="6048"/>
-            <w:shd w:val="clear" w:color="auto" w:fill="FFFFFF"/>
-          </w:tcPr>
-          <w:p>
-            <w:pPr>
-              <w:jc w:val="left"/>
-            </w:pPr>
-            <w:r>
-              <w:rPr>
-                <w:b w:val="0"/>
-                <w:i w:val="0"/>
-                <w:color w:val="000000"/>
-                <w:sz w:val="19"/>
-              </w:rPr>
-              <w:t>• Two BRAM banks: bram_mem_0 and bram_mem_1</w:t>
-              <w:br/>
-              <w:t>• Write port always targets back buffer (NOT displayed)</w:t>
-              <w:br/>
-              <w:t>• buf_swap pulse deferred to V-blank boundary — no tearing</w:t>
-              <w:br/>
-              <w:t>• buf_swapped strobe confirms swap completion</w:t>
-              <w:br/>
-              <w:t>• back_buf_o output tells host which bank to write to</w:t>
-              <w:br/>
-              <w:t>• buf_swap must be a ONE-clock pulse; holding high re-arms every frame</w:t>
-              <w:br/>
-              <w:t>• Testbench: tb_bram_double_buf.vhd — 4 phases, all PASS</w:t>
-            </w:r>
-          </w:p>
-        </w:tc>
-        <w:tc>
-          <w:tcPr>
-            <w:tcW w:type="dxa" w:w="2304"/>
-            <w:shd w:val="clear" w:color="auto" w:fill="FFFFFF"/>
-          </w:tcPr>
-          <w:p>
-            <w:pPr>
-              <w:jc w:val="left"/>
-            </w:pPr>
-            <w:r>
-              <w:rPr>
-                <w:b w:val="0"/>
-                <w:i/>
-                <w:color w:val="2E74B5"/>
-                <w:sz w:val="17"/>
-              </w:rPr>
-              <w:t>pal_tv_bram_top.vhd</w:t>
-              <w:br/>
-              <w:t>video_bram_top.vhd</w:t>
-              <w:br/>
-              <w:t>tb_bram_double_buf.vhd</w:t>
-            </w:r>
-          </w:p>
-        </w:tc>
-      </w:tr>
-    </w:tbl>
-    <w:p/>
-    <w:tbl>
-      <w:tblPr>
-        <w:tblStyle w:val="TableGrid"/>
-        <w:tblW w:type="auto" w:w="0"/>
-        <w:tblLook w:firstColumn="1" w:firstRow="1" w:lastColumn="0" w:lastRow="0" w:noHBand="0" w:noVBand="1" w:val="04A0"/>
-      </w:tblPr>
-      <w:tblGrid>
-        <w:gridCol w:w="3249"/>
-        <w:gridCol w:w="3249"/>
-        <w:gridCol w:w="3249"/>
-      </w:tblGrid>
-      <w:tr>
-        <w:tc>
-          <w:tcPr>
-            <w:tcW w:type="dxa" w:w="2160"/>
-            <w:shd w:val="clear" w:color="auto" w:fill="2E74B5"/>
-          </w:tcPr>
-          <w:p>
-            <w:pPr>
-              <w:jc w:val="left"/>
-            </w:pPr>
-            <w:r>
-              <w:rPr>
-                <w:b/>
-                <w:i w:val="0"/>
-                <w:color w:val="FFFFFF"/>
-                <w:sz w:val="19"/>
-              </w:rPr>
-              <w:t>Configuration summary document</w:t>
-            </w:r>
-          </w:p>
-        </w:tc>
-        <w:tc>
-          <w:tcPr>
-            <w:tcW w:type="dxa" w:w="6048"/>
-            <w:shd w:val="clear" w:color="auto" w:fill="DAE8FC"/>
-          </w:tcPr>
-          <w:p>
-            <w:pPr>
-              <w:jc w:val="left"/>
-            </w:pPr>
-            <w:r>
-              <w:rPr>
-                <w:b w:val="0"/>
-                <w:i w:val="0"/>
-                <w:color w:val="000000"/>
-                <w:sz w:val="19"/>
-              </w:rPr>
-              <w:t>• PAL_NTSC_Config_Summary.docx: all generics, runtime ports,</w:t>
-              <w:br/>
-              <w:t xml:space="preserve">  sel table, output ports, quick-reference summary</w:t>
-              <w:br/>
-              <w:t>• Generator: tools/gen_config_summary.py</w:t>
-            </w:r>
-          </w:p>
-        </w:tc>
-        <w:tc>
-          <w:tcPr>
-            <w:tcW w:type="dxa" w:w="2304"/>
-            <w:shd w:val="clear" w:color="auto" w:fill="DAE8FC"/>
-          </w:tcPr>
-          <w:p>
-            <w:pPr>
-              <w:jc w:val="left"/>
-            </w:pPr>
-            <w:r>
-              <w:rPr>
-                <w:b w:val="0"/>
-                <w:i/>
-                <w:color w:val="2E74B5"/>
-                <w:sz w:val="17"/>
-              </w:rPr>
-              <w:t>tools/PAL_NTSC_Config_Summary.docx</w:t>
-              <w:br/>
-              <w:t>tools/gen_config_summary.py</w:t>
-            </w:r>
-          </w:p>
-        </w:tc>
-      </w:tr>
-    </w:tbl>
-    <w:p/>
-    <w:tbl>
-      <w:tblPr>
-        <w:tblStyle w:val="TableGrid"/>
-        <w:tblW w:type="auto" w:w="0"/>
-        <w:tblLook w:firstColumn="1" w:firstRow="1" w:lastColumn="0" w:lastRow="0" w:noHBand="0" w:noVBand="1" w:val="04A0"/>
-      </w:tblPr>
-      <w:tblGrid>
-        <w:gridCol w:w="3249"/>
-        <w:gridCol w:w="3249"/>
-        <w:gridCol w:w="3249"/>
-      </w:tblGrid>
-      <w:tr>
-        <w:tc>
-          <w:tcPr>
-            <w:tcW w:type="dxa" w:w="2160"/>
-            <w:shd w:val="clear" w:color="auto" w:fill="2E74B5"/>
-          </w:tcPr>
-          <w:p>
-            <w:pPr>
-              <w:jc w:val="left"/>
-            </w:pPr>
-            <w:r>
-              <w:rPr>
-                <w:b/>
-                <w:i w:val="0"/>
-                <w:color w:val="FFFFFF"/>
-                <w:sz w:val="19"/>
-              </w:rPr>
-              <w:t>User Guide v2 — simulation results</w:t>
-            </w:r>
-          </w:p>
-        </w:tc>
-        <w:tc>
-          <w:tcPr>
-            <w:tcW w:type="dxa" w:w="6048"/>
-            <w:shd w:val="clear" w:color="auto" w:fill="FFFFFF"/>
-          </w:tcPr>
-          <w:p>
-            <w:pPr>
-              <w:jc w:val="left"/>
-            </w:pPr>
-            <w:r>
-              <w:rPr>
-                <w:b w:val="0"/>
-                <w:i w:val="0"/>
-                <w:color w:val="000000"/>
-                <w:sz w:val="19"/>
-              </w:rPr>
-              <w:t>• Waveform PNG images from GHDL VCD files via matplotlib</w:t>
-              <w:br/>
-              <w:t>• DAC output strip diagrams for all sel values</w:t>
-              <w:br/>
-              <w:t>• Simulation console logs (PASS/FAIL colour coded)</w:t>
-              <w:br/>
-              <w:t>• Generator: tools/gen_report_v2.py</w:t>
-            </w:r>
-          </w:p>
-        </w:tc>
-        <w:tc>
-          <w:tcPr>
-            <w:tcW w:type="dxa" w:w="2304"/>
-            <w:shd w:val="clear" w:color="auto" w:fill="FFFFFF"/>
-          </w:tcPr>
-          <w:p>
-            <w:pPr>
-              <w:jc w:val="left"/>
-            </w:pPr>
-            <w:r>
-              <w:rPr>
-                <w:b w:val="0"/>
-                <w:i/>
-                <w:color w:val="2E74B5"/>
-                <w:sz w:val="17"/>
-              </w:rPr>
-              <w:t>tools/PAL_NTSC_Video_IP_User_Guide.docx</w:t>
-              <w:br/>
-              <w:t>tools/gen_report_v2.py</w:t>
-            </w:r>
-          </w:p>
-        </w:tc>
-      </w:tr>
-    </w:tbl>
-    <w:p/>
-    <w:tbl>
-      <w:tblPr>
-        <w:tblStyle w:val="TableGrid"/>
-        <w:tblW w:type="auto" w:w="0"/>
-        <w:tblLook w:firstColumn="1" w:firstRow="1" w:lastColumn="0" w:lastRow="0" w:noHBand="0" w:noVBand="1" w:val="04A0"/>
-      </w:tblPr>
-      <w:tblGrid>
-        <w:gridCol w:w="3249"/>
-        <w:gridCol w:w="3249"/>
-        <w:gridCol w:w="3249"/>
-      </w:tblGrid>
-      <w:tr>
-        <w:tc>
-          <w:tcPr>
-            <w:tcW w:type="dxa" w:w="2160"/>
-            <w:shd w:val="clear" w:color="auto" w:fill="2E74B5"/>
-          </w:tcPr>
-          <w:p>
-            <w:pPr>
-              <w:jc w:val="left"/>
-            </w:pPr>
-            <w:r>
-              <w:rPr>
-                <w:b/>
-                <w:i w:val="0"/>
-                <w:color w:val="FFFFFF"/>
-                <w:sz w:val="19"/>
-              </w:rPr>
-              <w:t>sel 6–9 + ball/crosshatch ports</w:t>
-            </w:r>
-          </w:p>
-        </w:tc>
-        <w:tc>
-          <w:tcPr>
-            <w:tcW w:type="dxa" w:w="6048"/>
-            <w:shd w:val="clear" w:color="auto" w:fill="DAE8FC"/>
-          </w:tcPr>
-          <w:p>
-            <w:pPr>
-              <w:jc w:val="left"/>
-            </w:pPr>
-            <w:r>
-              <w:rPr>
-                <w:b w:val="0"/>
-                <w:i w:val="0"/>
-                <w:color w:val="000000"/>
-                <w:sz w:val="19"/>
-              </w:rPr>
-              <w:t>• sel 6: Full white (DAC peak-white calibration)</w:t>
-              <w:br/>
-              <w:t>• sel 7: Full black (DAC black-level calibration)</w:t>
-              <w:br/>
-              <w:t>• sel 8: Crosshatch grid with runtime H/V pitch ports (cross_h_i, cross_v_i)</w:t>
-              <w:br/>
-              <w:t>• sel 9: Centre cross (H_ACTIVE/2 vertical + V_ACTIVE/2 horizontal)</w:t>
-              <w:br/>
-              <w:t>• Ball ports: ball_w_i, ball_h_i (width/height), ball_spd_h, ball_spd_v (speed)</w:t>
-              <w:br/>
-              <w:t>• Crosshatch uses modulo counters — no hardware division</w:t>
-              <w:br/>
-              <w:t>• Testbench: tb_new_patterns.vhd — 5 checks, all PASS</w:t>
-            </w:r>
-          </w:p>
-        </w:tc>
-        <w:tc>
-          <w:tcPr>
-            <w:tcW w:type="dxa" w:w="2304"/>
-            <w:shd w:val="clear" w:color="auto" w:fill="DAE8FC"/>
-          </w:tcPr>
-          <w:p>
-            <w:pPr>
-              <w:jc w:val="left"/>
-            </w:pPr>
-            <w:r>
-              <w:rPr>
-                <w:b w:val="0"/>
-                <w:i/>
-                <w:color w:val="2E74B5"/>
-                <w:sz w:val="17"/>
-              </w:rPr>
-              <w:t>pal_tv_bram_top.vhd</w:t>
-              <w:br/>
-              <w:t>video_bram_top.vhd</w:t>
-              <w:br/>
-              <w:t>tb_new_patterns.vhd</w:t>
-            </w:r>
-          </w:p>
-        </w:tc>
-      </w:tr>
-    </w:tbl>
-    <w:p/>
-    <w:tbl>
-      <w:tblPr>
-        <w:tblStyle w:val="TableGrid"/>
-        <w:tblW w:type="auto" w:w="0"/>
-        <w:tblLook w:firstColumn="1" w:firstRow="1" w:lastColumn="0" w:lastRow="0" w:noHBand="0" w:noVBand="1" w:val="04A0"/>
-      </w:tblPr>
-      <w:tblGrid>
-        <w:gridCol w:w="3249"/>
-        <w:gridCol w:w="3249"/>
-        <w:gridCol w:w="3249"/>
-      </w:tblGrid>
-      <w:tr>
-        <w:tc>
-          <w:tcPr>
-            <w:tcW w:type="dxa" w:w="2160"/>
-            <w:shd w:val="clear" w:color="auto" w:fill="2E74B5"/>
-          </w:tcPr>
-          <w:p>
-            <w:pPr>
-              <w:jc w:val="left"/>
-            </w:pPr>
-            <w:r>
-              <w:rPr>
-                <w:b/>
-                <w:i w:val="0"/>
-                <w:color w:val="FFFFFF"/>
-                <w:sz w:val="19"/>
-              </w:rPr>
-              <w:t>HTML pattern generator tool v2</w:t>
-            </w:r>
-          </w:p>
-        </w:tc>
-        <w:tc>
-          <w:tcPr>
-            <w:tcW w:type="dxa" w:w="6048"/>
-            <w:shd w:val="clear" w:color="auto" w:fill="FFFFFF"/>
-          </w:tcPr>
-          <w:p>
-            <w:pPr>
-              <w:jc w:val="left"/>
-            </w:pPr>
-            <w:r>
-              <w:rPr>
-                <w:b w:val="0"/>
-                <w:i w:val="0"/>
-                <w:color w:val="000000"/>
-                <w:sz w:val="19"/>
-              </w:rPr>
-              <w:t>• Text overlay: multiple entries, position, font size, colour, bold/italic</w:t>
-              <w:br/>
-              <w:t>• Multi-zone pattern: V/H split, per-zone type, colours, stripe width</w:t>
-              <w:br/>
-              <w:t>• Separate colours section with FG/BG pickers</w:t>
-              <w:br/>
-              <w:t>• PNG export and 1-bit binary BRAM export</w:t>
-              <w:br/>
-              <w:t>• Renders text before export (baked into image)</w:t>
-            </w:r>
-          </w:p>
-        </w:tc>
-        <w:tc>
-          <w:tcPr>
-            <w:tcW w:type="dxa" w:w="2304"/>
-            <w:shd w:val="clear" w:color="auto" w:fill="FFFFFF"/>
-          </w:tcPr>
-          <w:p>
-            <w:pPr>
-              <w:jc w:val="left"/>
-            </w:pPr>
-            <w:r>
-              <w:rPr>
-                <w:b w:val="0"/>
-                <w:i/>
-                <w:color w:val="2E74B5"/>
-                <w:sz w:val="17"/>
-              </w:rPr>
-              <w:t>tools/bram_pattern_gen.html</w:t>
-            </w:r>
-          </w:p>
-        </w:tc>
-      </w:tr>
-    </w:tbl>
-    <w:p/>
-    <w:tbl>
-      <w:tblPr>
-        <w:tblStyle w:val="TableGrid"/>
-        <w:tblW w:type="auto" w:w="0"/>
-        <w:tblLook w:firstColumn="1" w:firstRow="1" w:lastColumn="0" w:lastRow="0" w:noHBand="0" w:noVBand="1" w:val="04A0"/>
-      </w:tblPr>
-      <w:tblGrid>
-        <w:gridCol w:w="3249"/>
-        <w:gridCol w:w="3249"/>
-        <w:gridCol w:w="3249"/>
-      </w:tblGrid>
-      <w:tr>
-        <w:tc>
-          <w:tcPr>
-            <w:tcW w:type="dxa" w:w="2160"/>
-            <w:shd w:val="clear" w:color="auto" w:fill="2E74B5"/>
-          </w:tcPr>
-          <w:p>
-            <w:pPr>
-              <w:jc w:val="left"/>
-            </w:pPr>
-            <w:r>
-              <w:rPr>
-                <w:b/>
-                <w:i w:val="0"/>
-                <w:color w:val="FFFFFF"/>
-                <w:sz w:val="19"/>
-              </w:rPr>
-              <w:t>User Guide v1 — base document</w:t>
-            </w:r>
-          </w:p>
-        </w:tc>
-        <w:tc>
-          <w:tcPr>
-            <w:tcW w:type="dxa" w:w="6048"/>
-            <w:shd w:val="clear" w:color="auto" w:fill="DAE8FC"/>
-          </w:tcPr>
-          <w:p>
-            <w:pPr>
-              <w:jc w:val="left"/>
-            </w:pPr>
-            <w:r>
-              <w:rPr>
-                <w:b w:val="0"/>
-                <w:i w:val="0"/>
-                <w:color w:val="000000"/>
-                <w:sz w:val="19"/>
-              </w:rPr>
-              <w:t>• 12-section Word document</w:t>
-              <w:br/>
-              <w:t>• File load order, port tables, pattern descriptions</w:t>
-              <w:br/>
-              <w:t>• GHDL simulation commands, Vivado integration notes</w:t>
-              <w:br/>
-              <w:t>• Quick-start guide</w:t>
-            </w:r>
-          </w:p>
-        </w:tc>
-        <w:tc>
-          <w:tcPr>
-            <w:tcW w:type="dxa" w:w="2304"/>
-            <w:shd w:val="clear" w:color="auto" w:fill="DAE8FC"/>
-          </w:tcPr>
-          <w:p>
-            <w:pPr>
-              <w:jc w:val="left"/>
-            </w:pPr>
-            <w:r>
-              <w:rPr>
-                <w:b w:val="0"/>
-                <w:i/>
-                <w:color w:val="2E74B5"/>
-                <w:sz w:val="17"/>
-              </w:rPr>
-              <w:t>tools/PAL_NTSC_Video_IP_User_Guide.docx</w:t>
-              <w:br/>
-              <w:t>tools/gen_report.py</w:t>
-            </w:r>
-          </w:p>
-        </w:tc>
-      </w:tr>
-    </w:tbl>
-    <w:p/>
-    <w:tbl>
-      <w:tblPr>
-        <w:tblStyle w:val="TableGrid"/>
-        <w:tblW w:type="auto" w:w="0"/>
-        <w:tblLook w:firstColumn="1" w:firstRow="1" w:lastColumn="0" w:lastRow="0" w:noHBand="0" w:noVBand="1" w:val="04A0"/>
-      </w:tblPr>
-      <w:tblGrid>
-        <w:gridCol w:w="3249"/>
-        <w:gridCol w:w="3249"/>
-        <w:gridCol w:w="3249"/>
-      </w:tblGrid>
-      <w:tr>
-        <w:tc>
-          <w:tcPr>
-            <w:tcW w:type="dxa" w:w="2160"/>
-            <w:shd w:val="clear" w:color="auto" w:fill="2E74B5"/>
-          </w:tcPr>
-          <w:p>
-            <w:pPr>
-              <w:jc w:val="left"/>
-            </w:pPr>
-            <w:r>
-              <w:rPr>
-                <w:b/>
-                <w:i w:val="0"/>
-                <w:color w:val="FFFFFF"/>
-                <w:sz w:val="19"/>
-              </w:rPr>
-              <w:t>PAL/NTSC runtime select (video_bram_top)</w:t>
-            </w:r>
-          </w:p>
-        </w:tc>
-        <w:tc>
-          <w:tcPr>
-            <w:tcW w:type="dxa" w:w="6048"/>
-            <w:shd w:val="clear" w:color="auto" w:fill="FFFFFF"/>
-          </w:tcPr>
-          <w:p>
-            <w:pPr>
-              <w:jc w:val="left"/>
-            </w:pPr>
-            <w:r>
-              <w:rPr>
-                <w:b w:val="0"/>
-                <w:i w:val="0"/>
-                <w:color w:val="000000"/>
-                <w:sz w:val="19"/>
-              </w:rPr>
-              <w:t>• New top-level entity video_bram_top</w:t>
-              <w:br/>
-              <w:t>• ntsc_mode port: 0=PAL 625/50, 1=NTSC 525/60</w:t>
-              <w:br/>
-              <w:t>• All timing signals driven combinationally from ntsc_mode</w:t>
-              <w:br/>
-              <w:t>• H_TOTAL=640 PAL / 636 NTSC; V_TOTAL=625 PAL / 525 NTSC</w:t>
-            </w:r>
-          </w:p>
-        </w:tc>
-        <w:tc>
-          <w:tcPr>
-            <w:tcW w:type="dxa" w:w="2304"/>
-            <w:shd w:val="clear" w:color="auto" w:fill="FFFFFF"/>
-          </w:tcPr>
-          <w:p>
-            <w:pPr>
-              <w:jc w:val="left"/>
-            </w:pPr>
-            <w:r>
-              <w:rPr>
-                <w:b w:val="0"/>
-                <w:i/>
-                <w:color w:val="2E74B5"/>
-                <w:sz w:val="17"/>
-              </w:rPr>
-              <w:t>tv/bram/video_bram_top.vhd</w:t>
-            </w:r>
-          </w:p>
-        </w:tc>
-      </w:tr>
-    </w:tbl>
-    <w:p/>
-    <w:tbl>
-      <w:tblPr>
-        <w:tblStyle w:val="TableGrid"/>
-        <w:tblW w:type="auto" w:w="0"/>
-        <w:tblLook w:firstColumn="1" w:firstRow="1" w:lastColumn="0" w:lastRow="0" w:noHBand="0" w:noVBand="1" w:val="04A0"/>
-      </w:tblPr>
-      <w:tblGrid>
-        <w:gridCol w:w="3249"/>
-        <w:gridCol w:w="3249"/>
-        <w:gridCol w:w="3249"/>
-      </w:tblGrid>
-      <w:tr>
-        <w:tc>
-          <w:tcPr>
-            <w:tcW w:type="dxa" w:w="2160"/>
-            <w:shd w:val="clear" w:color="auto" w:fill="2E74B5"/>
-          </w:tcPr>
-          <w:p>
-            <w:pPr>
-              <w:jc w:val="left"/>
-            </w:pPr>
-            <w:r>
-              <w:rPr>
-                <w:b/>
-                <w:i w:val="0"/>
-                <w:color w:val="FFFFFF"/>
-                <w:sz w:val="19"/>
-              </w:rPr>
-              <w:t>line_sync_o, frame_sync_o output ports</w:t>
-            </w:r>
-          </w:p>
-        </w:tc>
-        <w:tc>
-          <w:tcPr>
-            <w:tcW w:type="dxa" w:w="6048"/>
-            <w:shd w:val="clear" w:color="auto" w:fill="DAE8FC"/>
-          </w:tcPr>
-          <w:p>
-            <w:pPr>
-              <w:jc w:val="left"/>
-            </w:pPr>
-            <w:r>
-              <w:rPr>
-                <w:b w:val="0"/>
-                <w:i w:val="0"/>
-                <w:color w:val="000000"/>
-                <w:sz w:val="19"/>
-              </w:rPr>
-              <w:t>• Separate H-sync and V-sync outputs added to all variants</w:t>
-              <w:br/>
-              <w:t>• line_sync_o: H pulse only, suppressed during vsync</w:t>
-              <w:br/>
-              <w:t>• frame_sync_o: HIGH for entire vsync region</w:t>
-              <w:br/>
-              <w:t>• field_o: 0=F1, 1=F2</w:t>
-            </w:r>
-          </w:p>
-        </w:tc>
-        <w:tc>
-          <w:tcPr>
-            <w:tcW w:type="dxa" w:w="2304"/>
-            <w:shd w:val="clear" w:color="auto" w:fill="DAE8FC"/>
-          </w:tcPr>
-          <w:p>
-            <w:pPr>
-              <w:jc w:val="left"/>
-            </w:pPr>
-            <w:r>
-              <w:rPr>
-                <w:b w:val="0"/>
-                <w:i/>
-                <w:color w:val="2E74B5"/>
-                <w:sz w:val="17"/>
-              </w:rPr>
-              <w:t>pal_tv_bram_top.vhd</w:t>
-              <w:br/>
-              <w:t>video_bram_top.vhd</w:t>
-              <w:br/>
-              <w:t>pal_tv_interlaced_top.vhd</w:t>
-            </w:r>
-          </w:p>
-        </w:tc>
-      </w:tr>
-    </w:tbl>
-    <w:p/>
-    <w:tbl>
-      <w:tblPr>
-        <w:tblStyle w:val="TableGrid"/>
-        <w:tblW w:type="auto" w:w="0"/>
-        <w:tblLook w:firstColumn="1" w:firstRow="1" w:lastColumn="0" w:lastRow="0" w:noHBand="0" w:noVBand="1" w:val="04A0"/>
-      </w:tblPr>
-      <w:tblGrid>
-        <w:gridCol w:w="3249"/>
-        <w:gridCol w:w="3249"/>
-        <w:gridCol w:w="3249"/>
-      </w:tblGrid>
-      <w:tr>
-        <w:tc>
-          <w:tcPr>
-            <w:tcW w:type="dxa" w:w="2160"/>
-            <w:shd w:val="clear" w:color="auto" w:fill="2E74B5"/>
-          </w:tcPr>
-          <w:p>
-            <w:pPr>
-              <w:jc w:val="left"/>
-            </w:pPr>
-            <w:r>
-              <w:rPr>
-                <w:b/>
-                <w:i w:val="0"/>
-                <w:color w:val="FFFFFF"/>
-                <w:sz w:val="19"/>
-              </w:rPr>
-              <w:t>sel 5 — Bouncing ball animation</w:t>
-            </w:r>
-          </w:p>
-        </w:tc>
-        <w:tc>
-          <w:tcPr>
-            <w:tcW w:type="dxa" w:w="6048"/>
-            <w:shd w:val="clear" w:color="auto" w:fill="FFFFFF"/>
-          </w:tcPr>
-          <w:p>
-            <w:pPr>
-              <w:jc w:val="left"/>
-            </w:pPr>
-            <w:r>
-              <w:rPr>
-                <w:b w:val="0"/>
-                <w:i w:val="0"/>
-                <w:color w:val="000000"/>
-                <w:sz w:val="19"/>
-              </w:rPr>
-              <w:t>• White rectangle bouncing inside active picture area</w:t>
-              <w:br/>
-              <w:t>• Elastic bounce (velocity reflects on wall contact)</w:t>
-              <w:br/>
-              <w:t>• Default: 60×50 px, speed 3h/2v px per frame</w:t>
-            </w:r>
-          </w:p>
-        </w:tc>
-        <w:tc>
-          <w:tcPr>
-            <w:tcW w:type="dxa" w:w="2304"/>
-            <w:shd w:val="clear" w:color="auto" w:fill="FFFFFF"/>
-          </w:tcPr>
-          <w:p>
-            <w:pPr>
-              <w:jc w:val="left"/>
-            </w:pPr>
-            <w:r>
-              <w:rPr>
-                <w:b w:val="0"/>
-                <w:i/>
-                <w:color w:val="2E74B5"/>
-                <w:sz w:val="17"/>
-              </w:rPr>
-              <w:t>tv/bram/pal_tv_bram_top.vhd</w:t>
-            </w:r>
-          </w:p>
-        </w:tc>
-      </w:tr>
-    </w:tbl>
-    <w:p/>
-    <w:tbl>
-      <w:tblPr>
-        <w:tblStyle w:val="TableGrid"/>
-        <w:tblW w:type="auto" w:w="0"/>
-        <w:tblLook w:firstColumn="1" w:firstRow="1" w:lastColumn="0" w:lastRow="0" w:noHBand="0" w:noVBand="1" w:val="04A0"/>
-      </w:tblPr>
-      <w:tblGrid>
-        <w:gridCol w:w="3249"/>
-        <w:gridCol w:w="3249"/>
-        <w:gridCol w:w="3249"/>
-      </w:tblGrid>
-      <w:tr>
-        <w:tc>
-          <w:tcPr>
-            <w:tcW w:type="dxa" w:w="2160"/>
-            <w:shd w:val="clear" w:color="auto" w:fill="2E74B5"/>
-          </w:tcPr>
-          <w:p>
-            <w:pPr>
-              <w:jc w:val="left"/>
-            </w:pPr>
-            <w:r>
-              <w:rPr>
-                <w:b/>
-                <w:i w:val="0"/>
-                <w:color w:val="FFFFFF"/>
-                <w:sz w:val="19"/>
-              </w:rPr>
-              <w:t>sel 4 — BRAM natural sequential row order</w:t>
-            </w:r>
-          </w:p>
-        </w:tc>
-        <w:tc>
-          <w:tcPr>
-            <w:tcW w:type="dxa" w:w="6048"/>
-            <w:shd w:val="clear" w:color="auto" w:fill="DAE8FC"/>
-          </w:tcPr>
-          <w:p>
-            <w:pPr>
-              <w:jc w:val="left"/>
-            </w:pPr>
-            <w:r>
-              <w:rPr>
-                <w:b w:val="0"/>
-                <w:i w:val="0"/>
-                <w:color w:val="000000"/>
-                <w:sz w:val="19"/>
-              </w:rPr>
-              <w:t>• BRAM addressed in natural image order (row 0,1,2…)</w:t>
-              <w:br/>
-              <w:t>• Hardware routes to correct interlaced field automatically</w:t>
-              <w:br/>
-              <w:t>• bram_len port for partial fill (loop shorter than full frame)</w:t>
-              <w:br/>
-              <w:t>• pal_bram_loader.vhd: FIFO-to-BRAM loader utility</w:t>
-            </w:r>
-          </w:p>
-        </w:tc>
-        <w:tc>
-          <w:tcPr>
-            <w:tcW w:type="dxa" w:w="2304"/>
-            <w:shd w:val="clear" w:color="auto" w:fill="DAE8FC"/>
-          </w:tcPr>
-          <w:p>
-            <w:pPr>
-              <w:jc w:val="left"/>
-            </w:pPr>
-            <w:r>
-              <w:rPr>
-                <w:b w:val="0"/>
-                <w:i/>
-                <w:color w:val="2E74B5"/>
-                <w:sz w:val="17"/>
-              </w:rPr>
-              <w:t>tv/bram/pal_tv_bram_top.vhd</w:t>
-              <w:br/>
-              <w:t>tv/bram/pal_bram_loader.vhd</w:t>
-            </w:r>
-          </w:p>
-        </w:tc>
-      </w:tr>
-    </w:tbl>
-    <w:p/>
-    <w:tbl>
-      <w:tblPr>
-        <w:tblStyle w:val="TableGrid"/>
-        <w:tblW w:type="auto" w:w="0"/>
-        <w:tblLook w:firstColumn="1" w:firstRow="1" w:lastColumn="0" w:lastRow="0" w:noHBand="0" w:noVBand="1" w:val="04A0"/>
-      </w:tblPr>
-      <w:tblGrid>
-        <w:gridCol w:w="3249"/>
-        <w:gridCol w:w="3249"/>
-        <w:gridCol w:w="3249"/>
-      </w:tblGrid>
-      <w:tr>
-        <w:tc>
-          <w:tcPr>
-            <w:tcW w:type="dxa" w:w="2160"/>
-            <w:shd w:val="clear" w:color="auto" w:fill="2E74B5"/>
-          </w:tcPr>
-          <w:p>
-            <w:pPr>
-              <w:jc w:val="left"/>
-            </w:pPr>
-            <w:r>
-              <w:rPr>
-                <w:b/>
-                <w:i w:val="0"/>
-                <w:color w:val="FFFFFF"/>
-                <w:sz w:val="19"/>
-              </w:rPr>
-              <w:t>brightness / black_lvl ports</w:t>
-            </w:r>
-          </w:p>
-        </w:tc>
-        <w:tc>
-          <w:tcPr>
-            <w:tcW w:type="dxa" w:w="6048"/>
-            <w:shd w:val="clear" w:color="auto" w:fill="FFFFFF"/>
-          </w:tcPr>
-          <w:p>
-            <w:pPr>
-              <w:jc w:val="left"/>
-            </w:pPr>
-            <w:r>
-              <w:rPr>
-                <w:b w:val="0"/>
-                <w:i w:val="0"/>
-                <w:color w:val="000000"/>
-                <w:sz w:val="19"/>
-              </w:rPr>
-              <w:t>• Replace fixed DAC levels with runtime-adjustable ports</w:t>
-              <w:br/>
-              <w:t>• brightness: white DAC level (4-bit, clamped ≥ 4)</w:t>
-              <w:br/>
-              <w:t>• black_lvl: black/blanking floor (clamped 4 ≤ x ≤ brightness)</w:t>
-            </w:r>
-          </w:p>
-        </w:tc>
-        <w:tc>
-          <w:tcPr>
-            <w:tcW w:type="dxa" w:w="2304"/>
-            <w:shd w:val="clear" w:color="auto" w:fill="FFFFFF"/>
-          </w:tcPr>
-          <w:p>
-            <w:pPr>
-              <w:jc w:val="left"/>
-            </w:pPr>
-            <w:r>
-              <w:rPr>
-                <w:b w:val="0"/>
-                <w:i/>
-                <w:color w:val="2E74B5"/>
-                <w:sz w:val="17"/>
-              </w:rPr>
-              <w:t>all top-level files</w:t>
-            </w:r>
-          </w:p>
-        </w:tc>
-      </w:tr>
-    </w:tbl>
-    <w:p/>
-    <w:p>
-      <w:r>
-        <w:br w:type="page"/>
-      </w:r>
-    </w:p>
-    <w:p>
-      <w:pPr>
-        <w:pStyle w:val="Heading1"/>
-      </w:pPr>
-      <w:r>
-        <w:rPr>
-          <w:color w:val="1F497D"/>
-        </w:rPr>
-        <w:t>3  Double-Buffer Quick Reference</w:t>
-      </w:r>
-    </w:p>
-    <w:p>
-      <w:r>
-        <w:rPr>
-          <w:b/>
-          <w:i w:val="0"/>
-          <w:color w:val="000000"/>
-          <w:sz w:val="20"/>
-        </w:rPr>
-        <w:t>Key rules to remember:</w:t>
-      </w:r>
-    </w:p>
-    <w:p/>
-    <w:tbl>
-      <w:tblPr>
-        <w:tblStyle w:val="TableGrid"/>
-        <w:tblW w:type="auto" w:w="0"/>
-        <w:tblLook w:firstColumn="1" w:firstRow="1" w:lastColumn="0" w:lastRow="0" w:noHBand="0" w:noVBand="1" w:val="04A0"/>
-      </w:tblPr>
-      <w:tblGrid>
-        <w:gridCol w:w="4873"/>
-        <w:gridCol w:w="4873"/>
-      </w:tblGrid>
-      <w:tr>
-        <w:tc>
-          <w:tcPr>
-            <w:tcW w:type="dxa" w:w="3168"/>
-            <w:shd w:val="clear" w:color="auto" w:fill="1F497D"/>
-          </w:tcPr>
-          <w:p>
-            <w:pPr>
-              <w:jc w:val="left"/>
-            </w:pPr>
-            <w:r>
-              <w:rPr>
-                <w:b/>
-                <w:i w:val="0"/>
-                <w:color w:val="FFFFFF"/>
-                <w:sz w:val="20"/>
-              </w:rPr>
-              <w:t>Rule</w:t>
-            </w:r>
-          </w:p>
-        </w:tc>
-        <w:tc>
-          <w:tcPr>
-            <w:tcW w:type="dxa" w:w="7344"/>
-            <w:shd w:val="clear" w:color="auto" w:fill="1F497D"/>
-          </w:tcPr>
-          <w:p>
-            <w:pPr>
-              <w:jc w:val="left"/>
-            </w:pPr>
-            <w:r>
-              <w:rPr>
-                <w:b/>
-                <w:i w:val="0"/>
-                <w:color w:val="FFFFFF"/>
-                <w:sz w:val="20"/>
-              </w:rPr>
-              <w:t>Detail</w:t>
-            </w:r>
-          </w:p>
-        </w:tc>
-      </w:tr>
-      <w:tr>
-        <w:tc>
-          <w:tcPr>
-            <w:tcW w:type="dxa" w:w="3168"/>
-            <w:shd w:val="clear" w:color="auto" w:fill="FFFFFF"/>
-          </w:tcPr>
-          <w:p>
-            <w:pPr>
-              <w:jc w:val="left"/>
-            </w:pPr>
-            <w:r>
-              <w:rPr>
-                <w:b w:val="0"/>
-                <w:i w:val="0"/>
-                <w:color w:val="000000"/>
-                <w:sz w:val="19"/>
-              </w:rPr>
-              <w:t>★  Buffer does NOT auto-swap</w:t>
-            </w:r>
-          </w:p>
-        </w:tc>
-        <w:tc>
-          <w:tcPr>
-            <w:tcW w:type="dxa" w:w="7344"/>
-            <w:shd w:val="clear" w:color="auto" w:fill="FFFFFF"/>
-          </w:tcPr>
-          <w:p>
-            <w:pPr>
-              <w:jc w:val="left"/>
-            </w:pPr>
-            <w:r>
-              <w:rPr>
-                <w:b w:val="0"/>
-                <w:i w:val="0"/>
-                <w:color w:val="000000"/>
-                <w:sz w:val="19"/>
-              </w:rPr>
-              <w:t>The display reads the same bank forever unless you explicitly pulse buf_swap.</w:t>
-            </w:r>
-          </w:p>
-        </w:tc>
-      </w:tr>
-      <w:tr>
-        <w:tc>
-          <w:tcPr>
-            <w:tcW w:type="dxa" w:w="3168"/>
-            <w:shd w:val="clear" w:color="auto" w:fill="DAE8FC"/>
-          </w:tcPr>
-          <w:p>
-            <w:pPr>
-              <w:jc w:val="left"/>
-            </w:pPr>
-            <w:r>
-              <w:rPr>
-                <w:b w:val="0"/>
-                <w:i w:val="0"/>
-                <w:color w:val="000000"/>
-                <w:sz w:val="19"/>
-              </w:rPr>
-              <w:t>★  Pulse buf_swap for ONE clock only</w:t>
-            </w:r>
-          </w:p>
-        </w:tc>
-        <w:tc>
-          <w:tcPr>
-            <w:tcW w:type="dxa" w:w="7344"/>
-            <w:shd w:val="clear" w:color="auto" w:fill="DAE8FC"/>
-          </w:tcPr>
-          <w:p>
-            <w:pPr>
-              <w:jc w:val="left"/>
-            </w:pPr>
-            <w:r>
-              <w:rPr>
-                <w:b w:val="0"/>
-                <w:i w:val="0"/>
-                <w:color w:val="000000"/>
-                <w:sz w:val="19"/>
-              </w:rPr>
-              <w:t>Set buf_swap=1 for one clock then immediately return to 0.</w:t>
-              <w:br/>
-              <w:t>Holding it high re-arms after each swap — causes a new swap every frame.</w:t>
-            </w:r>
-          </w:p>
-        </w:tc>
-      </w:tr>
-      <w:tr>
-        <w:tc>
-          <w:tcPr>
-            <w:tcW w:type="dxa" w:w="3168"/>
-            <w:shd w:val="clear" w:color="auto" w:fill="FFFFFF"/>
-          </w:tcPr>
-          <w:p>
-            <w:pPr>
-              <w:jc w:val="left"/>
-            </w:pPr>
-            <w:r>
-              <w:rPr>
-                <w:b w:val="0"/>
-                <w:i w:val="0"/>
-                <w:color w:val="000000"/>
-                <w:sz w:val="19"/>
-              </w:rPr>
-              <w:t>★  Swap executes at V-blank, not immediately</w:t>
-            </w:r>
-          </w:p>
-        </w:tc>
-        <w:tc>
-          <w:tcPr>
-            <w:tcW w:type="dxa" w:w="7344"/>
-            <w:shd w:val="clear" w:color="auto" w:fill="FFFFFF"/>
-          </w:tcPr>
-          <w:p>
-            <w:pPr>
-              <w:jc w:val="left"/>
-            </w:pPr>
-            <w:r>
-              <w:rPr>
-                <w:b w:val="0"/>
-                <w:i w:val="0"/>
-                <w:color w:val="000000"/>
-                <w:sz w:val="19"/>
-              </w:rPr>
-              <w:t>No matter when you pulse buf_swap (start/middle/end of frame),</w:t>
-              <w:br/>
-              <w:t>the actual bank flip happens at the last pixel of the last F2 active line.</w:t>
-              <w:br/>
-              <w:t>This guarantees zero tearing.</w:t>
-            </w:r>
-          </w:p>
-        </w:tc>
-      </w:tr>
-      <w:tr>
-        <w:tc>
-          <w:tcPr>
-            <w:tcW w:type="dxa" w:w="3168"/>
-            <w:shd w:val="clear" w:color="auto" w:fill="DAE8FC"/>
-          </w:tcPr>
-          <w:p>
-            <w:pPr>
-              <w:jc w:val="left"/>
-            </w:pPr>
-            <w:r>
-              <w:rPr>
-                <w:b w:val="0"/>
-                <w:i w:val="0"/>
-                <w:color w:val="000000"/>
-                <w:sz w:val="19"/>
-              </w:rPr>
-              <w:t>★  Wait for buf_swapped before writing next frame</w:t>
-            </w:r>
-          </w:p>
-        </w:tc>
-        <w:tc>
-          <w:tcPr>
-            <w:tcW w:type="dxa" w:w="7344"/>
-            <w:shd w:val="clear" w:color="auto" w:fill="DAE8FC"/>
-          </w:tcPr>
-          <w:p>
-            <w:pPr>
-              <w:jc w:val="left"/>
-            </w:pPr>
-            <w:r>
-              <w:rPr>
-                <w:b w:val="0"/>
-                <w:i w:val="0"/>
-                <w:color w:val="000000"/>
-                <w:sz w:val="19"/>
-              </w:rPr>
-              <w:t>buf_swapped strobes 1 for one clock when swap completes.</w:t>
-              <w:br/>
-              <w:t>Only after this strobe is it safe to start writing the next image.</w:t>
-            </w:r>
-          </w:p>
-        </w:tc>
-      </w:tr>
-      <w:tr>
-        <w:tc>
-          <w:tcPr>
-            <w:tcW w:type="dxa" w:w="3168"/>
-            <w:shd w:val="clear" w:color="auto" w:fill="FFFFFF"/>
-          </w:tcPr>
-          <w:p>
-            <w:pPr>
-              <w:jc w:val="left"/>
-            </w:pPr>
-            <w:r>
-              <w:rPr>
-                <w:b w:val="0"/>
-                <w:i w:val="0"/>
-                <w:color w:val="000000"/>
-                <w:sz w:val="19"/>
-              </w:rPr>
-              <w:t>★  Always check back_buf_o before writing</w:t>
-            </w:r>
-          </w:p>
-        </w:tc>
-        <w:tc>
-          <w:tcPr>
-            <w:tcW w:type="dxa" w:w="7344"/>
-            <w:shd w:val="clear" w:color="auto" w:fill="FFFFFF"/>
-          </w:tcPr>
-          <w:p>
-            <w:pPr>
-              <w:jc w:val="left"/>
-            </w:pPr>
-            <w:r>
-              <w:rPr>
-                <w:b w:val="0"/>
-                <w:i w:val="0"/>
-                <w:color w:val="000000"/>
-                <w:sz w:val="19"/>
-              </w:rPr>
-              <w:t>back_buf_o tells you which bank is currently the back (write) buffer.</w:t>
-              <w:br/>
-              <w:t>Always write to this bank. It automatically changes after each swap.</w:t>
-            </w:r>
-          </w:p>
-        </w:tc>
-      </w:tr>
-      <w:tr>
-        <w:tc>
-          <w:tcPr>
-            <w:tcW w:type="dxa" w:w="3168"/>
-            <w:shd w:val="clear" w:color="auto" w:fill="DAE8FC"/>
-          </w:tcPr>
-          <w:p>
-            <w:pPr>
-              <w:jc w:val="left"/>
-            </w:pPr>
-            <w:r>
-              <w:rPr>
-                <w:b w:val="0"/>
-                <w:i w:val="0"/>
-                <w:color w:val="000000"/>
-                <w:sz w:val="19"/>
-              </w:rPr>
-              <w:t>★  Multiple pulses before V-blank = one swap</w:t>
-            </w:r>
-          </w:p>
-        </w:tc>
-        <w:tc>
-          <w:tcPr>
-            <w:tcW w:type="dxa" w:w="7344"/>
-            <w:shd w:val="clear" w:color="auto" w:fill="DAE8FC"/>
-          </w:tcPr>
-          <w:p>
-            <w:pPr>
-              <w:jc w:val="left"/>
-            </w:pPr>
-            <w:r>
-              <w:rPr>
-                <w:b w:val="0"/>
-                <w:i w:val="0"/>
-                <w:color w:val="000000"/>
-                <w:sz w:val="19"/>
-              </w:rPr>
-              <w:t>Pulsing buf_swap twice before V-blank is fine — swap_req is idempotent.</w:t>
-              <w:br/>
-              <w:t>Only one swap fires per V-blank period.</w:t>
-            </w:r>
-          </w:p>
-        </w:tc>
-      </w:tr>
-    </w:tbl>
-    <w:p/>
-    <w:p>
-      <w:pPr>
-        <w:pStyle w:val="Heading1"/>
-      </w:pPr>
-      <w:r>
-        <w:rPr>
-          <w:color w:val="1F497D"/>
-        </w:rPr>
-        <w:t>4  Simulation Results Summary</w:t>
-      </w:r>
-    </w:p>
-    <w:tbl>
-      <w:tblPr>
-        <w:tblStyle w:val="TableGrid"/>
-        <w:tblW w:type="auto" w:w="0"/>
-        <w:tblLook w:firstColumn="1" w:firstRow="1" w:lastColumn="0" w:lastRow="0" w:noHBand="0" w:noVBand="1" w:val="04A0"/>
-      </w:tblPr>
-      <w:tblGrid>
-        <w:gridCol w:w="2436"/>
-        <w:gridCol w:w="2436"/>
-        <w:gridCol w:w="2436"/>
-        <w:gridCol w:w="2436"/>
-      </w:tblGrid>
-      <w:tr>
-        <w:tc>
-          <w:tcPr>
-            <w:tcW w:type="dxa" w:w="2304"/>
-            <w:shd w:val="clear" w:color="auto" w:fill="1F497D"/>
-          </w:tcPr>
-          <w:p>
-            <w:pPr>
-              <w:jc w:val="left"/>
-            </w:pPr>
-            <w:r>
-              <w:rPr>
-                <w:b/>
-                <w:i w:val="0"/>
-                <w:color w:val="FFFFFF"/>
-                <w:sz w:val="20"/>
-              </w:rPr>
-              <w:t>Testbench</w:t>
+              <w:t>2026-05-24</w:t>
             </w:r>
           </w:p>
         </w:tc>
@@ -3246,13 +784,51 @@
                 <w:color w:val="FFFFFF"/>
                 <w:sz w:val="20"/>
               </w:rPr>
-              <w:t>File</w:t>
+              <w:t>[feat] BRAM Double-Buffering</w:t>
             </w:r>
           </w:p>
         </w:tc>
         <w:tc>
           <w:tcPr>
-            <w:tcW w:type="dxa" w:w="1008"/>
+            <w:tcW w:type="dxa" w:w="5760"/>
+            <w:shd w:val="clear" w:color="auto" w:fill="DAE8FC"/>
+          </w:tcPr>
+          <w:p>
+            <w:pPr>
+              <w:jc w:val="left"/>
+            </w:pPr>
+            <w:r>
+              <w:rPr>
+                <w:b w:val="0"/>
+                <w:i w:val="0"/>
+                <w:color w:val="000000"/>
+                <w:sz w:val="17"/>
+              </w:rPr>
+              <w:t>Split bram_mem into bram_mem_0 and bram_mem_1. Write port always targets back buffer. buf_swap deferred to V-blank. buf_swapped strobe output. back_buf_o status output. Added tb_bram_double_buf.vhd (4 phases, all PASS).</w:t>
+              <w:br/>
+              <w:t>Files: tv/bram/pal_tv_bram_top.vhd, tv/bram/video_bram_top.vhd, tv/bram/tb_bram_double_buf.vhd</w:t>
+            </w:r>
+          </w:p>
+        </w:tc>
+      </w:tr>
+    </w:tbl>
+    <w:p/>
+    <w:tbl>
+      <w:tblPr>
+        <w:tblStyle w:val="TableGrid"/>
+        <w:tblW w:type="auto" w:w="0"/>
+        <w:tblLook w:firstColumn="1" w:firstRow="1" w:lastColumn="0" w:lastRow="0" w:noHBand="0" w:noVBand="1" w:val="04A0"/>
+      </w:tblPr>
+      <w:tblGrid>
+        <w:gridCol w:w="2436"/>
+        <w:gridCol w:w="2436"/>
+        <w:gridCol w:w="2436"/>
+        <w:gridCol w:w="2436"/>
+      </w:tblGrid>
+      <w:tr>
+        <w:tc>
+          <w:tcPr>
+            <w:tcW w:type="dxa" w:w="864"/>
             <w:shd w:val="clear" w:color="auto" w:fill="1F497D"/>
           </w:tcPr>
           <w:p>
@@ -3266,13 +842,33 @@
                 <w:color w:val="FFFFFF"/>
                 <w:sz w:val="20"/>
               </w:rPr>
-              <w:t>Result</w:t>
+              <w:t>V1.0</w:t>
             </w:r>
           </w:p>
         </w:tc>
         <w:tc>
           <w:tcPr>
-            <w:tcW w:type="dxa" w:w="4608"/>
+            <w:tcW w:type="dxa" w:w="1296"/>
+            <w:shd w:val="clear" w:color="auto" w:fill="1F497D"/>
+          </w:tcPr>
+          <w:p>
+            <w:pPr>
+              <w:jc w:val="left"/>
+            </w:pPr>
+            <w:r>
+              <w:rPr>
+                <w:b w:val="0"/>
+                <w:i w:val="0"/>
+                <w:color w:val="FFFFFF"/>
+                <w:sz w:val="19"/>
+              </w:rPr>
+              <w:t>2026-05-24</w:t>
+            </w:r>
+          </w:p>
+        </w:tc>
+        <w:tc>
+          <w:tcPr>
+            <w:tcW w:type="dxa" w:w="2592"/>
             <w:shd w:val="clear" w:color="auto" w:fill="1F497D"/>
           </w:tcPr>
           <w:p>
@@ -3286,97 +882,13 @@
                 <w:color w:val="FFFFFF"/>
                 <w:sz w:val="20"/>
               </w:rPr>
-              <w:t>Coverage</w:t>
-            </w:r>
-          </w:p>
-        </w:tc>
-      </w:tr>
-      <w:tr>
-        <w:tc>
-          <w:tcPr>
-            <w:tcW w:type="dxa" w:w="2304"/>
-            <w:shd w:val="clear" w:color="auto" w:fill="FFFFFF"/>
-          </w:tcPr>
-          <w:p>
-            <w:pPr>
-              <w:jc w:val="left"/>
-            </w:pPr>
-            <w:r>
-              <w:rPr>
-                <w:b w:val="0"/>
-                <w:i w:val="0"/>
-                <w:color w:val="000000"/>
-                <w:sz w:val="19"/>
-              </w:rPr>
-              <w:t>tb_new_patterns</w:t>
+              <w:t>[docs] Configuration Summary Document</w:t>
             </w:r>
           </w:p>
         </w:tc>
         <w:tc>
           <w:tcPr>
-            <w:tcW w:type="dxa" w:w="2592"/>
-            <w:shd w:val="clear" w:color="auto" w:fill="FFFFFF"/>
-          </w:tcPr>
-          <w:p>
-            <w:pPr>
-              <w:jc w:val="left"/>
-            </w:pPr>
-            <w:r>
-              <w:rPr>
-                <w:b w:val="0"/>
-                <w:i w:val="0"/>
-                <w:color w:val="000000"/>
-                <w:sz w:val="19"/>
-              </w:rPr>
-              <w:t>tb_new_patterns.vhd</w:t>
-            </w:r>
-          </w:p>
-        </w:tc>
-        <w:tc>
-          <w:tcPr>
-            <w:tcW w:type="dxa" w:w="1008"/>
-            <w:shd w:val="clear" w:color="auto" w:fill="FFFFFF"/>
-          </w:tcPr>
-          <w:p>
-            <w:pPr>
-              <w:jc w:val="left"/>
-            </w:pPr>
-            <w:r>
-              <w:rPr>
-                <w:b/>
-                <w:i w:val="0"/>
-                <w:color w:val="378610"/>
-                <w:sz w:val="19"/>
-              </w:rPr>
-              <w:t>5/5</w:t>
-            </w:r>
-          </w:p>
-        </w:tc>
-        <w:tc>
-          <w:tcPr>
-            <w:tcW w:type="dxa" w:w="4608"/>
-            <w:shd w:val="clear" w:color="auto" w:fill="FFFFFF"/>
-          </w:tcPr>
-          <w:p>
-            <w:pPr>
-              <w:jc w:val="left"/>
-            </w:pPr>
-            <w:r>
-              <w:rPr>
-                <w:b w:val="0"/>
-                <w:i w:val="0"/>
-                <w:color w:val="000000"/>
-                <w:sz w:val="19"/>
-              </w:rPr>
-              <w:t>sel=6 white, sel=7 black, sel=8 crosshatch, sel=9 centre cross, sel=5 ball ports</w:t>
-            </w:r>
-          </w:p>
-        </w:tc>
-      </w:tr>
-      <w:tr>
-        <w:tc>
-          <w:tcPr>
-            <w:tcW w:type="dxa" w:w="2304"/>
+            <w:tcW w:type="dxa" w:w="5760"/>
             <w:shd w:val="clear" w:color="auto" w:fill="DAE8FC"/>
           </w:tcPr>
           <w:p>
@@ -3388,15 +900,93 @@
                 <w:b w:val="0"/>
                 <w:i w:val="0"/>
                 <w:color w:val="000000"/>
+                <w:sz w:val="17"/>
+              </w:rPr>
+              <w:t>Generated PAL_NTSC_Config_Summary.docx: generics, runtime ports, sel table, outputs, quick-ref.</w:t>
+              <w:br/>
+              <w:t>Files: tools/PAL_NTSC_Config_Summary.docx, tools/gen_config_summary.py</w:t>
+            </w:r>
+          </w:p>
+        </w:tc>
+      </w:tr>
+    </w:tbl>
+    <w:p/>
+    <w:tbl>
+      <w:tblPr>
+        <w:tblStyle w:val="TableGrid"/>
+        <w:tblW w:type="auto" w:w="0"/>
+        <w:tblLook w:firstColumn="1" w:firstRow="1" w:lastColumn="0" w:lastRow="0" w:noHBand="0" w:noVBand="1" w:val="04A0"/>
+      </w:tblPr>
+      <w:tblGrid>
+        <w:gridCol w:w="2436"/>
+        <w:gridCol w:w="2436"/>
+        <w:gridCol w:w="2436"/>
+        <w:gridCol w:w="2436"/>
+      </w:tblGrid>
+      <w:tr>
+        <w:tc>
+          <w:tcPr>
+            <w:tcW w:type="dxa" w:w="864"/>
+            <w:shd w:val="clear" w:color="auto" w:fill="2E74B5"/>
+          </w:tcPr>
+          <w:p>
+            <w:pPr>
+              <w:jc w:val="left"/>
+            </w:pPr>
+            <w:r>
+              <w:rPr>
+                <w:b/>
+                <w:i w:val="0"/>
+                <w:color w:val="FFFFFF"/>
+                <w:sz w:val="20"/>
+              </w:rPr>
+              <w:t>V0.6b</w:t>
+            </w:r>
+          </w:p>
+        </w:tc>
+        <w:tc>
+          <w:tcPr>
+            <w:tcW w:type="dxa" w:w="1296"/>
+            <w:shd w:val="clear" w:color="auto" w:fill="2E74B5"/>
+          </w:tcPr>
+          <w:p>
+            <w:pPr>
+              <w:jc w:val="left"/>
+            </w:pPr>
+            <w:r>
+              <w:rPr>
+                <w:b w:val="0"/>
+                <w:i w:val="0"/>
+                <w:color w:val="FFFFFF"/>
                 <w:sz w:val="19"/>
               </w:rPr>
-              <w:t>tb_bram_double_buf</w:t>
+              <w:t>2026-05-24</w:t>
             </w:r>
           </w:p>
         </w:tc>
         <w:tc>
           <w:tcPr>
             <w:tcW w:type="dxa" w:w="2592"/>
+            <w:shd w:val="clear" w:color="auto" w:fill="2E74B5"/>
+          </w:tcPr>
+          <w:p>
+            <w:pPr>
+              <w:jc w:val="left"/>
+            </w:pPr>
+            <w:r>
+              <w:rPr>
+                <w:b/>
+                <w:i w:val="0"/>
+                <w:color w:val="FFFFFF"/>
+                <w:sz w:val="20"/>
+              </w:rPr>
+              <w:t>[docs] User Guide v2 — Simulation Results</w:t>
+            </w:r>
+          </w:p>
+        </w:tc>
+        <w:tc>
+          <w:tcPr>
+            <w:tcW w:type="dxa" w:w="5760"/>
             <w:shd w:val="clear" w:color="auto" w:fill="DAE8FC"/>
           </w:tcPr>
           <w:p>
@@ -3408,16 +998,34 @@
                 <w:b w:val="0"/>
                 <w:i w:val="0"/>
                 <w:color w:val="000000"/>
-                <w:sz w:val="19"/>
+                <w:sz w:val="17"/>
               </w:rPr>
-              <w:t>tb_bram_double_buf.vhd</w:t>
+              <w:t>Added waveform PNGs from GHDL VCD files, DAC strip diagrams, PASS/FAIL sim logs.</w:t>
+              <w:br/>
+              <w:t>Files: tools/PAL_NTSC_Video_IP_User_Guide.docx, tools/gen_report_v2.py</w:t>
             </w:r>
           </w:p>
         </w:tc>
+      </w:tr>
+    </w:tbl>
+    <w:p/>
+    <w:tbl>
+      <w:tblPr>
+        <w:tblStyle w:val="TableGrid"/>
+        <w:tblW w:type="auto" w:w="0"/>
+        <w:tblLook w:firstColumn="1" w:firstRow="1" w:lastColumn="0" w:lastRow="0" w:noHBand="0" w:noVBand="1" w:val="04A0"/>
+      </w:tblPr>
+      <w:tblGrid>
+        <w:gridCol w:w="2436"/>
+        <w:gridCol w:w="2436"/>
+        <w:gridCol w:w="2436"/>
+        <w:gridCol w:w="2436"/>
+      </w:tblGrid>
+      <w:tr>
         <w:tc>
           <w:tcPr>
-            <w:tcW w:type="dxa" w:w="1008"/>
-            <w:shd w:val="clear" w:color="auto" w:fill="DAE8FC"/>
+            <w:tcW w:type="dxa" w:w="864"/>
+            <w:shd w:val="clear" w:color="auto" w:fill="2E74B5"/>
           </w:tcPr>
           <w:p>
             <w:pPr>
@@ -3427,16 +1035,56 @@
               <w:rPr>
                 <w:b/>
                 <w:i w:val="0"/>
-                <w:color w:val="378610"/>
-                <w:sz w:val="19"/>
+                <w:color w:val="FFFFFF"/>
+                <w:sz w:val="20"/>
               </w:rPr>
-              <w:t>4/4</w:t>
+              <w:t>V0.5</w:t>
             </w:r>
           </w:p>
         </w:tc>
         <w:tc>
           <w:tcPr>
-            <w:tcW w:type="dxa" w:w="4608"/>
+            <w:tcW w:type="dxa" w:w="1296"/>
+            <w:shd w:val="clear" w:color="auto" w:fill="2E74B5"/>
+          </w:tcPr>
+          <w:p>
+            <w:pPr>
+              <w:jc w:val="left"/>
+            </w:pPr>
+            <w:r>
+              <w:rPr>
+                <w:b w:val="0"/>
+                <w:i w:val="0"/>
+                <w:color w:val="FFFFFF"/>
+                <w:sz w:val="19"/>
+              </w:rPr>
+              <w:t>2026-05-23</w:t>
+            </w:r>
+          </w:p>
+        </w:tc>
+        <w:tc>
+          <w:tcPr>
+            <w:tcW w:type="dxa" w:w="2592"/>
+            <w:shd w:val="clear" w:color="auto" w:fill="2E74B5"/>
+          </w:tcPr>
+          <w:p>
+            <w:pPr>
+              <w:jc w:val="left"/>
+            </w:pPr>
+            <w:r>
+              <w:rPr>
+                <w:b/>
+                <w:i w:val="0"/>
+                <w:color w:val="FFFFFF"/>
+                <w:sz w:val="20"/>
+              </w:rPr>
+              <w:t>[feat] sel 6–9 and Ball/Crosshatch Ports</w:t>
+            </w:r>
+          </w:p>
+        </w:tc>
+        <w:tc>
+          <w:tcPr>
+            <w:tcW w:type="dxa" w:w="5760"/>
             <w:shd w:val="clear" w:color="auto" w:fill="DAE8FC"/>
           </w:tcPr>
           <w:p>
@@ -3448,18 +1096,54 @@
                 <w:b w:val="0"/>
                 <w:i w:val="0"/>
                 <w:color w:val="000000"/>
-                <w:sz w:val="19"/>
+                <w:sz w:val="17"/>
               </w:rPr>
-              <w:t>Back buf write, swap delivery, alternating pattern, one-swap-per-V-blank</w:t>
+              <w:t>sel=6 full white, sel=7 full black, sel=8 crosshatch with cross_h_i/cross_v_i ports, sel=9 centre cross. Ball ports: ball_w_i, ball_h_i, ball_spd_h, ball_spd_v. Crosshatch uses modulo counters (no divider). tb_new_patterns.vhd: 5 checks, all PASS.</w:t>
+              <w:br/>
+              <w:t>Files: tv/bram/pal_tv_bram_top.vhd, tv/bram/video_bram_top.vhd, tv/bram/tb_new_patterns.vhd</w:t>
             </w:r>
           </w:p>
         </w:tc>
       </w:tr>
+    </w:tbl>
+    <w:p/>
+    <w:tbl>
+      <w:tblPr>
+        <w:tblStyle w:val="TableGrid"/>
+        <w:tblW w:type="auto" w:w="0"/>
+        <w:tblLook w:firstColumn="1" w:firstRow="1" w:lastColumn="0" w:lastRow="0" w:noHBand="0" w:noVBand="1" w:val="04A0"/>
+      </w:tblPr>
+      <w:tblGrid>
+        <w:gridCol w:w="2436"/>
+        <w:gridCol w:w="2436"/>
+        <w:gridCol w:w="2436"/>
+        <w:gridCol w:w="2436"/>
+      </w:tblGrid>
       <w:tr>
         <w:tc>
           <w:tcPr>
-            <w:tcW w:type="dxa" w:w="2304"/>
-            <w:shd w:val="clear" w:color="auto" w:fill="FFFFFF"/>
+            <w:tcW w:type="dxa" w:w="864"/>
+            <w:shd w:val="clear" w:color="auto" w:fill="2E74B5"/>
+          </w:tcPr>
+          <w:p>
+            <w:pPr>
+              <w:jc w:val="left"/>
+            </w:pPr>
+            <w:r>
+              <w:rPr>
+                <w:b/>
+                <w:i w:val="0"/>
+                <w:color w:val="FFFFFF"/>
+                <w:sz w:val="20"/>
+              </w:rPr>
+              <w:t>V0.5</w:t>
+            </w:r>
+          </w:p>
+        </w:tc>
+        <w:tc>
+          <w:tcPr>
+            <w:tcW w:type="dxa" w:w="1296"/>
+            <w:shd w:val="clear" w:color="auto" w:fill="2E74B5"/>
           </w:tcPr>
           <w:p>
             <w:pPr>
@@ -3469,37 +1153,17 @@
               <w:rPr>
                 <w:b w:val="0"/>
                 <w:i w:val="0"/>
-                <w:color w:val="000000"/>
+                <w:color w:val="FFFFFF"/>
                 <w:sz w:val="19"/>
               </w:rPr>
-              <w:t>tb_pal_tv_bram_top</w:t>
+              <w:t>2026-05-23</w:t>
             </w:r>
           </w:p>
         </w:tc>
         <w:tc>
           <w:tcPr>
             <w:tcW w:type="dxa" w:w="2592"/>
-            <w:shd w:val="clear" w:color="auto" w:fill="FFFFFF"/>
-          </w:tcPr>
-          <w:p>
-            <w:pPr>
-              <w:jc w:val="left"/>
-            </w:pPr>
-            <w:r>
-              <w:rPr>
-                <w:b w:val="0"/>
-                <w:i w:val="0"/>
-                <w:color w:val="000000"/>
-                <w:sz w:val="19"/>
-              </w:rPr>
-              <w:t>tb_pal_tv_bram_top.vhd</w:t>
-            </w:r>
-          </w:p>
-        </w:tc>
-        <w:tc>
-          <w:tcPr>
-            <w:tcW w:type="dxa" w:w="1008"/>
-            <w:shd w:val="clear" w:color="auto" w:fill="FFFFFF"/>
+            <w:shd w:val="clear" w:color="auto" w:fill="2E74B5"/>
           </w:tcPr>
           <w:p>
             <w:pPr>
@@ -3509,38 +1173,16 @@
               <w:rPr>
                 <w:b/>
                 <w:i w:val="0"/>
-                <w:color w:val="378610"/>
-                <w:sz w:val="19"/>
+                <w:color w:val="FFFFFF"/>
+                <w:sz w:val="20"/>
               </w:rPr>
-              <w:t>PASS</w:t>
+              <w:t>[feat] HTML Pattern Generator Tool v2</w:t>
             </w:r>
           </w:p>
         </w:tc>
         <w:tc>
           <w:tcPr>
-            <w:tcW w:type="dxa" w:w="4608"/>
-            <w:shd w:val="clear" w:color="auto" w:fill="FFFFFF"/>
-          </w:tcPr>
-          <w:p>
-            <w:pPr>
-              <w:jc w:val="left"/>
-            </w:pPr>
-            <w:r>
-              <w:rPr>
-                <w:b w:val="0"/>
-                <w:i w:val="0"/>
-                <w:color w:val="000000"/>
-                <w:sz w:val="19"/>
-              </w:rPr>
-              <w:t>BRAM interlaced addressing, 520×576 full frame</w:t>
-            </w:r>
-          </w:p>
-        </w:tc>
-      </w:tr>
-      <w:tr>
-        <w:tc>
-          <w:tcPr>
-            <w:tcW w:type="dxa" w:w="2304"/>
+            <w:tcW w:type="dxa" w:w="5760"/>
             <w:shd w:val="clear" w:color="auto" w:fill="DAE8FC"/>
           </w:tcPr>
           <w:p>
@@ -3552,15 +1194,93 @@
                 <w:b w:val="0"/>
                 <w:i w:val="0"/>
                 <w:color w:val="000000"/>
+                <w:sz w:val="17"/>
+              </w:rPr>
+              <w:t>Text overlay (multiple entries, position, font, colour). Multi-zone pattern (V/H split, per-zone type/colour). PNG and 1-bit binary BRAM export.</w:t>
+              <w:br/>
+              <w:t>Files: tools/bram_pattern_gen.html</w:t>
+            </w:r>
+          </w:p>
+        </w:tc>
+      </w:tr>
+    </w:tbl>
+    <w:p/>
+    <w:tbl>
+      <w:tblPr>
+        <w:tblStyle w:val="TableGrid"/>
+        <w:tblW w:type="auto" w:w="0"/>
+        <w:tblLook w:firstColumn="1" w:firstRow="1" w:lastColumn="0" w:lastRow="0" w:noHBand="0" w:noVBand="1" w:val="04A0"/>
+      </w:tblPr>
+      <w:tblGrid>
+        <w:gridCol w:w="2436"/>
+        <w:gridCol w:w="2436"/>
+        <w:gridCol w:w="2436"/>
+        <w:gridCol w:w="2436"/>
+      </w:tblGrid>
+      <w:tr>
+        <w:tc>
+          <w:tcPr>
+            <w:tcW w:type="dxa" w:w="864"/>
+            <w:shd w:val="clear" w:color="auto" w:fill="2E74B5"/>
+          </w:tcPr>
+          <w:p>
+            <w:pPr>
+              <w:jc w:val="left"/>
+            </w:pPr>
+            <w:r>
+              <w:rPr>
+                <w:b/>
+                <w:i w:val="0"/>
+                <w:color w:val="FFFFFF"/>
+                <w:sz w:val="20"/>
+              </w:rPr>
+              <w:t>V0.4</w:t>
+            </w:r>
+          </w:p>
+        </w:tc>
+        <w:tc>
+          <w:tcPr>
+            <w:tcW w:type="dxa" w:w="1296"/>
+            <w:shd w:val="clear" w:color="auto" w:fill="2E74B5"/>
+          </w:tcPr>
+          <w:p>
+            <w:pPr>
+              <w:jc w:val="left"/>
+            </w:pPr>
+            <w:r>
+              <w:rPr>
+                <w:b w:val="0"/>
+                <w:i w:val="0"/>
+                <w:color w:val="FFFFFF"/>
                 <w:sz w:val="19"/>
               </w:rPr>
-              <w:t>tb_pal_sel5</w:t>
+              <w:t>2026-05-23</w:t>
             </w:r>
           </w:p>
         </w:tc>
         <w:tc>
           <w:tcPr>
             <w:tcW w:type="dxa" w:w="2592"/>
+            <w:shd w:val="clear" w:color="auto" w:fill="2E74B5"/>
+          </w:tcPr>
+          <w:p>
+            <w:pPr>
+              <w:jc w:val="left"/>
+            </w:pPr>
+            <w:r>
+              <w:rPr>
+                <w:b/>
+                <w:i w:val="0"/>
+                <w:color w:val="FFFFFF"/>
+                <w:sz w:val="20"/>
+              </w:rPr>
+              <w:t>[feat] Separate Sync Output Ports</w:t>
+            </w:r>
+          </w:p>
+        </w:tc>
+        <w:tc>
+          <w:tcPr>
+            <w:tcW w:type="dxa" w:w="5760"/>
             <w:shd w:val="clear" w:color="auto" w:fill="DAE8FC"/>
           </w:tcPr>
           <w:p>
@@ -3572,16 +1292,34 @@
                 <w:b w:val="0"/>
                 <w:i w:val="0"/>
                 <w:color w:val="000000"/>
-                <w:sz w:val="19"/>
+                <w:sz w:val="17"/>
               </w:rPr>
-              <w:t>tb_pal_sel5.vhd</w:t>
+              <w:t>Added line_sync_o (H-sync only), frame_sync_o (V-sync region), field_o (field indicator) to all interlaced and BRAM variants.</w:t>
+              <w:br/>
+              <w:t>Files: tv/bram/pal_tv_bram_top.vhd, tv/bram/video_bram_top.vhd, tv/opt2_interlaced/*.vhd</w:t>
             </w:r>
           </w:p>
         </w:tc>
+      </w:tr>
+    </w:tbl>
+    <w:p/>
+    <w:tbl>
+      <w:tblPr>
+        <w:tblStyle w:val="TableGrid"/>
+        <w:tblW w:type="auto" w:w="0"/>
+        <w:tblLook w:firstColumn="1" w:firstRow="1" w:lastColumn="0" w:lastRow="0" w:noHBand="0" w:noVBand="1" w:val="04A0"/>
+      </w:tblPr>
+      <w:tblGrid>
+        <w:gridCol w:w="2436"/>
+        <w:gridCol w:w="2436"/>
+        <w:gridCol w:w="2436"/>
+        <w:gridCol w:w="2436"/>
+      </w:tblGrid>
+      <w:tr>
         <w:tc>
           <w:tcPr>
-            <w:tcW w:type="dxa" w:w="1008"/>
-            <w:shd w:val="clear" w:color="auto" w:fill="DAE8FC"/>
+            <w:tcW w:type="dxa" w:w="864"/>
+            <w:shd w:val="clear" w:color="auto" w:fill="2E74B5"/>
           </w:tcPr>
           <w:p>
             <w:pPr>
@@ -3591,16 +1329,56 @@
               <w:rPr>
                 <w:b/>
                 <w:i w:val="0"/>
-                <w:color w:val="378610"/>
-                <w:sz w:val="19"/>
+                <w:color w:val="FFFFFF"/>
+                <w:sz w:val="20"/>
               </w:rPr>
-              <w:t>PASS</w:t>
+              <w:t>V0.3</w:t>
             </w:r>
           </w:p>
         </w:tc>
         <w:tc>
           <w:tcPr>
-            <w:tcW w:type="dxa" w:w="4608"/>
+            <w:tcW w:type="dxa" w:w="1296"/>
+            <w:shd w:val="clear" w:color="auto" w:fill="2E74B5"/>
+          </w:tcPr>
+          <w:p>
+            <w:pPr>
+              <w:jc w:val="left"/>
+            </w:pPr>
+            <w:r>
+              <w:rPr>
+                <w:b w:val="0"/>
+                <w:i w:val="0"/>
+                <w:color w:val="FFFFFF"/>
+                <w:sz w:val="19"/>
+              </w:rPr>
+              <w:t>2026-05-22</w:t>
+            </w:r>
+          </w:p>
+        </w:tc>
+        <w:tc>
+          <w:tcPr>
+            <w:tcW w:type="dxa" w:w="2592"/>
+            <w:shd w:val="clear" w:color="auto" w:fill="2E74B5"/>
+          </w:tcPr>
+          <w:p>
+            <w:pPr>
+              <w:jc w:val="left"/>
+            </w:pPr>
+            <w:r>
+              <w:rPr>
+                <w:b/>
+                <w:i w:val="0"/>
+                <w:color w:val="FFFFFF"/>
+                <w:sz w:val="20"/>
+              </w:rPr>
+              <w:t>[feat] PAL/NTSC Runtime Selection (video_bram_top)</w:t>
+            </w:r>
+          </w:p>
+        </w:tc>
+        <w:tc>
+          <w:tcPr>
+            <w:tcW w:type="dxa" w:w="5760"/>
             <w:shd w:val="clear" w:color="auto" w:fill="DAE8FC"/>
           </w:tcPr>
           <w:p>
@@ -3612,18 +1390,54 @@
                 <w:b w:val="0"/>
                 <w:i w:val="0"/>
                 <w:color w:val="000000"/>
-                <w:sz w:val="19"/>
+                <w:sz w:val="17"/>
               </w:rPr>
-              <w:t>Bouncing ball initial position and size</w:t>
+              <w:t>New top-level entity video_bram_top. ntsc_mode port selects PAL 625/50 or NTSC 525/60. All timing driven combinationally. H_TOTAL=640/636, V_TOTAL=625/525.</w:t>
+              <w:br/>
+              <w:t>Files: tv/bram/video_bram_top.vhd, tv/bram/tb_video_bram_top.vhd</w:t>
             </w:r>
           </w:p>
         </w:tc>
       </w:tr>
+    </w:tbl>
+    <w:p/>
+    <w:tbl>
+      <w:tblPr>
+        <w:tblStyle w:val="TableGrid"/>
+        <w:tblW w:type="auto" w:w="0"/>
+        <w:tblLook w:firstColumn="1" w:firstRow="1" w:lastColumn="0" w:lastRow="0" w:noHBand="0" w:noVBand="1" w:val="04A0"/>
+      </w:tblPr>
+      <w:tblGrid>
+        <w:gridCol w:w="2436"/>
+        <w:gridCol w:w="2436"/>
+        <w:gridCol w:w="2436"/>
+        <w:gridCol w:w="2436"/>
+      </w:tblGrid>
       <w:tr>
         <w:tc>
           <w:tcPr>
-            <w:tcW w:type="dxa" w:w="2304"/>
-            <w:shd w:val="clear" w:color="auto" w:fill="FFFFFF"/>
+            <w:tcW w:type="dxa" w:w="864"/>
+            <w:shd w:val="clear" w:color="auto" w:fill="2E74B5"/>
+          </w:tcPr>
+          <w:p>
+            <w:pPr>
+              <w:jc w:val="left"/>
+            </w:pPr>
+            <w:r>
+              <w:rPr>
+                <w:b/>
+                <w:i w:val="0"/>
+                <w:color w:val="FFFFFF"/>
+                <w:sz w:val="20"/>
+              </w:rPr>
+              <w:t>V0.2</w:t>
+            </w:r>
+          </w:p>
+        </w:tc>
+        <w:tc>
+          <w:tcPr>
+            <w:tcW w:type="dxa" w:w="1296"/>
+            <w:shd w:val="clear" w:color="auto" w:fill="2E74B5"/>
           </w:tcPr>
           <w:p>
             <w:pPr>
@@ -3633,37 +1447,17 @@
               <w:rPr>
                 <w:b w:val="0"/>
                 <w:i w:val="0"/>
-                <w:color w:val="000000"/>
+                <w:color w:val="FFFFFF"/>
                 <w:sz w:val="19"/>
               </w:rPr>
-              <w:t>tb_pal_bram_loader</w:t>
+              <w:t>2026-05-22</w:t>
             </w:r>
           </w:p>
         </w:tc>
         <w:tc>
           <w:tcPr>
             <w:tcW w:type="dxa" w:w="2592"/>
-            <w:shd w:val="clear" w:color="auto" w:fill="FFFFFF"/>
-          </w:tcPr>
-          <w:p>
-            <w:pPr>
-              <w:jc w:val="left"/>
-            </w:pPr>
-            <w:r>
-              <w:rPr>
-                <w:b w:val="0"/>
-                <w:i w:val="0"/>
-                <w:color w:val="000000"/>
-                <w:sz w:val="19"/>
-              </w:rPr>
-              <w:t>tb_pal_bram_loader.vhd</w:t>
-            </w:r>
-          </w:p>
-        </w:tc>
-        <w:tc>
-          <w:tcPr>
-            <w:tcW w:type="dxa" w:w="1008"/>
-            <w:shd w:val="clear" w:color="auto" w:fill="FFFFFF"/>
+            <w:shd w:val="clear" w:color="auto" w:fill="2E74B5"/>
           </w:tcPr>
           <w:p>
             <w:pPr>
@@ -3673,38 +1467,16 @@
               <w:rPr>
                 <w:b/>
                 <w:i w:val="0"/>
-                <w:color w:val="378610"/>
-                <w:sz w:val="19"/>
+                <w:color w:val="FFFFFF"/>
+                <w:sz w:val="20"/>
               </w:rPr>
-              <w:t>PASS</w:t>
+              <w:t>[feat] BRAM Image Display (sel=4)</w:t>
             </w:r>
           </w:p>
         </w:tc>
         <w:tc>
           <w:tcPr>
-            <w:tcW w:type="dxa" w:w="4608"/>
-            <w:shd w:val="clear" w:color="auto" w:fill="FFFFFF"/>
-          </w:tcPr>
-          <w:p>
-            <w:pPr>
-              <w:jc w:val="left"/>
-            </w:pPr>
-            <w:r>
-              <w:rPr>
-                <w:b w:val="0"/>
-                <w:i w:val="0"/>
-                <w:color w:val="000000"/>
-                <w:sz w:val="19"/>
-              </w:rPr>
-              <w:t>BRAM loader FIFO-to-BRAM transfer</w:t>
-            </w:r>
-          </w:p>
-        </w:tc>
-      </w:tr>
-      <w:tr>
-        <w:tc>
-          <w:tcPr>
-            <w:tcW w:type="dxa" w:w="2304"/>
+            <w:tcW w:type="dxa" w:w="5760"/>
             <w:shd w:val="clear" w:color="auto" w:fill="DAE8FC"/>
           </w:tcPr>
           <w:p>
@@ -3716,15 +1488,93 @@
                 <w:b w:val="0"/>
                 <w:i w:val="0"/>
                 <w:color w:val="000000"/>
+                <w:sz w:val="17"/>
+              </w:rPr>
+              <w:t>Internal 1-bit BRAM. Natural sequential row order with automatic interlace correction. bram_len port for partial frame loop. pal_bram_loader.vhd utility.</w:t>
+              <w:br/>
+              <w:t>Files: tv/bram/pal_tv_bram_top.vhd, tv/bram/pal_bram_loader.vhd</w:t>
+            </w:r>
+          </w:p>
+        </w:tc>
+      </w:tr>
+    </w:tbl>
+    <w:p/>
+    <w:tbl>
+      <w:tblPr>
+        <w:tblStyle w:val="TableGrid"/>
+        <w:tblW w:type="auto" w:w="0"/>
+        <w:tblLook w:firstColumn="1" w:firstRow="1" w:lastColumn="0" w:lastRow="0" w:noHBand="0" w:noVBand="1" w:val="04A0"/>
+      </w:tblPr>
+      <w:tblGrid>
+        <w:gridCol w:w="2436"/>
+        <w:gridCol w:w="2436"/>
+        <w:gridCol w:w="2436"/>
+        <w:gridCol w:w="2436"/>
+      </w:tblGrid>
+      <w:tr>
+        <w:tc>
+          <w:tcPr>
+            <w:tcW w:type="dxa" w:w="864"/>
+            <w:shd w:val="clear" w:color="auto" w:fill="2E74B5"/>
+          </w:tcPr>
+          <w:p>
+            <w:pPr>
+              <w:jc w:val="left"/>
+            </w:pPr>
+            <w:r>
+              <w:rPr>
+                <w:b/>
+                <w:i w:val="0"/>
+                <w:color w:val="FFFFFF"/>
+                <w:sz w:val="20"/>
+              </w:rPr>
+              <w:t>V0.2</w:t>
+            </w:r>
+          </w:p>
+        </w:tc>
+        <w:tc>
+          <w:tcPr>
+            <w:tcW w:type="dxa" w:w="1296"/>
+            <w:shd w:val="clear" w:color="auto" w:fill="2E74B5"/>
+          </w:tcPr>
+          <w:p>
+            <w:pPr>
+              <w:jc w:val="left"/>
+            </w:pPr>
+            <w:r>
+              <w:rPr>
+                <w:b w:val="0"/>
+                <w:i w:val="0"/>
+                <w:color w:val="FFFFFF"/>
                 <w:sz w:val="19"/>
               </w:rPr>
-              <w:t>tb_pal_tv_interlaced</w:t>
+              <w:t>2026-05-22</w:t>
             </w:r>
           </w:p>
         </w:tc>
         <w:tc>
           <w:tcPr>
             <w:tcW w:type="dxa" w:w="2592"/>
+            <w:shd w:val="clear" w:color="auto" w:fill="2E74B5"/>
+          </w:tcPr>
+          <w:p>
+            <w:pPr>
+              <w:jc w:val="left"/>
+            </w:pPr>
+            <w:r>
+              <w:rPr>
+                <w:b/>
+                <w:i w:val="0"/>
+                <w:color w:val="FFFFFF"/>
+                <w:sz w:val="20"/>
+              </w:rPr>
+              <w:t>[feat] Bouncing Ball Animation (sel=5)</w:t>
+            </w:r>
+          </w:p>
+        </w:tc>
+        <w:tc>
+          <w:tcPr>
+            <w:tcW w:type="dxa" w:w="5760"/>
             <w:shd w:val="clear" w:color="auto" w:fill="DAE8FC"/>
           </w:tcPr>
           <w:p>
@@ -3736,16 +1586,34 @@
                 <w:b w:val="0"/>
                 <w:i w:val="0"/>
                 <w:color w:val="000000"/>
-                <w:sz w:val="19"/>
+                <w:sz w:val="17"/>
               </w:rPr>
-              <w:t>tb_pal_tv_interlaced_top.vhd</w:t>
+              <w:t>White rectangle bouncing inside active picture area. Elastic reflection on all 4 walls. Default size 60×50 px, speed 3h/2v px/frame.</w:t>
+              <w:br/>
+              <w:t>Files: tv/bram/pal_tv_bram_top.vhd</w:t>
             </w:r>
           </w:p>
         </w:tc>
+      </w:tr>
+    </w:tbl>
+    <w:p/>
+    <w:tbl>
+      <w:tblPr>
+        <w:tblStyle w:val="TableGrid"/>
+        <w:tblW w:type="auto" w:w="0"/>
+        <w:tblLook w:firstColumn="1" w:firstRow="1" w:lastColumn="0" w:lastRow="0" w:noHBand="0" w:noVBand="1" w:val="04A0"/>
+      </w:tblPr>
+      <w:tblGrid>
+        <w:gridCol w:w="2436"/>
+        <w:gridCol w:w="2436"/>
+        <w:gridCol w:w="2436"/>
+        <w:gridCol w:w="2436"/>
+      </w:tblGrid>
+      <w:tr>
         <w:tc>
           <w:tcPr>
-            <w:tcW w:type="dxa" w:w="1008"/>
-            <w:shd w:val="clear" w:color="auto" w:fill="DAE8FC"/>
+            <w:tcW w:type="dxa" w:w="864"/>
+            <w:shd w:val="clear" w:color="auto" w:fill="1F497D"/>
           </w:tcPr>
           <w:p>
             <w:pPr>
@@ -3755,16 +1623,56 @@
               <w:rPr>
                 <w:b/>
                 <w:i w:val="0"/>
-                <w:color w:val="378610"/>
-                <w:sz w:val="19"/>
+                <w:color w:val="FFFFFF"/>
+                <w:sz w:val="20"/>
               </w:rPr>
-              <w:t>PASS</w:t>
+              <w:t>V1.1</w:t>
             </w:r>
           </w:p>
         </w:tc>
         <w:tc>
           <w:tcPr>
-            <w:tcW w:type="dxa" w:w="4608"/>
+            <w:tcW w:type="dxa" w:w="1296"/>
+            <w:shd w:val="clear" w:color="auto" w:fill="1F497D"/>
+          </w:tcPr>
+          <w:p>
+            <w:pPr>
+              <w:jc w:val="left"/>
+            </w:pPr>
+            <w:r>
+              <w:rPr>
+                <w:b w:val="0"/>
+                <w:i w:val="0"/>
+                <w:color w:val="FFFFFF"/>
+                <w:sz w:val="19"/>
+              </w:rPr>
+              <w:t>2026-05-24</w:t>
+            </w:r>
+          </w:p>
+        </w:tc>
+        <w:tc>
+          <w:tcPr>
+            <w:tcW w:type="dxa" w:w="2592"/>
+            <w:shd w:val="clear" w:color="auto" w:fill="1F497D"/>
+          </w:tcPr>
+          <w:p>
+            <w:pPr>
+              <w:jc w:val="left"/>
+            </w:pPr>
+            <w:r>
+              <w:rPr>
+                <w:b/>
+                <w:i w:val="0"/>
+                <w:color w:val="FFFFFF"/>
+                <w:sz w:val="20"/>
+              </w:rPr>
+              <w:t>[feat] Standalone 1-bit FIFO IP (pal_fifo_bool)</w:t>
+            </w:r>
+          </w:p>
+        </w:tc>
+        <w:tc>
+          <w:tcPr>
+            <w:tcW w:type="dxa" w:w="5760"/>
             <w:shd w:val="clear" w:color="auto" w:fill="DAE8FC"/>
           </w:tcPr>
           <w:p>
@@ -3776,18 +1684,54 @@
                 <w:b w:val="0"/>
                 <w:i w:val="0"/>
                 <w:color w:val="000000"/>
-                <w:sz w:val="19"/>
+                <w:sz w:val="17"/>
               </w:rPr>
-              <w:t>PAL 625/50 timing, csync, field, active</w:t>
+              <w:t>New entity pal_fifo_bool: 1-bit Boolean FIFO, DEPTH=600,000 entries (19 BRAM36 tiles). Circular buffer with wr_ptr/rd_ptr/count. Flags: full, empty, almost_full, almost_empty. Strobes: wr_ack, rd_valid. 20-bit level output. Synchronous reset. Self-checking testbench tb_pal_fifo_bool: 7 phases (write, read, full, empty, simultaneous r/w, reset, wrap-around). ALL PASS. Not connected to BRAM display path.</w:t>
+              <w:br/>
+              <w:t>Files: tv/fifo/pal_fifo_bool.vhd, tv/fifo/tb_pal_fifo_bool.vhd</w:t>
             </w:r>
           </w:p>
         </w:tc>
       </w:tr>
+    </w:tbl>
+    <w:p/>
+    <w:tbl>
+      <w:tblPr>
+        <w:tblStyle w:val="TableGrid"/>
+        <w:tblW w:type="auto" w:w="0"/>
+        <w:tblLook w:firstColumn="1" w:firstRow="1" w:lastColumn="0" w:lastRow="0" w:noHBand="0" w:noVBand="1" w:val="04A0"/>
+      </w:tblPr>
+      <w:tblGrid>
+        <w:gridCol w:w="2436"/>
+        <w:gridCol w:w="2436"/>
+        <w:gridCol w:w="2436"/>
+        <w:gridCol w:w="2436"/>
+      </w:tblGrid>
       <w:tr>
         <w:tc>
           <w:tcPr>
-            <w:tcW w:type="dxa" w:w="2304"/>
-            <w:shd w:val="clear" w:color="auto" w:fill="FFFFFF"/>
+            <w:tcW w:type="dxa" w:w="864"/>
+            <w:shd w:val="clear" w:color="auto" w:fill="2E74B5"/>
+          </w:tcPr>
+          <w:p>
+            <w:pPr>
+              <w:jc w:val="left"/>
+            </w:pPr>
+            <w:r>
+              <w:rPr>
+                <w:b/>
+                <w:i w:val="0"/>
+                <w:color w:val="FFFFFF"/>
+                <w:sz w:val="20"/>
+              </w:rPr>
+              <w:t>V0.1</w:t>
+            </w:r>
+          </w:p>
+        </w:tc>
+        <w:tc>
+          <w:tcPr>
+            <w:tcW w:type="dxa" w:w="1296"/>
+            <w:shd w:val="clear" w:color="auto" w:fill="2E74B5"/>
           </w:tcPr>
           <w:p>
             <w:pPr>
@@ -3797,37 +1741,17 @@
               <w:rPr>
                 <w:b w:val="0"/>
                 <w:i w:val="0"/>
-                <w:color w:val="000000"/>
+                <w:color w:val="FFFFFF"/>
                 <w:sz w:val="19"/>
               </w:rPr>
-              <w:t>tb_pal_tv_crt50</w:t>
+              <w:t>2026-05-22</w:t>
             </w:r>
           </w:p>
         </w:tc>
         <w:tc>
           <w:tcPr>
             <w:tcW w:type="dxa" w:w="2592"/>
-            <w:shd w:val="clear" w:color="auto" w:fill="FFFFFF"/>
-          </w:tcPr>
-          <w:p>
-            <w:pPr>
-              <w:jc w:val="left"/>
-            </w:pPr>
-            <w:r>
-              <w:rPr>
-                <w:b w:val="0"/>
-                <w:i w:val="0"/>
-                <w:color w:val="000000"/>
-                <w:sz w:val="19"/>
-              </w:rPr>
-              <w:t>tb_pal_tv_crt50_top.vhd</w:t>
-            </w:r>
-          </w:p>
-        </w:tc>
-        <w:tc>
-          <w:tcPr>
-            <w:tcW w:type="dxa" w:w="1008"/>
-            <w:shd w:val="clear" w:color="auto" w:fill="FFFFFF"/>
+            <w:shd w:val="clear" w:color="auto" w:fill="2E74B5"/>
           </w:tcPr>
           <w:p>
             <w:pPr>
@@ -3837,38 +1761,16 @@
               <w:rPr>
                 <w:b/>
                 <w:i w:val="0"/>
-                <w:color w:val="378610"/>
-                <w:sz w:val="19"/>
+                <w:color w:val="FFFFFF"/>
+                <w:sz w:val="20"/>
               </w:rPr>
-              <w:t>PASS</w:t>
+              <w:t>[feat] Base IP Core</w:t>
             </w:r>
           </w:p>
         </w:tc>
         <w:tc>
           <w:tcPr>
-            <w:tcW w:type="dxa" w:w="4608"/>
-            <w:shd w:val="clear" w:color="auto" w:fill="FFFFFF"/>
-          </w:tcPr>
-          <w:p>
-            <w:pPr>
-              <w:jc w:val="left"/>
-            </w:pPr>
-            <w:r>
-              <w:rPr>
-                <w:b w:val="0"/>
-                <w:i w:val="0"/>
-                <w:color w:val="000000"/>
-                <w:sz w:val="19"/>
-              </w:rPr>
-              <w:t>CRT50 progressive timing</w:t>
-            </w:r>
-          </w:p>
-        </w:tc>
-      </w:tr>
-      <w:tr>
-        <w:tc>
-          <w:tcPr>
-            <w:tcW w:type="dxa" w:w="2304"/>
+            <w:tcW w:type="dxa" w:w="5760"/>
             <w:shd w:val="clear" w:color="auto" w:fill="DAE8FC"/>
           </w:tcPr>
           <w:p>
@@ -3880,69 +1782,11 @@
                 <w:b w:val="0"/>
                 <w:i w:val="0"/>
                 <w:color w:val="000000"/>
-                <w:sz w:val="19"/>
+                <w:sz w:val="17"/>
               </w:rPr>
-              <w:t>tb_video_bram_top</w:t>
-            </w:r>
-          </w:p>
-        </w:tc>
-        <w:tc>
-          <w:tcPr>
-            <w:tcW w:type="dxa" w:w="2592"/>
-            <w:shd w:val="clear" w:color="auto" w:fill="DAE8FC"/>
-          </w:tcPr>
-          <w:p>
-            <w:pPr>
-              <w:jc w:val="left"/>
-            </w:pPr>
-            <w:r>
-              <w:rPr>
-                <w:b w:val="0"/>
-                <w:i w:val="0"/>
-                <w:color w:val="000000"/>
-                <w:sz w:val="19"/>
-              </w:rPr>
-              <w:t>tb_video_bram_top.vhd</w:t>
-            </w:r>
-          </w:p>
-        </w:tc>
-        <w:tc>
-          <w:tcPr>
-            <w:tcW w:type="dxa" w:w="1008"/>
-            <w:shd w:val="clear" w:color="auto" w:fill="DAE8FC"/>
-          </w:tcPr>
-          <w:p>
-            <w:pPr>
-              <w:jc w:val="left"/>
-            </w:pPr>
-            <w:r>
-              <w:rPr>
-                <w:b/>
-                <w:i w:val="0"/>
-                <w:color w:val="378610"/>
-                <w:sz w:val="19"/>
-              </w:rPr>
-              <w:t>PASS</w:t>
-            </w:r>
-          </w:p>
-        </w:tc>
-        <w:tc>
-          <w:tcPr>
-            <w:tcW w:type="dxa" w:w="4608"/>
-            <w:shd w:val="clear" w:color="auto" w:fill="DAE8FC"/>
-          </w:tcPr>
-          <w:p>
-            <w:pPr>
-              <w:jc w:val="left"/>
-            </w:pPr>
-            <w:r>
-              <w:rPr>
-                <w:b w:val="0"/>
-                <w:i w:val="0"/>
-                <w:color w:val="000000"/>
-                <w:sz w:val="19"/>
-              </w:rPr>
-              <w:t>PAL/NTSC runtime switch, timing constants</w:t>
+              <w:t>pal_timing (H/V counters, CLK_DIV). pal_csync_il (interlaced composite sync, purely combinational). pal_sync_gen (non-interlaced sync). opt1 CRT50, opt2 interlaced, opt3 prog25. Base patterns sel 0–3. brightness/black_lvl control.</w:t>
+              <w:br/>
+              <w:t>Files: tv/pal_timing.vhd, tv/opt2_interlaced/pal_csync_il.vhd, tv/bram/pal_tv_bram_top.vhd</w:t>
             </w:r>
           </w:p>
         </w:tc>
